--- a/data/outputs/v2/Core_Mathematics/SS2.3_Rotation/Core_Mathematics_Rotation_CBE_LessonSequence.docx
+++ b/data/outputs/v2/Core_Mathematics/SS2.3_Rotation/Core_Mathematics_Rotation_CBE_LessonSequence.docx
@@ -3149,32 +3149,32 @@
         <w:tc>
           <w:tcPr>
             <w:tcW w:type="dxa" w:w="1520"/>
-            <w:shd w:fill="F2F2F2" w:color="auto" w:val="clear"/>
-            <w:tcMar>
-              <w:top w:type="dxa" w:w="60"/>
-              <w:left w:type="dxa" w:w="120"/>
-              <w:bottom w:type="dxa" w:w="60"/>
-              <w:right w:type="dxa" w:w="120"/>
-            </w:tcMar>
-            <w:vAlign w:val="top"/>
-          </w:tcPr>
-          <w:p>
-            <w:pPr>
-              <w:spacing w:after="40" w:before="0"/>
-              <w:jc w:val="left"/>
-            </w:pPr>
-            <w:r>
-              <w:rPr>
-                <w:rFonts w:ascii="Arial" w:cs="Arial" w:eastAsia="Arial" w:hAnsi="Arial"/>
-                <w:b/>
-                <w:bCs/>
-                <w:i w:val="false"/>
-                <w:iCs w:val="false"/>
-                <w:color w:val="000000"/>
-                <w:sz w:val="18"/>
-                <w:szCs w:val="18"/>
-              </w:rPr>
-              <w:t xml:space="preserve">Phase 1 — PREDICT: What will happen to the clock hand?</w:t>
+            <w:shd w:fill="EAD1F5" w:color="auto" w:val="clear"/>
+            <w:tcMar>
+              <w:top w:type="dxa" w:w="60"/>
+              <w:left w:type="dxa" w:w="120"/>
+              <w:bottom w:type="dxa" w:w="60"/>
+              <w:right w:type="dxa" w:w="120"/>
+            </w:tcMar>
+            <w:vAlign w:val="top"/>
+          </w:tcPr>
+          <w:p>
+            <w:pPr>
+              <w:spacing w:after="40" w:before="0"/>
+              <w:jc w:val="left"/>
+            </w:pPr>
+            <w:r>
+              <w:rPr>
+                <w:rFonts w:ascii="Arial" w:cs="Arial" w:eastAsia="Arial" w:hAnsi="Arial"/>
+                <w:b/>
+                <w:bCs/>
+                <w:i w:val="false"/>
+                <w:iCs w:val="false"/>
+                <w:color w:val="000000"/>
+                <w:sz w:val="18"/>
+                <w:szCs w:val="18"/>
+              </w:rPr>
+              <w:t xml:space="preserve">Predict Phase</w:t>
             </w:r>
           </w:p>
           <w:p>
@@ -3197,7 +3197,7 @@
             <w:pPr>
               <w:spacing w:after="20" w:before="0"/>
             </w:pPr>
-            <w:hyperlink w:history="1" r:id="rId2wpcma4gdhotsffv7_krp">
+            <w:hyperlink w:history="1" r:id="rIdu3bpbykvqtydclh6ugmhg">
               <w:r>
                 <w:rPr>
                   <w:rFonts w:ascii="Arial" w:cs="Arial" w:eastAsia="Arial" w:hAnsi="Arial"/>
@@ -3230,7 +3230,7 @@
               <w:spacing w:after="10" w:before="0"/>
               <w:ind w:left="120"/>
             </w:pPr>
-            <w:hyperlink w:history="1" r:id="rId3zrzun265xetz0ws27bqn">
+            <w:hyperlink w:history="1" r:id="rId5vraowm778ce_sh3ui6gu">
               <w:r>
                 <w:rPr>
                   <w:rFonts w:ascii="Arial" w:cs="Arial" w:eastAsia="Arial" w:hAnsi="Arial"/>
@@ -3275,7 +3275,7 @@
             <w:pPr>
               <w:spacing w:after="20" w:before="0"/>
             </w:pPr>
-            <w:hyperlink w:history="1" r:id="rIdlwj7gsgsncxbbfvukxoxd">
+            <w:hyperlink w:history="1" r:id="rIdzawvdz_cq-fa_kbmjw5lm">
               <w:r>
                 <w:rPr>
                   <w:rFonts w:ascii="Arial" w:cs="Arial" w:eastAsia="Arial" w:hAnsi="Arial"/>
@@ -3308,7 +3308,7 @@
               <w:spacing w:after="10" w:before="0"/>
               <w:ind w:left="120"/>
             </w:pPr>
-            <w:hyperlink w:history="1" r:id="rIdjrlpy20khg4rjsvlyl-g-">
+            <w:hyperlink w:history="1" r:id="rId5t5sn-ihpmttw1ksz0d7o">
               <w:r>
                 <w:rPr>
                   <w:rFonts w:ascii="Arial" w:cs="Arial" w:eastAsia="Arial" w:hAnsi="Arial"/>
@@ -3455,32 +3455,32 @@
         <w:tc>
           <w:tcPr>
             <w:tcW w:type="dxa" w:w="1520"/>
-            <w:shd w:fill="F2F2F2" w:color="auto" w:val="clear"/>
-            <w:tcMar>
-              <w:top w:type="dxa" w:w="60"/>
-              <w:left w:type="dxa" w:w="120"/>
-              <w:bottom w:type="dxa" w:w="60"/>
-              <w:right w:type="dxa" w:w="120"/>
-            </w:tcMar>
-            <w:vAlign w:val="top"/>
-          </w:tcPr>
-          <w:p>
-            <w:pPr>
-              <w:spacing w:after="40" w:before="0"/>
-              <w:jc w:val="left"/>
-            </w:pPr>
-            <w:r>
-              <w:rPr>
-                <w:rFonts w:ascii="Arial" w:cs="Arial" w:eastAsia="Arial" w:hAnsi="Arial"/>
-                <w:b/>
-                <w:bCs/>
-                <w:i w:val="false"/>
-                <w:iCs w:val="false"/>
-                <w:color w:val="000000"/>
-                <w:sz w:val="18"/>
-                <w:szCs w:val="18"/>
-              </w:rPr>
-              <w:t xml:space="preserve">Phase 2 — OBSERVE: The Evidence from Nairobi's Clock Tower</w:t>
+            <w:shd w:fill="D9EEF1" w:color="auto" w:val="clear"/>
+            <w:tcMar>
+              <w:top w:type="dxa" w:w="60"/>
+              <w:left w:type="dxa" w:w="120"/>
+              <w:bottom w:type="dxa" w:w="60"/>
+              <w:right w:type="dxa" w:w="120"/>
+            </w:tcMar>
+            <w:vAlign w:val="top"/>
+          </w:tcPr>
+          <w:p>
+            <w:pPr>
+              <w:spacing w:after="40" w:before="0"/>
+              <w:jc w:val="left"/>
+            </w:pPr>
+            <w:r>
+              <w:rPr>
+                <w:rFonts w:ascii="Arial" w:cs="Arial" w:eastAsia="Arial" w:hAnsi="Arial"/>
+                <w:b/>
+                <w:bCs/>
+                <w:i w:val="false"/>
+                <w:iCs w:val="false"/>
+                <w:color w:val="000000"/>
+                <w:sz w:val="18"/>
+                <w:szCs w:val="18"/>
+              </w:rPr>
+              <w:t xml:space="preserve">Observe Phase</w:t>
             </w:r>
           </w:p>
           <w:p>
@@ -3503,7 +3503,7 @@
             <w:pPr>
               <w:spacing w:after="20" w:before="0"/>
             </w:pPr>
-            <w:hyperlink w:history="1" r:id="rIdbht6lmfqiy7-i1-pzoczj">
+            <w:hyperlink w:history="1" r:id="rId6enf2wwkoubx2sr8cgrxm">
               <w:r>
                 <w:rPr>
                   <w:rFonts w:ascii="Arial" w:cs="Arial" w:eastAsia="Arial" w:hAnsi="Arial"/>
@@ -3536,7 +3536,7 @@
               <w:spacing w:after="10" w:before="0"/>
               <w:ind w:left="120"/>
             </w:pPr>
-            <w:hyperlink w:history="1" r:id="rIdgevgirceknfwvgfqfeqw_">
+            <w:hyperlink w:history="1" r:id="rIddk4goj1grzbshfpjilhmh">
               <w:r>
                 <w:rPr>
                   <w:rFonts w:ascii="Arial" w:cs="Arial" w:eastAsia="Arial" w:hAnsi="Arial"/>
@@ -3581,7 +3581,7 @@
             <w:pPr>
               <w:spacing w:after="20" w:before="0"/>
             </w:pPr>
-            <w:hyperlink w:history="1" r:id="rIdbewgtuam9dm_-it6va714">
+            <w:hyperlink w:history="1" r:id="rIduzu8bcbsik5thwy713-wp">
               <w:r>
                 <w:rPr>
                   <w:rFonts w:ascii="Arial" w:cs="Arial" w:eastAsia="Arial" w:hAnsi="Arial"/>
@@ -3614,7 +3614,7 @@
               <w:spacing w:after="10" w:before="0"/>
               <w:ind w:left="120"/>
             </w:pPr>
-            <w:hyperlink w:history="1" r:id="rIde2wlbkolf5bqujanfgfx3">
+            <w:hyperlink w:history="1" r:id="rId0rtdfqfwbi6wm8xwwluqb">
               <w:r>
                 <w:rPr>
                   <w:rFonts w:ascii="Arial" w:cs="Arial" w:eastAsia="Arial" w:hAnsi="Arial"/>
@@ -3761,32 +3761,32 @@
         <w:tc>
           <w:tcPr>
             <w:tcW w:type="dxa" w:w="1520"/>
-            <w:shd w:fill="F2F2F2" w:color="auto" w:val="clear"/>
-            <w:tcMar>
-              <w:top w:type="dxa" w:w="60"/>
-              <w:left w:type="dxa" w:w="120"/>
-              <w:bottom w:type="dxa" w:w="60"/>
-              <w:right w:type="dxa" w:w="120"/>
-            </w:tcMar>
-            <w:vAlign w:val="top"/>
-          </w:tcPr>
-          <w:p>
-            <w:pPr>
-              <w:spacing w:after="40" w:before="0"/>
-              <w:jc w:val="left"/>
-            </w:pPr>
-            <w:r>
-              <w:rPr>
-                <w:rFonts w:ascii="Arial" w:cs="Arial" w:eastAsia="Arial" w:hAnsi="Arial"/>
-                <w:b/>
-                <w:bCs/>
-                <w:i w:val="false"/>
-                <w:iCs w:val="false"/>
-                <w:color w:val="000000"/>
-                <w:sz w:val="18"/>
-                <w:szCs w:val="18"/>
-              </w:rPr>
-              <w:t xml:space="preserve">Phase 3 — EXPLAIN: Hands-On Discovery with the Improvised Clock</w:t>
+            <w:shd w:fill="E2EFDA" w:color="auto" w:val="clear"/>
+            <w:tcMar>
+              <w:top w:type="dxa" w:w="60"/>
+              <w:left w:type="dxa" w:w="120"/>
+              <w:bottom w:type="dxa" w:w="60"/>
+              <w:right w:type="dxa" w:w="120"/>
+            </w:tcMar>
+            <w:vAlign w:val="top"/>
+          </w:tcPr>
+          <w:p>
+            <w:pPr>
+              <w:spacing w:after="40" w:before="0"/>
+              <w:jc w:val="left"/>
+            </w:pPr>
+            <w:r>
+              <w:rPr>
+                <w:rFonts w:ascii="Arial" w:cs="Arial" w:eastAsia="Arial" w:hAnsi="Arial"/>
+                <w:b/>
+                <w:bCs/>
+                <w:i w:val="false"/>
+                <w:iCs w:val="false"/>
+                <w:color w:val="000000"/>
+                <w:sz w:val="18"/>
+                <w:szCs w:val="18"/>
+              </w:rPr>
+              <w:t xml:space="preserve">Explain Phase</w:t>
             </w:r>
           </w:p>
           <w:p>
@@ -3809,7 +3809,7 @@
             <w:pPr>
               <w:spacing w:after="20" w:before="0"/>
             </w:pPr>
-            <w:hyperlink w:history="1" r:id="rIdp6ntoplvlzk_b6dtdm0kn">
+            <w:hyperlink w:history="1" r:id="rIdog5lj-jud9ijwodb6isv9">
               <w:r>
                 <w:rPr>
                   <w:rFonts w:ascii="Arial" w:cs="Arial" w:eastAsia="Arial" w:hAnsi="Arial"/>
@@ -3842,7 +3842,7 @@
               <w:spacing w:after="10" w:before="0"/>
               <w:ind w:left="120"/>
             </w:pPr>
-            <w:hyperlink w:history="1" r:id="rIdvemrfvlfwdlbpj9leavss">
+            <w:hyperlink w:history="1" r:id="rId87tnnl-l-9wgb6h9tfk4m">
               <w:r>
                 <w:rPr>
                   <w:rFonts w:ascii="Arial" w:cs="Arial" w:eastAsia="Arial" w:hAnsi="Arial"/>
@@ -3887,7 +3887,7 @@
             <w:pPr>
               <w:spacing w:after="20" w:before="0"/>
             </w:pPr>
-            <w:hyperlink w:history="1" r:id="rIdzjkiph52kflcqu_gcmogf">
+            <w:hyperlink w:history="1" r:id="rIdnpzfkw1u98nppm1zmgqxv">
               <w:r>
                 <w:rPr>
                   <w:rFonts w:ascii="Arial" w:cs="Arial" w:eastAsia="Arial" w:hAnsi="Arial"/>
@@ -3920,7 +3920,7 @@
               <w:spacing w:after="10" w:before="0"/>
               <w:ind w:left="120"/>
             </w:pPr>
-            <w:hyperlink w:history="1" r:id="rIdu0zcsgmns1kk9khv_vlnz">
+            <w:hyperlink w:history="1" r:id="rId7trvo-osnbq4vefrqqz-c">
               <w:r>
                 <w:rPr>
                   <w:rFonts w:ascii="Arial" w:cs="Arial" w:eastAsia="Arial" w:hAnsi="Arial"/>
@@ -4067,32 +4067,32 @@
         <w:tc>
           <w:tcPr>
             <w:tcW w:type="dxa" w:w="1520"/>
-            <w:shd w:fill="F2F2F2" w:color="auto" w:val="clear"/>
-            <w:tcMar>
-              <w:top w:type="dxa" w:w="60"/>
-              <w:left w:type="dxa" w:w="120"/>
-              <w:bottom w:type="dxa" w:w="60"/>
-              <w:right w:type="dxa" w:w="120"/>
-            </w:tcMar>
-            <w:vAlign w:val="top"/>
-          </w:tcPr>
-          <w:p>
-            <w:pPr>
-              <w:spacing w:after="40" w:before="0"/>
-              <w:jc w:val="left"/>
-            </w:pPr>
-            <w:r>
-              <w:rPr>
-                <w:rFonts w:ascii="Arial" w:cs="Arial" w:eastAsia="Arial" w:hAnsi="Arial"/>
-                <w:b/>
-                <w:bCs/>
-                <w:i w:val="false"/>
-                <w:iCs w:val="false"/>
-                <w:color w:val="000000"/>
-                <w:sz w:val="18"/>
-                <w:szCs w:val="18"/>
-              </w:rPr>
-              <w:t xml:space="preserve">Phase 4 — DRIVING QUESTION BOARD (DQB): Tracking Our Growing Understanding</w:t>
+            <w:shd w:fill="FCE4D6" w:color="auto" w:val="clear"/>
+            <w:tcMar>
+              <w:top w:type="dxa" w:w="60"/>
+              <w:left w:type="dxa" w:w="120"/>
+              <w:bottom w:type="dxa" w:w="60"/>
+              <w:right w:type="dxa" w:w="120"/>
+            </w:tcMar>
+            <w:vAlign w:val="top"/>
+          </w:tcPr>
+          <w:p>
+            <w:pPr>
+              <w:spacing w:after="40" w:before="0"/>
+              <w:jc w:val="left"/>
+            </w:pPr>
+            <w:r>
+              <w:rPr>
+                <w:rFonts w:ascii="Arial" w:cs="Arial" w:eastAsia="Arial" w:hAnsi="Arial"/>
+                <w:b/>
+                <w:bCs/>
+                <w:i w:val="false"/>
+                <w:iCs w:val="false"/>
+                <w:color w:val="000000"/>
+                <w:sz w:val="18"/>
+                <w:szCs w:val="18"/>
+              </w:rPr>
+              <w:t xml:space="preserve">Driving Question Board (DQB) Creation</w:t>
             </w:r>
           </w:p>
           <w:p>
@@ -4115,7 +4115,7 @@
             <w:pPr>
               <w:spacing w:after="20" w:before="0"/>
             </w:pPr>
-            <w:hyperlink w:history="1" r:id="rIdd3revr92h23wxkvqkhkm2">
+            <w:hyperlink w:history="1" r:id="rIdyredj1wamjoswu1izpm1k">
               <w:r>
                 <w:rPr>
                   <w:rFonts w:ascii="Arial" w:cs="Arial" w:eastAsia="Arial" w:hAnsi="Arial"/>
@@ -4148,7 +4148,7 @@
               <w:spacing w:after="10" w:before="0"/>
               <w:ind w:left="120"/>
             </w:pPr>
-            <w:hyperlink w:history="1" r:id="rIdd_vbmtpdapjgivfcdur8d">
+            <w:hyperlink w:history="1" r:id="rId9z0jhhfydllqro7xlxvty">
               <w:r>
                 <w:rPr>
                   <w:rFonts w:ascii="Arial" w:cs="Arial" w:eastAsia="Arial" w:hAnsi="Arial"/>
@@ -4193,7 +4193,7 @@
             <w:pPr>
               <w:spacing w:after="20" w:before="0"/>
             </w:pPr>
-            <w:hyperlink w:history="1" r:id="rIdxbh989i8zoy15pwnc9vh7">
+            <w:hyperlink w:history="1" r:id="rIda1v6xmcywhhwvcgk2crz4">
               <w:r>
                 <w:rPr>
                   <w:rFonts w:ascii="Arial" w:cs="Arial" w:eastAsia="Arial" w:hAnsi="Arial"/>
@@ -4226,7 +4226,7 @@
               <w:spacing w:after="10" w:before="0"/>
               <w:ind w:left="120"/>
             </w:pPr>
-            <w:hyperlink w:history="1" r:id="rIdzs6_1cmf2qt54-pkdzrfa">
+            <w:hyperlink w:history="1" r:id="rId4fl7a9_xqqsbak12fbi4k">
               <w:r>
                 <w:rPr>
                   <w:rFonts w:ascii="Arial" w:cs="Arial" w:eastAsia="Arial" w:hAnsi="Arial"/>
@@ -4373,32 +4373,32 @@
         <w:tc>
           <w:tcPr>
             <w:tcW w:type="dxa" w:w="1520"/>
-            <w:shd w:fill="F2F2F2" w:color="auto" w:val="clear"/>
-            <w:tcMar>
-              <w:top w:type="dxa" w:w="60"/>
-              <w:left w:type="dxa" w:w="120"/>
-              <w:bottom w:type="dxa" w:w="60"/>
-              <w:right w:type="dxa" w:w="120"/>
-            </w:tcMar>
-            <w:vAlign w:val="top"/>
-          </w:tcPr>
-          <w:p>
-            <w:pPr>
-              <w:spacing w:after="40" w:before="0"/>
-              <w:jc w:val="left"/>
-            </w:pPr>
-            <w:r>
-              <w:rPr>
-                <w:rFonts w:ascii="Arial" w:cs="Arial" w:eastAsia="Arial" w:hAnsi="Arial"/>
-                <w:b/>
-                <w:bCs/>
-                <w:i w:val="false"/>
-                <w:iCs w:val="false"/>
-                <w:color w:val="000000"/>
-                <w:sz w:val="18"/>
-                <w:szCs w:val="18"/>
-              </w:rPr>
-              <w:t xml:space="preserve">Phase 5 — MODEL BUILDING: Sketching What We Now Know</w:t>
+            <w:shd w:fill="D5E8F0" w:color="auto" w:val="clear"/>
+            <w:tcMar>
+              <w:top w:type="dxa" w:w="60"/>
+              <w:left w:type="dxa" w:w="120"/>
+              <w:bottom w:type="dxa" w:w="60"/>
+              <w:right w:type="dxa" w:w="120"/>
+            </w:tcMar>
+            <w:vAlign w:val="top"/>
+          </w:tcPr>
+          <w:p>
+            <w:pPr>
+              <w:spacing w:after="40" w:before="0"/>
+              <w:jc w:val="left"/>
+            </w:pPr>
+            <w:r>
+              <w:rPr>
+                <w:rFonts w:ascii="Arial" w:cs="Arial" w:eastAsia="Arial" w:hAnsi="Arial"/>
+                <w:b/>
+                <w:bCs/>
+                <w:i w:val="false"/>
+                <w:iCs w:val="false"/>
+                <w:color w:val="000000"/>
+                <w:sz w:val="18"/>
+                <w:szCs w:val="18"/>
+              </w:rPr>
+              <w:t xml:space="preserve">Model Building Phase</w:t>
             </w:r>
           </w:p>
           <w:p>
@@ -4421,7 +4421,7 @@
             <w:pPr>
               <w:spacing w:after="20" w:before="0"/>
             </w:pPr>
-            <w:hyperlink w:history="1" r:id="rId_vjred-j9htkrs_emvuti">
+            <w:hyperlink w:history="1" r:id="rIddqvphi1shrdju0lxzroe4">
               <w:r>
                 <w:rPr>
                   <w:rFonts w:ascii="Arial" w:cs="Arial" w:eastAsia="Arial" w:hAnsi="Arial"/>
@@ -4454,7 +4454,7 @@
               <w:spacing w:after="10" w:before="0"/>
               <w:ind w:left="120"/>
             </w:pPr>
-            <w:hyperlink w:history="1" r:id="rIdimb66pxgttzdi8zaseh9b">
+            <w:hyperlink w:history="1" r:id="rId3z5ddxggfocuauyrxqkgf">
               <w:r>
                 <w:rPr>
                   <w:rFonts w:ascii="Arial" w:cs="Arial" w:eastAsia="Arial" w:hAnsi="Arial"/>
@@ -4499,7 +4499,7 @@
             <w:pPr>
               <w:spacing w:after="20" w:before="0"/>
             </w:pPr>
-            <w:hyperlink w:history="1" r:id="rIdozyyq4a8_uoka6kwwkl1a">
+            <w:hyperlink w:history="1" r:id="rIdb9p5wsz9bjkrn1r16adts">
               <w:r>
                 <w:rPr>
                   <w:rFonts w:ascii="Arial" w:cs="Arial" w:eastAsia="Arial" w:hAnsi="Arial"/>
@@ -4532,7 +4532,7 @@
               <w:spacing w:after="10" w:before="0"/>
               <w:ind w:left="120"/>
             </w:pPr>
-            <w:hyperlink w:history="1" r:id="rId25kvxswkvlavrxldfkkxz">
+            <w:hyperlink w:history="1" r:id="rIdeewxhf4y6ocyqwj23nmue">
               <w:r>
                 <w:rPr>
                   <w:rFonts w:ascii="Arial" w:cs="Arial" w:eastAsia="Arial" w:hAnsi="Arial"/>
@@ -5971,32 +5971,32 @@
         <w:tc>
           <w:tcPr>
             <w:tcW w:type="dxa" w:w="1520"/>
-            <w:shd w:fill="F2F2F2" w:color="auto" w:val="clear"/>
-            <w:tcMar>
-              <w:top w:type="dxa" w:w="60"/>
-              <w:left w:type="dxa" w:w="120"/>
-              <w:bottom w:type="dxa" w:w="60"/>
-              <w:right w:type="dxa" w:w="120"/>
-            </w:tcMar>
-            <w:vAlign w:val="top"/>
-          </w:tcPr>
-          <w:p>
-            <w:pPr>
-              <w:spacing w:after="40" w:before="0"/>
-              <w:jc w:val="left"/>
-            </w:pPr>
-            <w:r>
-              <w:rPr>
-                <w:rFonts w:ascii="Arial" w:cs="Arial" w:eastAsia="Arial" w:hAnsi="Arial"/>
-                <w:b/>
-                <w:bCs/>
-                <w:i w:val="false"/>
-                <w:iCs w:val="false"/>
-                <w:color w:val="000000"/>
-                <w:sz w:val="18"/>
-                <w:szCs w:val="18"/>
-              </w:rPr>
-              <w:t xml:space="preserve">Phase 1 — PREDICT (Activation &amp; Re-engagement with Phenomenon)</w:t>
+            <w:shd w:fill="EAD1F5" w:color="auto" w:val="clear"/>
+            <w:tcMar>
+              <w:top w:type="dxa" w:w="60"/>
+              <w:left w:type="dxa" w:w="120"/>
+              <w:bottom w:type="dxa" w:w="60"/>
+              <w:right w:type="dxa" w:w="120"/>
+            </w:tcMar>
+            <w:vAlign w:val="top"/>
+          </w:tcPr>
+          <w:p>
+            <w:pPr>
+              <w:spacing w:after="40" w:before="0"/>
+              <w:jc w:val="left"/>
+            </w:pPr>
+            <w:r>
+              <w:rPr>
+                <w:rFonts w:ascii="Arial" w:cs="Arial" w:eastAsia="Arial" w:hAnsi="Arial"/>
+                <w:b/>
+                <w:bCs/>
+                <w:i w:val="false"/>
+                <w:iCs w:val="false"/>
+                <w:color w:val="000000"/>
+                <w:sz w:val="18"/>
+                <w:szCs w:val="18"/>
+              </w:rPr>
+              <w:t xml:space="preserve">Predict Phase</w:t>
             </w:r>
           </w:p>
           <w:p>
@@ -6019,7 +6019,7 @@
             <w:pPr>
               <w:spacing w:after="20" w:before="0"/>
             </w:pPr>
-            <w:hyperlink w:history="1" r:id="rIdzjkbv2uxm9dwxip6ezp-b">
+            <w:hyperlink w:history="1" r:id="rId-gmbajo7yy7zhijqavorm">
               <w:r>
                 <w:rPr>
                   <w:rFonts w:ascii="Arial" w:cs="Arial" w:eastAsia="Arial" w:hAnsi="Arial"/>
@@ -6052,7 +6052,7 @@
               <w:spacing w:after="10" w:before="0"/>
               <w:ind w:left="120"/>
             </w:pPr>
-            <w:hyperlink w:history="1" r:id="rId8usiqyl7m4snblusedsa4">
+            <w:hyperlink w:history="1" r:id="rIda-1awrozx69uef2sxuey7">
               <w:r>
                 <w:rPr>
                   <w:rFonts w:ascii="Arial" w:cs="Arial" w:eastAsia="Arial" w:hAnsi="Arial"/>
@@ -6097,7 +6097,7 @@
             <w:pPr>
               <w:spacing w:after="20" w:before="0"/>
             </w:pPr>
-            <w:hyperlink w:history="1" r:id="rId0le4xyeeioec0v6b7j0fj">
+            <w:hyperlink w:history="1" r:id="rIdhfeibliy0aq7fb04imeeb">
               <w:r>
                 <w:rPr>
                   <w:rFonts w:ascii="Arial" w:cs="Arial" w:eastAsia="Arial" w:hAnsi="Arial"/>
@@ -6130,7 +6130,7 @@
               <w:spacing w:after="10" w:before="0"/>
               <w:ind w:left="120"/>
             </w:pPr>
-            <w:hyperlink w:history="1" r:id="rId1lg2sqi9u4iffeklarsc-">
+            <w:hyperlink w:history="1" r:id="rIdrg5c7gfx4fz1mmxcrucwd">
               <w:r>
                 <w:rPr>
                   <w:rFonts w:ascii="Arial" w:cs="Arial" w:eastAsia="Arial" w:hAnsi="Arial"/>
@@ -6277,32 +6277,32 @@
         <w:tc>
           <w:tcPr>
             <w:tcW w:type="dxa" w:w="1520"/>
-            <w:shd w:fill="F2F2F2" w:color="auto" w:val="clear"/>
-            <w:tcMar>
-              <w:top w:type="dxa" w:w="60"/>
-              <w:left w:type="dxa" w:w="120"/>
-              <w:bottom w:type="dxa" w:w="60"/>
-              <w:right w:type="dxa" w:w="120"/>
-            </w:tcMar>
-            <w:vAlign w:val="top"/>
-          </w:tcPr>
-          <w:p>
-            <w:pPr>
-              <w:spacing w:after="40" w:before="0"/>
-              <w:jc w:val="left"/>
-            </w:pPr>
-            <w:r>
-              <w:rPr>
-                <w:rFonts w:ascii="Arial" w:cs="Arial" w:eastAsia="Arial" w:hAnsi="Arial"/>
-                <w:b/>
-                <w:bCs/>
-                <w:i w:val="false"/>
-                <w:iCs w:val="false"/>
-                <w:color w:val="000000"/>
-                <w:sz w:val="18"/>
-                <w:szCs w:val="18"/>
-              </w:rPr>
-              <w:t xml:space="preserve">Phase 2 — OBSERVE &amp; EXPLORE (Hands-on Rotation Investigation)</w:t>
+            <w:shd w:fill="D9EEF1" w:color="auto" w:val="clear"/>
+            <w:tcMar>
+              <w:top w:type="dxa" w:w="60"/>
+              <w:left w:type="dxa" w:w="120"/>
+              <w:bottom w:type="dxa" w:w="60"/>
+              <w:right w:type="dxa" w:w="120"/>
+            </w:tcMar>
+            <w:vAlign w:val="top"/>
+          </w:tcPr>
+          <w:p>
+            <w:pPr>
+              <w:spacing w:after="40" w:before="0"/>
+              <w:jc w:val="left"/>
+            </w:pPr>
+            <w:r>
+              <w:rPr>
+                <w:rFonts w:ascii="Arial" w:cs="Arial" w:eastAsia="Arial" w:hAnsi="Arial"/>
+                <w:b/>
+                <w:bCs/>
+                <w:i w:val="false"/>
+                <w:iCs w:val="false"/>
+                <w:color w:val="000000"/>
+                <w:sz w:val="18"/>
+                <w:szCs w:val="18"/>
+              </w:rPr>
+              <w:t xml:space="preserve">Observe Phase</w:t>
             </w:r>
           </w:p>
           <w:p>
@@ -6325,7 +6325,7 @@
             <w:pPr>
               <w:spacing w:after="20" w:before="0"/>
             </w:pPr>
-            <w:hyperlink w:history="1" r:id="rId_k5-bbzlxqdojfz4zqf2y">
+            <w:hyperlink w:history="1" r:id="rIdveaff0nndxbwwnnlix_sm">
               <w:r>
                 <w:rPr>
                   <w:rFonts w:ascii="Arial" w:cs="Arial" w:eastAsia="Arial" w:hAnsi="Arial"/>
@@ -6358,7 +6358,7 @@
               <w:spacing w:after="10" w:before="0"/>
               <w:ind w:left="120"/>
             </w:pPr>
-            <w:hyperlink w:history="1" r:id="rIdtcrzrdl5pwywort7opqid">
+            <w:hyperlink w:history="1" r:id="rIdijr6muxuqxb4ldknkpu1u">
               <w:r>
                 <w:rPr>
                   <w:rFonts w:ascii="Arial" w:cs="Arial" w:eastAsia="Arial" w:hAnsi="Arial"/>
@@ -6403,7 +6403,7 @@
             <w:pPr>
               <w:spacing w:after="20" w:before="0"/>
             </w:pPr>
-            <w:hyperlink w:history="1" r:id="rIdz3e9efmt82_hfqy_0nsip">
+            <w:hyperlink w:history="1" r:id="rId7tj6e4opngga_5p5sx26v">
               <w:r>
                 <w:rPr>
                   <w:rFonts w:ascii="Arial" w:cs="Arial" w:eastAsia="Arial" w:hAnsi="Arial"/>
@@ -6436,7 +6436,7 @@
               <w:spacing w:after="10" w:before="0"/>
               <w:ind w:left="120"/>
             </w:pPr>
-            <w:hyperlink w:history="1" r:id="rIdwtljlv3n6vxz-2blme8bh">
+            <w:hyperlink w:history="1" r:id="rIdwwsso8uj0avb94aq2lgth">
               <w:r>
                 <w:rPr>
                   <w:rFonts w:ascii="Arial" w:cs="Arial" w:eastAsia="Arial" w:hAnsi="Arial"/>
@@ -6583,32 +6583,32 @@
         <w:tc>
           <w:tcPr>
             <w:tcW w:type="dxa" w:w="1520"/>
-            <w:shd w:fill="F2F2F2" w:color="auto" w:val="clear"/>
-            <w:tcMar>
-              <w:top w:type="dxa" w:w="60"/>
-              <w:left w:type="dxa" w:w="120"/>
-              <w:bottom w:type="dxa" w:w="60"/>
-              <w:right w:type="dxa" w:w="120"/>
-            </w:tcMar>
-            <w:vAlign w:val="top"/>
-          </w:tcPr>
-          <w:p>
-            <w:pPr>
-              <w:spacing w:after="40" w:before="0"/>
-              <w:jc w:val="left"/>
-            </w:pPr>
-            <w:r>
-              <w:rPr>
-                <w:rFonts w:ascii="Arial" w:cs="Arial" w:eastAsia="Arial" w:hAnsi="Arial"/>
-                <w:b/>
-                <w:bCs/>
-                <w:i w:val="false"/>
-                <w:iCs w:val="false"/>
-                <w:color w:val="000000"/>
-                <w:sz w:val="18"/>
-                <w:szCs w:val="18"/>
-              </w:rPr>
-              <w:t xml:space="preserve">Phase 3 — EXPLAIN (Sensemaking — Co-constructing Properties of Rotation)</w:t>
+            <w:shd w:fill="E2EFDA" w:color="auto" w:val="clear"/>
+            <w:tcMar>
+              <w:top w:type="dxa" w:w="60"/>
+              <w:left w:type="dxa" w:w="120"/>
+              <w:bottom w:type="dxa" w:w="60"/>
+              <w:right w:type="dxa" w:w="120"/>
+            </w:tcMar>
+            <w:vAlign w:val="top"/>
+          </w:tcPr>
+          <w:p>
+            <w:pPr>
+              <w:spacing w:after="40" w:before="0"/>
+              <w:jc w:val="left"/>
+            </w:pPr>
+            <w:r>
+              <w:rPr>
+                <w:rFonts w:ascii="Arial" w:cs="Arial" w:eastAsia="Arial" w:hAnsi="Arial"/>
+                <w:b/>
+                <w:bCs/>
+                <w:i w:val="false"/>
+                <w:iCs w:val="false"/>
+                <w:color w:val="000000"/>
+                <w:sz w:val="18"/>
+                <w:szCs w:val="18"/>
+              </w:rPr>
+              <w:t xml:space="preserve">Explain Phase</w:t>
             </w:r>
           </w:p>
           <w:p>
@@ -6631,7 +6631,7 @@
             <w:pPr>
               <w:spacing w:after="20" w:before="0"/>
             </w:pPr>
-            <w:hyperlink w:history="1" r:id="rId_3mfinsbnmfpfu_m6o3t7">
+            <w:hyperlink w:history="1" r:id="rId-fiv3x9ek16xqjl0dbwyh">
               <w:r>
                 <w:rPr>
                   <w:rFonts w:ascii="Arial" w:cs="Arial" w:eastAsia="Arial" w:hAnsi="Arial"/>
@@ -6664,7 +6664,7 @@
               <w:spacing w:after="10" w:before="0"/>
               <w:ind w:left="120"/>
             </w:pPr>
-            <w:hyperlink w:history="1" r:id="rIdb3hczgwgepuun3jblfj46">
+            <w:hyperlink w:history="1" r:id="rIdridnwrofjkqhw_vtjmxkl">
               <w:r>
                 <w:rPr>
                   <w:rFonts w:ascii="Arial" w:cs="Arial" w:eastAsia="Arial" w:hAnsi="Arial"/>
@@ -6709,7 +6709,7 @@
             <w:pPr>
               <w:spacing w:after="20" w:before="0"/>
             </w:pPr>
-            <w:hyperlink w:history="1" r:id="rIdv_nnepfadojmvh-5yxguf">
+            <w:hyperlink w:history="1" r:id="rIde9ukjrx8fy328r3fgz1u4">
               <w:r>
                 <w:rPr>
                   <w:rFonts w:ascii="Arial" w:cs="Arial" w:eastAsia="Arial" w:hAnsi="Arial"/>
@@ -6742,7 +6742,7 @@
               <w:spacing w:after="10" w:before="0"/>
               <w:ind w:left="120"/>
             </w:pPr>
-            <w:hyperlink w:history="1" r:id="rIdy79rczrqae5tesxt8kumb">
+            <w:hyperlink w:history="1" r:id="rId-sjjh-ssxpm-xvagentxm">
               <w:r>
                 <w:rPr>
                   <w:rFonts w:ascii="Arial" w:cs="Arial" w:eastAsia="Arial" w:hAnsi="Arial"/>
@@ -6889,32 +6889,32 @@
         <w:tc>
           <w:tcPr>
             <w:tcW w:type="dxa" w:w="1520"/>
-            <w:shd w:fill="F2F2F2" w:color="auto" w:val="clear"/>
-            <w:tcMar>
-              <w:top w:type="dxa" w:w="60"/>
-              <w:left w:type="dxa" w:w="120"/>
-              <w:bottom w:type="dxa" w:w="60"/>
-              <w:right w:type="dxa" w:w="120"/>
-            </w:tcMar>
-            <w:vAlign w:val="top"/>
-          </w:tcPr>
-          <w:p>
-            <w:pPr>
-              <w:spacing w:after="40" w:before="0"/>
-              <w:jc w:val="left"/>
-            </w:pPr>
-            <w:r>
-              <w:rPr>
-                <w:rFonts w:ascii="Arial" w:cs="Arial" w:eastAsia="Arial" w:hAnsi="Arial"/>
-                <w:b/>
-                <w:bCs/>
-                <w:i w:val="false"/>
-                <w:iCs w:val="false"/>
-                <w:color w:val="000000"/>
-                <w:sz w:val="18"/>
-                <w:szCs w:val="18"/>
-              </w:rPr>
-              <w:t xml:space="preserve">Phase 4 — DRIVING QUESTION BOARD (DQB) Update)</w:t>
+            <w:shd w:fill="FCE4D6" w:color="auto" w:val="clear"/>
+            <w:tcMar>
+              <w:top w:type="dxa" w:w="60"/>
+              <w:left w:type="dxa" w:w="120"/>
+              <w:bottom w:type="dxa" w:w="60"/>
+              <w:right w:type="dxa" w:w="120"/>
+            </w:tcMar>
+            <w:vAlign w:val="top"/>
+          </w:tcPr>
+          <w:p>
+            <w:pPr>
+              <w:spacing w:after="40" w:before="0"/>
+              <w:jc w:val="left"/>
+            </w:pPr>
+            <w:r>
+              <w:rPr>
+                <w:rFonts w:ascii="Arial" w:cs="Arial" w:eastAsia="Arial" w:hAnsi="Arial"/>
+                <w:b/>
+                <w:bCs/>
+                <w:i w:val="false"/>
+                <w:iCs w:val="false"/>
+                <w:color w:val="000000"/>
+                <w:sz w:val="18"/>
+                <w:szCs w:val="18"/>
+              </w:rPr>
+              <w:t xml:space="preserve">Driving Question Board (DQB) Creation</w:t>
             </w:r>
           </w:p>
           <w:p>
@@ -6937,7 +6937,7 @@
             <w:pPr>
               <w:spacing w:after="20" w:before="0"/>
             </w:pPr>
-            <w:hyperlink w:history="1" r:id="rId3swuwb9y1cnkb-xl7rtlx">
+            <w:hyperlink w:history="1" r:id="rIdpa1k5pf5z4d-v7-ndj3db">
               <w:r>
                 <w:rPr>
                   <w:rFonts w:ascii="Arial" w:cs="Arial" w:eastAsia="Arial" w:hAnsi="Arial"/>
@@ -6970,7 +6970,7 @@
               <w:spacing w:after="10" w:before="0"/>
               <w:ind w:left="120"/>
             </w:pPr>
-            <w:hyperlink w:history="1" r:id="rIdf4a9iprmt9mnroyfn24lr">
+            <w:hyperlink w:history="1" r:id="rIdqjzu7uqwat6p7mtad4juo">
               <w:r>
                 <w:rPr>
                   <w:rFonts w:ascii="Arial" w:cs="Arial" w:eastAsia="Arial" w:hAnsi="Arial"/>
@@ -7015,7 +7015,7 @@
             <w:pPr>
               <w:spacing w:after="20" w:before="0"/>
             </w:pPr>
-            <w:hyperlink w:history="1" r:id="rIddt8rye-_vxvgsqkdf_rpa">
+            <w:hyperlink w:history="1" r:id="rIdpbe5gnwil8r-rtbvp6-37">
               <w:r>
                 <w:rPr>
                   <w:rFonts w:ascii="Arial" w:cs="Arial" w:eastAsia="Arial" w:hAnsi="Arial"/>
@@ -7048,7 +7048,7 @@
               <w:spacing w:after="10" w:before="0"/>
               <w:ind w:left="120"/>
             </w:pPr>
-            <w:hyperlink w:history="1" r:id="rIdlxndjer-qt6focjb6eilh">
+            <w:hyperlink w:history="1" r:id="rIdeqxofnaergbf2gol-r1bq">
               <w:r>
                 <w:rPr>
                   <w:rFonts w:ascii="Arial" w:cs="Arial" w:eastAsia="Arial" w:hAnsi="Arial"/>
@@ -7195,32 +7195,32 @@
         <w:tc>
           <w:tcPr>
             <w:tcW w:type="dxa" w:w="1520"/>
-            <w:shd w:fill="F2F2F2" w:color="auto" w:val="clear"/>
-            <w:tcMar>
-              <w:top w:type="dxa" w:w="60"/>
-              <w:left w:type="dxa" w:w="120"/>
-              <w:bottom w:type="dxa" w:w="60"/>
-              <w:right w:type="dxa" w:w="120"/>
-            </w:tcMar>
-            <w:vAlign w:val="top"/>
-          </w:tcPr>
-          <w:p>
-            <w:pPr>
-              <w:spacing w:after="40" w:before="0"/>
-              <w:jc w:val="left"/>
-            </w:pPr>
-            <w:r>
-              <w:rPr>
-                <w:rFonts w:ascii="Arial" w:cs="Arial" w:eastAsia="Arial" w:hAnsi="Arial"/>
-                <w:b/>
-                <w:bCs/>
-                <w:i w:val="false"/>
-                <w:iCs w:val="false"/>
-                <w:color w:val="000000"/>
-                <w:sz w:val="18"/>
-                <w:szCs w:val="18"/>
-              </w:rPr>
-              <w:t xml:space="preserve">Phase 5 — MODEL BUILDING (Cumulative Model Revision)</w:t>
+            <w:shd w:fill="D5E8F0" w:color="auto" w:val="clear"/>
+            <w:tcMar>
+              <w:top w:type="dxa" w:w="60"/>
+              <w:left w:type="dxa" w:w="120"/>
+              <w:bottom w:type="dxa" w:w="60"/>
+              <w:right w:type="dxa" w:w="120"/>
+            </w:tcMar>
+            <w:vAlign w:val="top"/>
+          </w:tcPr>
+          <w:p>
+            <w:pPr>
+              <w:spacing w:after="40" w:before="0"/>
+              <w:jc w:val="left"/>
+            </w:pPr>
+            <w:r>
+              <w:rPr>
+                <w:rFonts w:ascii="Arial" w:cs="Arial" w:eastAsia="Arial" w:hAnsi="Arial"/>
+                <w:b/>
+                <w:bCs/>
+                <w:i w:val="false"/>
+                <w:iCs w:val="false"/>
+                <w:color w:val="000000"/>
+                <w:sz w:val="18"/>
+                <w:szCs w:val="18"/>
+              </w:rPr>
+              <w:t xml:space="preserve">Model Building Phase</w:t>
             </w:r>
           </w:p>
           <w:p>
@@ -7243,7 +7243,7 @@
             <w:pPr>
               <w:spacing w:after="20" w:before="0"/>
             </w:pPr>
-            <w:hyperlink w:history="1" r:id="rIdnbuhpgktbs1kmqsr25xxs">
+            <w:hyperlink w:history="1" r:id="rIdqfcbvktze1yqrmcbcd5hq">
               <w:r>
                 <w:rPr>
                   <w:rFonts w:ascii="Arial" w:cs="Arial" w:eastAsia="Arial" w:hAnsi="Arial"/>
@@ -7276,7 +7276,7 @@
               <w:spacing w:after="10" w:before="0"/>
               <w:ind w:left="120"/>
             </w:pPr>
-            <w:hyperlink w:history="1" r:id="rIdtk0zhqa8kpb-mxxwq3dey">
+            <w:hyperlink w:history="1" r:id="rIdrpdndhxkd70z33ibj8366">
               <w:r>
                 <w:rPr>
                   <w:rFonts w:ascii="Arial" w:cs="Arial" w:eastAsia="Arial" w:hAnsi="Arial"/>
@@ -7321,7 +7321,7 @@
             <w:pPr>
               <w:spacing w:after="20" w:before="0"/>
             </w:pPr>
-            <w:hyperlink w:history="1" r:id="rIdbq5ajtzhw6tzyuutmlui7">
+            <w:hyperlink w:history="1" r:id="rIduyshwwbtfypac9_eprvzk">
               <w:r>
                 <w:rPr>
                   <w:rFonts w:ascii="Arial" w:cs="Arial" w:eastAsia="Arial" w:hAnsi="Arial"/>
@@ -7354,7 +7354,7 @@
               <w:spacing w:after="10" w:before="0"/>
               <w:ind w:left="120"/>
             </w:pPr>
-            <w:hyperlink w:history="1" r:id="rIdwsxw3z8ev482einhyy1fw">
+            <w:hyperlink w:history="1" r:id="rIdudno7ddpuzra0ksyen5p2">
               <w:r>
                 <w:rPr>
                   <w:rFonts w:ascii="Arial" w:cs="Arial" w:eastAsia="Arial" w:hAnsi="Arial"/>
@@ -9228,7 +9228,7 @@
             <w:pPr>
               <w:spacing w:after="20" w:before="0"/>
             </w:pPr>
-            <w:hyperlink w:history="1" r:id="rIdbsqqep7k13chwle0vrh7q">
+            <w:hyperlink w:history="1" r:id="rIdz0aysp6za7dvawlirwj2i">
               <w:r>
                 <w:rPr>
                   <w:rFonts w:ascii="Arial" w:cs="Arial" w:eastAsia="Arial" w:hAnsi="Arial"/>
@@ -9261,7 +9261,7 @@
               <w:spacing w:after="10" w:before="0"/>
               <w:ind w:left="120"/>
             </w:pPr>
-            <w:hyperlink w:history="1" r:id="rId_g-h_5zqjx9k_3svos9cm">
+            <w:hyperlink w:history="1" r:id="rId-ugq9gfchaus0onbxbil9">
               <w:r>
                 <w:rPr>
                   <w:rFonts w:ascii="Arial" w:cs="Arial" w:eastAsia="Arial" w:hAnsi="Arial"/>
@@ -9306,7 +9306,7 @@
             <w:pPr>
               <w:spacing w:after="20" w:before="0"/>
             </w:pPr>
-            <w:hyperlink w:history="1" r:id="rIdp25vrnj3ttaorbfru6qyb">
+            <w:hyperlink w:history="1" r:id="rIdfveclhc5ditvy_v3g_yr0">
               <w:r>
                 <w:rPr>
                   <w:rFonts w:ascii="Arial" w:cs="Arial" w:eastAsia="Arial" w:hAnsi="Arial"/>
@@ -9339,7 +9339,7 @@
               <w:spacing w:after="10" w:before="0"/>
               <w:ind w:left="120"/>
             </w:pPr>
-            <w:hyperlink w:history="1" r:id="rIdjdxntxqw7sf9uzqryaqwt">
+            <w:hyperlink w:history="1" r:id="rIdnketkb5joj_yjnfrc6me3">
               <w:r>
                 <w:rPr>
                   <w:rFonts w:ascii="Arial" w:cs="Arial" w:eastAsia="Arial" w:hAnsi="Arial"/>
@@ -9534,7 +9534,7 @@
             <w:pPr>
               <w:spacing w:after="20" w:before="0"/>
             </w:pPr>
-            <w:hyperlink w:history="1" r:id="rIdhe0fx7iavtcivicsappap">
+            <w:hyperlink w:history="1" r:id="rIdwree245qxfgg5lekxk4wb">
               <w:r>
                 <w:rPr>
                   <w:rFonts w:ascii="Arial" w:cs="Arial" w:eastAsia="Arial" w:hAnsi="Arial"/>
@@ -9567,7 +9567,7 @@
               <w:spacing w:after="10" w:before="0"/>
               <w:ind w:left="120"/>
             </w:pPr>
-            <w:hyperlink w:history="1" r:id="rIdebsbenkesv5b4w4ne0uoz">
+            <w:hyperlink w:history="1" r:id="rIdj5qmigcjsov_veiwsspzc">
               <w:r>
                 <w:rPr>
                   <w:rFonts w:ascii="Arial" w:cs="Arial" w:eastAsia="Arial" w:hAnsi="Arial"/>
@@ -9612,7 +9612,7 @@
             <w:pPr>
               <w:spacing w:after="20" w:before="0"/>
             </w:pPr>
-            <w:hyperlink w:history="1" r:id="rIdom_kgnhl2osllbycqynka">
+            <w:hyperlink w:history="1" r:id="rIdkqcttiiq8oneb1yvdiepz">
               <w:r>
                 <w:rPr>
                   <w:rFonts w:ascii="Arial" w:cs="Arial" w:eastAsia="Arial" w:hAnsi="Arial"/>
@@ -9645,7 +9645,7 @@
               <w:spacing w:after="10" w:before="0"/>
               <w:ind w:left="120"/>
             </w:pPr>
-            <w:hyperlink w:history="1" r:id="rIdya-zjaj7yedtssm3vbdkh">
+            <w:hyperlink w:history="1" r:id="rIdbs-vvo0cifpv_rtiftvtc">
               <w:r>
                 <w:rPr>
                   <w:rFonts w:ascii="Arial" w:cs="Arial" w:eastAsia="Arial" w:hAnsi="Arial"/>
@@ -10030,7 +10030,7 @@
             <w:pPr>
               <w:spacing w:after="20" w:before="0"/>
             </w:pPr>
-            <w:hyperlink w:history="1" r:id="rIds8bo_bcrm4hloqcfgungl">
+            <w:hyperlink w:history="1" r:id="rIddutm-sf7eyukn0ejreqvn">
               <w:r>
                 <w:rPr>
                   <w:rFonts w:ascii="Arial" w:cs="Arial" w:eastAsia="Arial" w:hAnsi="Arial"/>
@@ -10063,7 +10063,7 @@
               <w:spacing w:after="10" w:before="0"/>
               <w:ind w:left="120"/>
             </w:pPr>
-            <w:hyperlink w:history="1" r:id="rIdtyfzitiq4wdcctk_woyyh">
+            <w:hyperlink w:history="1" r:id="rIdsyen3x6kyck59jpjm2dof">
               <w:r>
                 <w:rPr>
                   <w:rFonts w:ascii="Arial" w:cs="Arial" w:eastAsia="Arial" w:hAnsi="Arial"/>
@@ -10108,7 +10108,7 @@
             <w:pPr>
               <w:spacing w:after="20" w:before="0"/>
             </w:pPr>
-            <w:hyperlink w:history="1" r:id="rIdtr7ihjlduy7yf6_n1j5pm">
+            <w:hyperlink w:history="1" r:id="rId7swmnfskx7gbat9kl6lxb">
               <w:r>
                 <w:rPr>
                   <w:rFonts w:ascii="Arial" w:cs="Arial" w:eastAsia="Arial" w:hAnsi="Arial"/>
@@ -10141,7 +10141,7 @@
               <w:spacing w:after="10" w:before="0"/>
               <w:ind w:left="120"/>
             </w:pPr>
-            <w:hyperlink w:history="1" r:id="rIdstoamei6un4z9ju95j3dj">
+            <w:hyperlink w:history="1" r:id="rIdmmplq0imgkspjw0w9gcu0">
               <w:r>
                 <w:rPr>
                   <w:rFonts w:ascii="Arial" w:cs="Arial" w:eastAsia="Arial" w:hAnsi="Arial"/>
@@ -10450,7 +10450,7 @@
             <w:pPr>
               <w:spacing w:after="20" w:before="0"/>
             </w:pPr>
-            <w:hyperlink w:history="1" r:id="rIdkqwaxqjc_sqtc7koqxpbj">
+            <w:hyperlink w:history="1" r:id="rIddqmpijqi8mlnorzxbkgta">
               <w:r>
                 <w:rPr>
                   <w:rFonts w:ascii="Arial" w:cs="Arial" w:eastAsia="Arial" w:hAnsi="Arial"/>
@@ -10483,7 +10483,7 @@
               <w:spacing w:after="10" w:before="0"/>
               <w:ind w:left="120"/>
             </w:pPr>
-            <w:hyperlink w:history="1" r:id="rIdn0sp64zrlpxrpm14nqany">
+            <w:hyperlink w:history="1" r:id="rIdjlbvtdfttccxpsh5bxcgr">
               <w:r>
                 <w:rPr>
                   <w:rFonts w:ascii="Arial" w:cs="Arial" w:eastAsia="Arial" w:hAnsi="Arial"/>
@@ -10528,7 +10528,7 @@
             <w:pPr>
               <w:spacing w:after="20" w:before="0"/>
             </w:pPr>
-            <w:hyperlink w:history="1" r:id="rIdupgr8dqbbw7kmargkl15y">
+            <w:hyperlink w:history="1" r:id="rIdejb3srmh2zrkc6fe6juy1">
               <w:r>
                 <w:rPr>
                   <w:rFonts w:ascii="Arial" w:cs="Arial" w:eastAsia="Arial" w:hAnsi="Arial"/>
@@ -10561,7 +10561,7 @@
               <w:spacing w:after="10" w:before="0"/>
               <w:ind w:left="120"/>
             </w:pPr>
-            <w:hyperlink w:history="1" r:id="rId7ccqytwlz6kjwjktnerpj">
+            <w:hyperlink w:history="1" r:id="rIdi0vvk3mna4guiouqruzoe">
               <w:r>
                 <w:rPr>
                   <w:rFonts w:ascii="Arial" w:cs="Arial" w:eastAsia="Arial" w:hAnsi="Arial"/>
@@ -10832,7 +10832,7 @@
             <w:pPr>
               <w:spacing w:after="20" w:before="0"/>
             </w:pPr>
-            <w:hyperlink w:history="1" r:id="rIdvm2rirjsuz24pjxylc2sl">
+            <w:hyperlink w:history="1" r:id="rId4vs7z3wgj9n5yfmkiwrqi">
               <w:r>
                 <w:rPr>
                   <w:rFonts w:ascii="Arial" w:cs="Arial" w:eastAsia="Arial" w:hAnsi="Arial"/>
@@ -10865,7 +10865,7 @@
               <w:spacing w:after="10" w:before="0"/>
               <w:ind w:left="120"/>
             </w:pPr>
-            <w:hyperlink w:history="1" r:id="rIdsmm9y3m2p0znsexe7dkn7">
+            <w:hyperlink w:history="1" r:id="rIdmuoieoccub58ityqipn7t">
               <w:r>
                 <w:rPr>
                   <w:rFonts w:ascii="Arial" w:cs="Arial" w:eastAsia="Arial" w:hAnsi="Arial"/>
@@ -10910,7 +10910,7 @@
             <w:pPr>
               <w:spacing w:after="20" w:before="0"/>
             </w:pPr>
-            <w:hyperlink w:history="1" r:id="rIdpcyxkwdqxumbswcxixvba">
+            <w:hyperlink w:history="1" r:id="rIdae7nmxrm8kawdox3imgnj">
               <w:r>
                 <w:rPr>
                   <w:rFonts w:ascii="Arial" w:cs="Arial" w:eastAsia="Arial" w:hAnsi="Arial"/>
@@ -10943,7 +10943,7 @@
               <w:spacing w:after="10" w:before="0"/>
               <w:ind w:left="120"/>
             </w:pPr>
-            <w:hyperlink w:history="1" r:id="rId5agoj5csulfi5e1nmlusb">
+            <w:hyperlink w:history="1" r:id="rIdywr51xxnoox3nl5yawqwx">
               <w:r>
                 <w:rPr>
                   <w:rFonts w:ascii="Arial" w:cs="Arial" w:eastAsia="Arial" w:hAnsi="Arial"/>
@@ -12649,7 +12649,7 @@
             <w:pPr>
               <w:spacing w:after="20" w:before="0"/>
             </w:pPr>
-            <w:hyperlink w:history="1" r:id="rIdqcanvtley9x6frw8ps42m">
+            <w:hyperlink w:history="1" r:id="rId9exupo7jmcaybp9eizzfg">
               <w:r>
                 <w:rPr>
                   <w:rFonts w:ascii="Arial" w:cs="Arial" w:eastAsia="Arial" w:hAnsi="Arial"/>
@@ -12682,7 +12682,7 @@
               <w:spacing w:after="10" w:before="0"/>
               <w:ind w:left="120"/>
             </w:pPr>
-            <w:hyperlink w:history="1" r:id="rId84wbjksbnvkamxawe42-l">
+            <w:hyperlink w:history="1" r:id="rIdka1carubalnmphrxi3qqc">
               <w:r>
                 <w:rPr>
                   <w:rFonts w:ascii="Arial" w:cs="Arial" w:eastAsia="Arial" w:hAnsi="Arial"/>
@@ -12727,7 +12727,7 @@
             <w:pPr>
               <w:spacing w:after="20" w:before="0"/>
             </w:pPr>
-            <w:hyperlink w:history="1" r:id="rIdtgi5pfz0mc3_pfwzdi4ii">
+            <w:hyperlink w:history="1" r:id="rIde3ubiiih-didl8lo08atp">
               <w:r>
                 <w:rPr>
                   <w:rFonts w:ascii="Arial" w:cs="Arial" w:eastAsia="Arial" w:hAnsi="Arial"/>
@@ -12760,7 +12760,7 @@
               <w:spacing w:after="10" w:before="0"/>
               <w:ind w:left="120"/>
             </w:pPr>
-            <w:hyperlink w:history="1" r:id="rIdfwrj_wmxe1mmb36-mmxj5">
+            <w:hyperlink w:history="1" r:id="rId2v_ufqbcgig9mxs7de5bm">
               <w:r>
                 <w:rPr>
                   <w:rFonts w:ascii="Arial" w:cs="Arial" w:eastAsia="Arial" w:hAnsi="Arial"/>
@@ -12955,7 +12955,7 @@
             <w:pPr>
               <w:spacing w:after="20" w:before="0"/>
             </w:pPr>
-            <w:hyperlink w:history="1" r:id="rIdtp3revz8vlqynmgedfwec">
+            <w:hyperlink w:history="1" r:id="rId0gjianhjyujhxi-cfburv">
               <w:r>
                 <w:rPr>
                   <w:rFonts w:ascii="Arial" w:cs="Arial" w:eastAsia="Arial" w:hAnsi="Arial"/>
@@ -12988,7 +12988,7 @@
               <w:spacing w:after="10" w:before="0"/>
               <w:ind w:left="120"/>
             </w:pPr>
-            <w:hyperlink w:history="1" r:id="rId4qvhcejcblubtiy90zmgq">
+            <w:hyperlink w:history="1" r:id="rIde2-d0axrkisemp_jdczk8">
               <w:r>
                 <w:rPr>
                   <w:rFonts w:ascii="Arial" w:cs="Arial" w:eastAsia="Arial" w:hAnsi="Arial"/>
@@ -13033,7 +13033,7 @@
             <w:pPr>
               <w:spacing w:after="20" w:before="0"/>
             </w:pPr>
-            <w:hyperlink w:history="1" r:id="rId4wltotevhyrewno8yj1cl">
+            <w:hyperlink w:history="1" r:id="rIdoywmjcepz-3n4c6vymkz4">
               <w:r>
                 <w:rPr>
                   <w:rFonts w:ascii="Arial" w:cs="Arial" w:eastAsia="Arial" w:hAnsi="Arial"/>
@@ -13066,7 +13066,7 @@
               <w:spacing w:after="10" w:before="0"/>
               <w:ind w:left="120"/>
             </w:pPr>
-            <w:hyperlink w:history="1" r:id="rIde2l0sez9mwbl4zr8jk2r2">
+            <w:hyperlink w:history="1" r:id="rId7j2dmryeemg_hrigm7_fh">
               <w:r>
                 <w:rPr>
                   <w:rFonts w:ascii="Arial" w:cs="Arial" w:eastAsia="Arial" w:hAnsi="Arial"/>
@@ -13261,7 +13261,7 @@
             <w:pPr>
               <w:spacing w:after="20" w:before="0"/>
             </w:pPr>
-            <w:hyperlink w:history="1" r:id="rId7hg1y0fi7ib13q6lks66d">
+            <w:hyperlink w:history="1" r:id="rIdjypzpiismcmt1d1rxq7dc">
               <w:r>
                 <w:rPr>
                   <w:rFonts w:ascii="Arial" w:cs="Arial" w:eastAsia="Arial" w:hAnsi="Arial"/>
@@ -13294,7 +13294,7 @@
               <w:spacing w:after="10" w:before="0"/>
               <w:ind w:left="120"/>
             </w:pPr>
-            <w:hyperlink w:history="1" r:id="rIdfry0ona11oan-58oubnnr">
+            <w:hyperlink w:history="1" r:id="rIdl9lqagn-rcg2ujjz5iyrk">
               <w:r>
                 <w:rPr>
                   <w:rFonts w:ascii="Arial" w:cs="Arial" w:eastAsia="Arial" w:hAnsi="Arial"/>
@@ -13339,7 +13339,7 @@
             <w:pPr>
               <w:spacing w:after="20" w:before="0"/>
             </w:pPr>
-            <w:hyperlink w:history="1" r:id="rIdn_kjxv53q_4siihlfepcg">
+            <w:hyperlink w:history="1" r:id="rIdgmz52wcmrnicwlbn1fzat">
               <w:r>
                 <w:rPr>
                   <w:rFonts w:ascii="Arial" w:cs="Arial" w:eastAsia="Arial" w:hAnsi="Arial"/>
@@ -13372,7 +13372,7 @@
               <w:spacing w:after="10" w:before="0"/>
               <w:ind w:left="120"/>
             </w:pPr>
-            <w:hyperlink w:history="1" r:id="rId7aeeoby-ofuepxyl3kkmx">
+            <w:hyperlink w:history="1" r:id="rId2wnl4yci6mzapzr3kvpub">
               <w:r>
                 <w:rPr>
                   <w:rFonts w:ascii="Arial" w:cs="Arial" w:eastAsia="Arial" w:hAnsi="Arial"/>
@@ -13567,7 +13567,7 @@
             <w:pPr>
               <w:spacing w:after="20" w:before="0"/>
             </w:pPr>
-            <w:hyperlink w:history="1" r:id="rIdusg-l_vnf4xxqxjbwyv4e">
+            <w:hyperlink w:history="1" r:id="rIdgszd_b1kefkxa7fmivgmq">
               <w:r>
                 <w:rPr>
                   <w:rFonts w:ascii="Arial" w:cs="Arial" w:eastAsia="Arial" w:hAnsi="Arial"/>
@@ -13600,7 +13600,7 @@
               <w:spacing w:after="10" w:before="0"/>
               <w:ind w:left="120"/>
             </w:pPr>
-            <w:hyperlink w:history="1" r:id="rIdk-b38lihsak4uruwgeu9p">
+            <w:hyperlink w:history="1" r:id="rId9icwbtx0dyqmhfgah1i6a">
               <w:r>
                 <w:rPr>
                   <w:rFonts w:ascii="Arial" w:cs="Arial" w:eastAsia="Arial" w:hAnsi="Arial"/>
@@ -13645,7 +13645,7 @@
             <w:pPr>
               <w:spacing w:after="20" w:before="0"/>
             </w:pPr>
-            <w:hyperlink w:history="1" r:id="rIdnrlsg7jceoij1jabx3xt0">
+            <w:hyperlink w:history="1" r:id="rId6cbcumfihnmz-_2damptw">
               <w:r>
                 <w:rPr>
                   <w:rFonts w:ascii="Arial" w:cs="Arial" w:eastAsia="Arial" w:hAnsi="Arial"/>
@@ -13678,7 +13678,7 @@
               <w:spacing w:after="10" w:before="0"/>
               <w:ind w:left="120"/>
             </w:pPr>
-            <w:hyperlink w:history="1" r:id="rIdewgfqafx3pas5-h0k2z0z">
+            <w:hyperlink w:history="1" r:id="rIdsvzbgapwgidnfzixyijyp">
               <w:r>
                 <w:rPr>
                   <w:rFonts w:ascii="Arial" w:cs="Arial" w:eastAsia="Arial" w:hAnsi="Arial"/>
@@ -13873,7 +13873,7 @@
             <w:pPr>
               <w:spacing w:after="20" w:before="0"/>
             </w:pPr>
-            <w:hyperlink w:history="1" r:id="rIdo1jtfpbxmxbiawvonvsmp">
+            <w:hyperlink w:history="1" r:id="rIdpbyiuhl2qqtjusqx7nphz">
               <w:r>
                 <w:rPr>
                   <w:rFonts w:ascii="Arial" w:cs="Arial" w:eastAsia="Arial" w:hAnsi="Arial"/>
@@ -13906,7 +13906,7 @@
               <w:spacing w:after="10" w:before="0"/>
               <w:ind w:left="120"/>
             </w:pPr>
-            <w:hyperlink w:history="1" r:id="rIdqhjequeilx_xhyrzrk0kp">
+            <w:hyperlink w:history="1" r:id="rIdzlb71c1rdt_k5947l6k3p">
               <w:r>
                 <w:rPr>
                   <w:rFonts w:ascii="Arial" w:cs="Arial" w:eastAsia="Arial" w:hAnsi="Arial"/>
@@ -13951,7 +13951,7 @@
             <w:pPr>
               <w:spacing w:after="20" w:before="0"/>
             </w:pPr>
-            <w:hyperlink w:history="1" r:id="rIdzoqswimj9sffriyjqo-n3">
+            <w:hyperlink w:history="1" r:id="rIdqld2rvumrx35w8brehlmi">
               <w:r>
                 <w:rPr>
                   <w:rFonts w:ascii="Arial" w:cs="Arial" w:eastAsia="Arial" w:hAnsi="Arial"/>
@@ -13984,7 +13984,7 @@
               <w:spacing w:after="10" w:before="0"/>
               <w:ind w:left="120"/>
             </w:pPr>
-            <w:hyperlink w:history="1" r:id="rIdjamdda_6wgddxlqaqf80b">
+            <w:hyperlink w:history="1" r:id="rId4a_l2bo524t07m_hxy4iq">
               <w:r>
                 <w:rPr>
                   <w:rFonts w:ascii="Arial" w:cs="Arial" w:eastAsia="Arial" w:hAnsi="Arial"/>
@@ -15423,32 +15423,32 @@
         <w:tc>
           <w:tcPr>
             <w:tcW w:type="dxa" w:w="1520"/>
-            <w:shd w:fill="F2F2F2" w:color="auto" w:val="clear"/>
-            <w:tcMar>
-              <w:top w:type="dxa" w:w="60"/>
-              <w:left w:type="dxa" w:w="120"/>
-              <w:bottom w:type="dxa" w:w="60"/>
-              <w:right w:type="dxa" w:w="120"/>
-            </w:tcMar>
-            <w:vAlign w:val="top"/>
-          </w:tcPr>
-          <w:p>
-            <w:pPr>
-              <w:spacing w:after="40" w:before="0"/>
-              <w:jc w:val="left"/>
-            </w:pPr>
-            <w:r>
-              <w:rPr>
-                <w:rFonts w:ascii="Arial" w:cs="Arial" w:eastAsia="Arial" w:hAnsi="Arial"/>
-                <w:b/>
-                <w:bCs/>
-                <w:i w:val="false"/>
-                <w:iCs w:val="false"/>
-                <w:color w:val="000000"/>
-                <w:sz w:val="18"/>
-                <w:szCs w:val="18"/>
-              </w:rPr>
-              <w:t xml:space="preserve">Phase 1 — PREDICT (10 minutes)</w:t>
+            <w:shd w:fill="EAD1F5" w:color="auto" w:val="clear"/>
+            <w:tcMar>
+              <w:top w:type="dxa" w:w="60"/>
+              <w:left w:type="dxa" w:w="120"/>
+              <w:bottom w:type="dxa" w:w="60"/>
+              <w:right w:type="dxa" w:w="120"/>
+            </w:tcMar>
+            <w:vAlign w:val="top"/>
+          </w:tcPr>
+          <w:p>
+            <w:pPr>
+              <w:spacing w:after="40" w:before="0"/>
+              <w:jc w:val="left"/>
+            </w:pPr>
+            <w:r>
+              <w:rPr>
+                <w:rFonts w:ascii="Arial" w:cs="Arial" w:eastAsia="Arial" w:hAnsi="Arial"/>
+                <w:b/>
+                <w:bCs/>
+                <w:i w:val="false"/>
+                <w:iCs w:val="false"/>
+                <w:color w:val="000000"/>
+                <w:sz w:val="18"/>
+                <w:szCs w:val="18"/>
+              </w:rPr>
+              <w:t xml:space="preserve">Predict Phase</w:t>
             </w:r>
           </w:p>
           <w:p>
@@ -15471,7 +15471,7 @@
             <w:pPr>
               <w:spacing w:after="20" w:before="0"/>
             </w:pPr>
-            <w:hyperlink w:history="1" r:id="rIda_nlxmma_v0vxxjffxwgy">
+            <w:hyperlink w:history="1" r:id="rId2fmlah9gkh26czemidll7">
               <w:r>
                 <w:rPr>
                   <w:rFonts w:ascii="Arial" w:cs="Arial" w:eastAsia="Arial" w:hAnsi="Arial"/>
@@ -15504,7 +15504,7 @@
               <w:spacing w:after="10" w:before="0"/>
               <w:ind w:left="120"/>
             </w:pPr>
-            <w:hyperlink w:history="1" r:id="rIdeklkiloaphrbsn45oafvz">
+            <w:hyperlink w:history="1" r:id="rId9vt-e6blwwjnx94u-l8jd">
               <w:r>
                 <w:rPr>
                   <w:rFonts w:ascii="Arial" w:cs="Arial" w:eastAsia="Arial" w:hAnsi="Arial"/>
@@ -15549,7 +15549,7 @@
             <w:pPr>
               <w:spacing w:after="20" w:before="0"/>
             </w:pPr>
-            <w:hyperlink w:history="1" r:id="rIdruzrqmsvtqhceajxrlzvt">
+            <w:hyperlink w:history="1" r:id="rIdlefez483qpu8lqbopv5kz">
               <w:r>
                 <w:rPr>
                   <w:rFonts w:ascii="Arial" w:cs="Arial" w:eastAsia="Arial" w:hAnsi="Arial"/>
@@ -15582,7 +15582,7 @@
               <w:spacing w:after="10" w:before="0"/>
               <w:ind w:left="120"/>
             </w:pPr>
-            <w:hyperlink w:history="1" r:id="rId2w9-iiunghloi-uu6gzdh">
+            <w:hyperlink w:history="1" r:id="rIdwp-grfud3lih_qa14ckfu">
               <w:r>
                 <w:rPr>
                   <w:rFonts w:ascii="Arial" w:cs="Arial" w:eastAsia="Arial" w:hAnsi="Arial"/>
@@ -15729,32 +15729,32 @@
         <w:tc>
           <w:tcPr>
             <w:tcW w:type="dxa" w:w="1520"/>
-            <w:shd w:fill="F2F2F2" w:color="auto" w:val="clear"/>
-            <w:tcMar>
-              <w:top w:type="dxa" w:w="60"/>
-              <w:left w:type="dxa" w:w="120"/>
-              <w:bottom w:type="dxa" w:w="60"/>
-              <w:right w:type="dxa" w:w="120"/>
-            </w:tcMar>
-            <w:vAlign w:val="top"/>
-          </w:tcPr>
-          <w:p>
-            <w:pPr>
-              <w:spacing w:after="40" w:before="0"/>
-              <w:jc w:val="left"/>
-            </w:pPr>
-            <w:r>
-              <w:rPr>
-                <w:rFonts w:ascii="Arial" w:cs="Arial" w:eastAsia="Arial" w:hAnsi="Arial"/>
-                <w:b/>
-                <w:bCs/>
-                <w:i w:val="false"/>
-                <w:iCs w:val="false"/>
-                <w:color w:val="000000"/>
-                <w:sz w:val="18"/>
-                <w:szCs w:val="18"/>
-              </w:rPr>
-              <w:t xml:space="preserve">Phase 2 — OBSERVE / INVESTIGATE (28 minutes)</w:t>
+            <w:shd w:fill="D9EEF1" w:color="auto" w:val="clear"/>
+            <w:tcMar>
+              <w:top w:type="dxa" w:w="60"/>
+              <w:left w:type="dxa" w:w="120"/>
+              <w:bottom w:type="dxa" w:w="60"/>
+              <w:right w:type="dxa" w:w="120"/>
+            </w:tcMar>
+            <w:vAlign w:val="top"/>
+          </w:tcPr>
+          <w:p>
+            <w:pPr>
+              <w:spacing w:after="40" w:before="0"/>
+              <w:jc w:val="left"/>
+            </w:pPr>
+            <w:r>
+              <w:rPr>
+                <w:rFonts w:ascii="Arial" w:cs="Arial" w:eastAsia="Arial" w:hAnsi="Arial"/>
+                <w:b/>
+                <w:bCs/>
+                <w:i w:val="false"/>
+                <w:iCs w:val="false"/>
+                <w:color w:val="000000"/>
+                <w:sz w:val="18"/>
+                <w:szCs w:val="18"/>
+              </w:rPr>
+              <w:t xml:space="preserve">Observe Phase</w:t>
             </w:r>
           </w:p>
           <w:p>
@@ -15777,7 +15777,7 @@
             <w:pPr>
               <w:spacing w:after="20" w:before="0"/>
             </w:pPr>
-            <w:hyperlink w:history="1" r:id="rIdss4iedrzubjwljdfnrd54">
+            <w:hyperlink w:history="1" r:id="rIdjdmne1u00wm_gpt_96jxo">
               <w:r>
                 <w:rPr>
                   <w:rFonts w:ascii="Arial" w:cs="Arial" w:eastAsia="Arial" w:hAnsi="Arial"/>
@@ -15810,7 +15810,7 @@
               <w:spacing w:after="10" w:before="0"/>
               <w:ind w:left="120"/>
             </w:pPr>
-            <w:hyperlink w:history="1" r:id="rIdirk42nerkh1rttgo7ayje">
+            <w:hyperlink w:history="1" r:id="rIdqc9u37uemhugwmw6hffps">
               <w:r>
                 <w:rPr>
                   <w:rFonts w:ascii="Arial" w:cs="Arial" w:eastAsia="Arial" w:hAnsi="Arial"/>
@@ -15855,7 +15855,7 @@
             <w:pPr>
               <w:spacing w:after="20" w:before="0"/>
             </w:pPr>
-            <w:hyperlink w:history="1" r:id="rId1knl68fpv3skca939wahr">
+            <w:hyperlink w:history="1" r:id="rIdldscge97hnebxfumkkvs4">
               <w:r>
                 <w:rPr>
                   <w:rFonts w:ascii="Arial" w:cs="Arial" w:eastAsia="Arial" w:hAnsi="Arial"/>
@@ -15888,7 +15888,7 @@
               <w:spacing w:after="10" w:before="0"/>
               <w:ind w:left="120"/>
             </w:pPr>
-            <w:hyperlink w:history="1" r:id="rIdsnhjtqzcibnori7elim3w">
+            <w:hyperlink w:history="1" r:id="rIdy1ipeywrluvvwshsduo4j">
               <w:r>
                 <w:rPr>
                   <w:rFonts w:ascii="Arial" w:cs="Arial" w:eastAsia="Arial" w:hAnsi="Arial"/>
@@ -16035,32 +16035,32 @@
         <w:tc>
           <w:tcPr>
             <w:tcW w:type="dxa" w:w="1520"/>
-            <w:shd w:fill="F2F2F2" w:color="auto" w:val="clear"/>
-            <w:tcMar>
-              <w:top w:type="dxa" w:w="60"/>
-              <w:left w:type="dxa" w:w="120"/>
-              <w:bottom w:type="dxa" w:w="60"/>
-              <w:right w:type="dxa" w:w="120"/>
-            </w:tcMar>
-            <w:vAlign w:val="top"/>
-          </w:tcPr>
-          <w:p>
-            <w:pPr>
-              <w:spacing w:after="40" w:before="0"/>
-              <w:jc w:val="left"/>
-            </w:pPr>
-            <w:r>
-              <w:rPr>
-                <w:rFonts w:ascii="Arial" w:cs="Arial" w:eastAsia="Arial" w:hAnsi="Arial"/>
-                <w:b/>
-                <w:bCs/>
-                <w:i w:val="false"/>
-                <w:iCs w:val="false"/>
-                <w:color w:val="000000"/>
-                <w:sz w:val="18"/>
-                <w:szCs w:val="18"/>
-              </w:rPr>
-              <w:t xml:space="preserve">Phase 3 — EXPLAIN (20 minutes)</w:t>
+            <w:shd w:fill="E2EFDA" w:color="auto" w:val="clear"/>
+            <w:tcMar>
+              <w:top w:type="dxa" w:w="60"/>
+              <w:left w:type="dxa" w:w="120"/>
+              <w:bottom w:type="dxa" w:w="60"/>
+              <w:right w:type="dxa" w:w="120"/>
+            </w:tcMar>
+            <w:vAlign w:val="top"/>
+          </w:tcPr>
+          <w:p>
+            <w:pPr>
+              <w:spacing w:after="40" w:before="0"/>
+              <w:jc w:val="left"/>
+            </w:pPr>
+            <w:r>
+              <w:rPr>
+                <w:rFonts w:ascii="Arial" w:cs="Arial" w:eastAsia="Arial" w:hAnsi="Arial"/>
+                <w:b/>
+                <w:bCs/>
+                <w:i w:val="false"/>
+                <w:iCs w:val="false"/>
+                <w:color w:val="000000"/>
+                <w:sz w:val="18"/>
+                <w:szCs w:val="18"/>
+              </w:rPr>
+              <w:t xml:space="preserve">Explain Phase</w:t>
             </w:r>
           </w:p>
           <w:p>
@@ -16083,7 +16083,7 @@
             <w:pPr>
               <w:spacing w:after="20" w:before="0"/>
             </w:pPr>
-            <w:hyperlink w:history="1" r:id="rId6l1jkavxuas4nqgibvsht">
+            <w:hyperlink w:history="1" r:id="rIdmi7adtufr5criiqheh1mp">
               <w:r>
                 <w:rPr>
                   <w:rFonts w:ascii="Arial" w:cs="Arial" w:eastAsia="Arial" w:hAnsi="Arial"/>
@@ -16116,7 +16116,7 @@
               <w:spacing w:after="10" w:before="0"/>
               <w:ind w:left="120"/>
             </w:pPr>
-            <w:hyperlink w:history="1" r:id="rId1fr8tmojvut1bamazeqbi">
+            <w:hyperlink w:history="1" r:id="rIdaqlkfmjinnveikrykmi2t">
               <w:r>
                 <w:rPr>
                   <w:rFonts w:ascii="Arial" w:cs="Arial" w:eastAsia="Arial" w:hAnsi="Arial"/>
@@ -16161,7 +16161,7 @@
             <w:pPr>
               <w:spacing w:after="20" w:before="0"/>
             </w:pPr>
-            <w:hyperlink w:history="1" r:id="rIdaq63zl-q-kiqin5c_orfr">
+            <w:hyperlink w:history="1" r:id="rIdpkgvlxza0by_a3kkhhh6m">
               <w:r>
                 <w:rPr>
                   <w:rFonts w:ascii="Arial" w:cs="Arial" w:eastAsia="Arial" w:hAnsi="Arial"/>
@@ -16194,7 +16194,7 @@
               <w:spacing w:after="10" w:before="0"/>
               <w:ind w:left="120"/>
             </w:pPr>
-            <w:hyperlink w:history="1" r:id="rIdwtorv8ouazhao8egglnsw">
+            <w:hyperlink w:history="1" r:id="rIdu_kolafs6i8lchgmcv1vr">
               <w:r>
                 <w:rPr>
                   <w:rFonts w:ascii="Arial" w:cs="Arial" w:eastAsia="Arial" w:hAnsi="Arial"/>
@@ -16341,32 +16341,32 @@
         <w:tc>
           <w:tcPr>
             <w:tcW w:type="dxa" w:w="1520"/>
-            <w:shd w:fill="F2F2F2" w:color="auto" w:val="clear"/>
-            <w:tcMar>
-              <w:top w:type="dxa" w:w="60"/>
-              <w:left w:type="dxa" w:w="120"/>
-              <w:bottom w:type="dxa" w:w="60"/>
-              <w:right w:type="dxa" w:w="120"/>
-            </w:tcMar>
-            <w:vAlign w:val="top"/>
-          </w:tcPr>
-          <w:p>
-            <w:pPr>
-              <w:spacing w:after="40" w:before="0"/>
-              <w:jc w:val="left"/>
-            </w:pPr>
-            <w:r>
-              <w:rPr>
-                <w:rFonts w:ascii="Arial" w:cs="Arial" w:eastAsia="Arial" w:hAnsi="Arial"/>
-                <w:b/>
-                <w:bCs/>
-                <w:i w:val="false"/>
-                <w:iCs w:val="false"/>
-                <w:color w:val="000000"/>
-                <w:sz w:val="18"/>
-                <w:szCs w:val="18"/>
-              </w:rPr>
-              <w:t xml:space="preserve">Phase 4 — DRIVING QUESTION BOARD UPDATE (10 minutes)</w:t>
+            <w:shd w:fill="FCE4D6" w:color="auto" w:val="clear"/>
+            <w:tcMar>
+              <w:top w:type="dxa" w:w="60"/>
+              <w:left w:type="dxa" w:w="120"/>
+              <w:bottom w:type="dxa" w:w="60"/>
+              <w:right w:type="dxa" w:w="120"/>
+            </w:tcMar>
+            <w:vAlign w:val="top"/>
+          </w:tcPr>
+          <w:p>
+            <w:pPr>
+              <w:spacing w:after="40" w:before="0"/>
+              <w:jc w:val="left"/>
+            </w:pPr>
+            <w:r>
+              <w:rPr>
+                <w:rFonts w:ascii="Arial" w:cs="Arial" w:eastAsia="Arial" w:hAnsi="Arial"/>
+                <w:b/>
+                <w:bCs/>
+                <w:i w:val="false"/>
+                <w:iCs w:val="false"/>
+                <w:color w:val="000000"/>
+                <w:sz w:val="18"/>
+                <w:szCs w:val="18"/>
+              </w:rPr>
+              <w:t xml:space="preserve">Driving Question Board (DQB) Creation</w:t>
             </w:r>
           </w:p>
           <w:p>
@@ -16389,7 +16389,7 @@
             <w:pPr>
               <w:spacing w:after="20" w:before="0"/>
             </w:pPr>
-            <w:hyperlink w:history="1" r:id="rIdsqfot5ny-ps_ldq7vwskq">
+            <w:hyperlink w:history="1" r:id="rId05o49t3fv4tcoblowxnrs">
               <w:r>
                 <w:rPr>
                   <w:rFonts w:ascii="Arial" w:cs="Arial" w:eastAsia="Arial" w:hAnsi="Arial"/>
@@ -16422,7 +16422,7 @@
               <w:spacing w:after="10" w:before="0"/>
               <w:ind w:left="120"/>
             </w:pPr>
-            <w:hyperlink w:history="1" r:id="rIdjo9iykcqqbogtu5ktnfut">
+            <w:hyperlink w:history="1" r:id="rId3mr1czvuofumfpo3jrrxi">
               <w:r>
                 <w:rPr>
                   <w:rFonts w:ascii="Arial" w:cs="Arial" w:eastAsia="Arial" w:hAnsi="Arial"/>
@@ -16467,7 +16467,7 @@
             <w:pPr>
               <w:spacing w:after="20" w:before="0"/>
             </w:pPr>
-            <w:hyperlink w:history="1" r:id="rIds6txfjsdkhy2gslrhn4ml">
+            <w:hyperlink w:history="1" r:id="rIdmxljjip1upoql01fo31hp">
               <w:r>
                 <w:rPr>
                   <w:rFonts w:ascii="Arial" w:cs="Arial" w:eastAsia="Arial" w:hAnsi="Arial"/>
@@ -16500,7 +16500,7 @@
               <w:spacing w:after="10" w:before="0"/>
               <w:ind w:left="120"/>
             </w:pPr>
-            <w:hyperlink w:history="1" r:id="rId0hfsx9p88kyvgzp9i7l-v">
+            <w:hyperlink w:history="1" r:id="rIdnaaojh87v8kazopjylgdl">
               <w:r>
                 <w:rPr>
                   <w:rFonts w:ascii="Arial" w:cs="Arial" w:eastAsia="Arial" w:hAnsi="Arial"/>
@@ -16647,32 +16647,32 @@
         <w:tc>
           <w:tcPr>
             <w:tcW w:type="dxa" w:w="1520"/>
-            <w:shd w:fill="F2F2F2" w:color="auto" w:val="clear"/>
-            <w:tcMar>
-              <w:top w:type="dxa" w:w="60"/>
-              <w:left w:type="dxa" w:w="120"/>
-              <w:bottom w:type="dxa" w:w="60"/>
-              <w:right w:type="dxa" w:w="120"/>
-            </w:tcMar>
-            <w:vAlign w:val="top"/>
-          </w:tcPr>
-          <w:p>
-            <w:pPr>
-              <w:spacing w:after="40" w:before="0"/>
-              <w:jc w:val="left"/>
-            </w:pPr>
-            <w:r>
-              <w:rPr>
-                <w:rFonts w:ascii="Arial" w:cs="Arial" w:eastAsia="Arial" w:hAnsi="Arial"/>
-                <w:b/>
-                <w:bCs/>
-                <w:i w:val="false"/>
-                <w:iCs w:val="false"/>
-                <w:color w:val="000000"/>
-                <w:sz w:val="18"/>
-                <w:szCs w:val="18"/>
-              </w:rPr>
-              <w:t xml:space="preserve">Phase 5 — MODEL BUILDING (12 minutes)</w:t>
+            <w:shd w:fill="D5E8F0" w:color="auto" w:val="clear"/>
+            <w:tcMar>
+              <w:top w:type="dxa" w:w="60"/>
+              <w:left w:type="dxa" w:w="120"/>
+              <w:bottom w:type="dxa" w:w="60"/>
+              <w:right w:type="dxa" w:w="120"/>
+            </w:tcMar>
+            <w:vAlign w:val="top"/>
+          </w:tcPr>
+          <w:p>
+            <w:pPr>
+              <w:spacing w:after="40" w:before="0"/>
+              <w:jc w:val="left"/>
+            </w:pPr>
+            <w:r>
+              <w:rPr>
+                <w:rFonts w:ascii="Arial" w:cs="Arial" w:eastAsia="Arial" w:hAnsi="Arial"/>
+                <w:b/>
+                <w:bCs/>
+                <w:i w:val="false"/>
+                <w:iCs w:val="false"/>
+                <w:color w:val="000000"/>
+                <w:sz w:val="18"/>
+                <w:szCs w:val="18"/>
+              </w:rPr>
+              <w:t xml:space="preserve">Model Building Phase</w:t>
             </w:r>
           </w:p>
           <w:p>
@@ -16695,7 +16695,7 @@
             <w:pPr>
               <w:spacing w:after="20" w:before="0"/>
             </w:pPr>
-            <w:hyperlink w:history="1" r:id="rId0le4mypoj2nyqfixbcgyp">
+            <w:hyperlink w:history="1" r:id="rIdosafu-yl8x4r6apudy4cs">
               <w:r>
                 <w:rPr>
                   <w:rFonts w:ascii="Arial" w:cs="Arial" w:eastAsia="Arial" w:hAnsi="Arial"/>
@@ -16728,7 +16728,7 @@
               <w:spacing w:after="10" w:before="0"/>
               <w:ind w:left="120"/>
             </w:pPr>
-            <w:hyperlink w:history="1" r:id="rIdu9lxvzxxcr6o_vnjoczfz">
+            <w:hyperlink w:history="1" r:id="rIdjqdovfinmzgnpkxeeowno">
               <w:r>
                 <w:rPr>
                   <w:rFonts w:ascii="Arial" w:cs="Arial" w:eastAsia="Arial" w:hAnsi="Arial"/>
@@ -16773,7 +16773,7 @@
             <w:pPr>
               <w:spacing w:after="20" w:before="0"/>
             </w:pPr>
-            <w:hyperlink w:history="1" r:id="rIdonh2xk6jhrxglpw-nijep">
+            <w:hyperlink w:history="1" r:id="rIdldenyx7qj86sfo_qs-bwv">
               <w:r>
                 <w:rPr>
                   <w:rFonts w:ascii="Arial" w:cs="Arial" w:eastAsia="Arial" w:hAnsi="Arial"/>
@@ -16806,7 +16806,7 @@
               <w:spacing w:after="10" w:before="0"/>
               <w:ind w:left="120"/>
             </w:pPr>
-            <w:hyperlink w:history="1" r:id="rIdmse8rwsj1g25mlnbticyc">
+            <w:hyperlink w:history="1" r:id="rIdais-hgmitiiwah3at4e1p">
               <w:r>
                 <w:rPr>
                   <w:rFonts w:ascii="Arial" w:cs="Arial" w:eastAsia="Arial" w:hAnsi="Arial"/>
@@ -18245,32 +18245,32 @@
         <w:tc>
           <w:tcPr>
             <w:tcW w:type="dxa" w:w="1520"/>
-            <w:shd w:fill="F2F2F2" w:color="auto" w:val="clear"/>
-            <w:tcMar>
-              <w:top w:type="dxa" w:w="60"/>
-              <w:left w:type="dxa" w:w="120"/>
-              <w:bottom w:type="dxa" w:w="60"/>
-              <w:right w:type="dxa" w:w="120"/>
-            </w:tcMar>
-            <w:vAlign w:val="top"/>
-          </w:tcPr>
-          <w:p>
-            <w:pPr>
-              <w:spacing w:after="40" w:before="0"/>
-              <w:jc w:val="left"/>
-            </w:pPr>
-            <w:r>
-              <w:rPr>
-                <w:rFonts w:ascii="Arial" w:cs="Arial" w:eastAsia="Arial" w:hAnsi="Arial"/>
-                <w:b/>
-                <w:bCs/>
-                <w:i w:val="false"/>
-                <w:iCs w:val="false"/>
-                <w:color w:val="000000"/>
-                <w:sz w:val="18"/>
-                <w:szCs w:val="18"/>
-              </w:rPr>
-              <w:t xml:space="preserve">Phase 1 — PREDICT (10 minutes)</w:t>
+            <w:shd w:fill="EAD1F5" w:color="auto" w:val="clear"/>
+            <w:tcMar>
+              <w:top w:type="dxa" w:w="60"/>
+              <w:left w:type="dxa" w:w="120"/>
+              <w:bottom w:type="dxa" w:w="60"/>
+              <w:right w:type="dxa" w:w="120"/>
+            </w:tcMar>
+            <w:vAlign w:val="top"/>
+          </w:tcPr>
+          <w:p>
+            <w:pPr>
+              <w:spacing w:after="40" w:before="0"/>
+              <w:jc w:val="left"/>
+            </w:pPr>
+            <w:r>
+              <w:rPr>
+                <w:rFonts w:ascii="Arial" w:cs="Arial" w:eastAsia="Arial" w:hAnsi="Arial"/>
+                <w:b/>
+                <w:bCs/>
+                <w:i w:val="false"/>
+                <w:iCs w:val="false"/>
+                <w:color w:val="000000"/>
+                <w:sz w:val="18"/>
+                <w:szCs w:val="18"/>
+              </w:rPr>
+              <w:t xml:space="preserve">Predict Phase</w:t>
             </w:r>
           </w:p>
           <w:p>
@@ -18293,7 +18293,7 @@
             <w:pPr>
               <w:spacing w:after="20" w:before="0"/>
             </w:pPr>
-            <w:hyperlink w:history="1" r:id="rIdcqnwgwuxdadlprtrtt6oz">
+            <w:hyperlink w:history="1" r:id="rIdhu8suzhxu-ufb2ebxz3tz">
               <w:r>
                 <w:rPr>
                   <w:rFonts w:ascii="Arial" w:cs="Arial" w:eastAsia="Arial" w:hAnsi="Arial"/>
@@ -18326,7 +18326,7 @@
               <w:spacing w:after="10" w:before="0"/>
               <w:ind w:left="120"/>
             </w:pPr>
-            <w:hyperlink w:history="1" r:id="rIdmxhmteu1aqb5wf_8wrxye">
+            <w:hyperlink w:history="1" r:id="rIdlzctszt_0ynpbiv0r7wvo">
               <w:r>
                 <w:rPr>
                   <w:rFonts w:ascii="Arial" w:cs="Arial" w:eastAsia="Arial" w:hAnsi="Arial"/>
@@ -18371,7 +18371,7 @@
             <w:pPr>
               <w:spacing w:after="20" w:before="0"/>
             </w:pPr>
-            <w:hyperlink w:history="1" r:id="rId9dih9mxd-teggr86nmili">
+            <w:hyperlink w:history="1" r:id="rIdwypvup687rjrnmlcrl-fx">
               <w:r>
                 <w:rPr>
                   <w:rFonts w:ascii="Arial" w:cs="Arial" w:eastAsia="Arial" w:hAnsi="Arial"/>
@@ -18404,7 +18404,7 @@
               <w:spacing w:after="10" w:before="0"/>
               <w:ind w:left="120"/>
             </w:pPr>
-            <w:hyperlink w:history="1" r:id="rIdgr5xa9rm0dhwxtrk1gx-q">
+            <w:hyperlink w:history="1" r:id="rIdwpumgnxidn-s6kpbypst3">
               <w:r>
                 <w:rPr>
                   <w:rFonts w:ascii="Arial" w:cs="Arial" w:eastAsia="Arial" w:hAnsi="Arial"/>
@@ -18551,32 +18551,32 @@
         <w:tc>
           <w:tcPr>
             <w:tcW w:type="dxa" w:w="1520"/>
-            <w:shd w:fill="F2F2F2" w:color="auto" w:val="clear"/>
-            <w:tcMar>
-              <w:top w:type="dxa" w:w="60"/>
-              <w:left w:type="dxa" w:w="120"/>
-              <w:bottom w:type="dxa" w:w="60"/>
-              <w:right w:type="dxa" w:w="120"/>
-            </w:tcMar>
-            <w:vAlign w:val="top"/>
-          </w:tcPr>
-          <w:p>
-            <w:pPr>
-              <w:spacing w:after="40" w:before="0"/>
-              <w:jc w:val="left"/>
-            </w:pPr>
-            <w:r>
-              <w:rPr>
-                <w:rFonts w:ascii="Arial" w:cs="Arial" w:eastAsia="Arial" w:hAnsi="Arial"/>
-                <w:b/>
-                <w:bCs/>
-                <w:i w:val="false"/>
-                <w:iCs w:val="false"/>
-                <w:color w:val="000000"/>
-                <w:sz w:val="18"/>
-                <w:szCs w:val="18"/>
-              </w:rPr>
-              <w:t xml:space="preserve">Phase 2 — OBSERVE (25 minutes)</w:t>
+            <w:shd w:fill="D9EEF1" w:color="auto" w:val="clear"/>
+            <w:tcMar>
+              <w:top w:type="dxa" w:w="60"/>
+              <w:left w:type="dxa" w:w="120"/>
+              <w:bottom w:type="dxa" w:w="60"/>
+              <w:right w:type="dxa" w:w="120"/>
+            </w:tcMar>
+            <w:vAlign w:val="top"/>
+          </w:tcPr>
+          <w:p>
+            <w:pPr>
+              <w:spacing w:after="40" w:before="0"/>
+              <w:jc w:val="left"/>
+            </w:pPr>
+            <w:r>
+              <w:rPr>
+                <w:rFonts w:ascii="Arial" w:cs="Arial" w:eastAsia="Arial" w:hAnsi="Arial"/>
+                <w:b/>
+                <w:bCs/>
+                <w:i w:val="false"/>
+                <w:iCs w:val="false"/>
+                <w:color w:val="000000"/>
+                <w:sz w:val="18"/>
+                <w:szCs w:val="18"/>
+              </w:rPr>
+              <w:t xml:space="preserve">Observe Phase</w:t>
             </w:r>
           </w:p>
           <w:p>
@@ -18599,7 +18599,7 @@
             <w:pPr>
               <w:spacing w:after="20" w:before="0"/>
             </w:pPr>
-            <w:hyperlink w:history="1" r:id="rIdch9baqevxmqvkiafjawxq">
+            <w:hyperlink w:history="1" r:id="rIdgi4iqrshbyudanoa2dt2s">
               <w:r>
                 <w:rPr>
                   <w:rFonts w:ascii="Arial" w:cs="Arial" w:eastAsia="Arial" w:hAnsi="Arial"/>
@@ -18632,7 +18632,7 @@
               <w:spacing w:after="10" w:before="0"/>
               <w:ind w:left="120"/>
             </w:pPr>
-            <w:hyperlink w:history="1" r:id="rIdee5ya1aw0o8p7wqjldzka">
+            <w:hyperlink w:history="1" r:id="rIded_qiwclg3dct4j11xlqa">
               <w:r>
                 <w:rPr>
                   <w:rFonts w:ascii="Arial" w:cs="Arial" w:eastAsia="Arial" w:hAnsi="Arial"/>
@@ -18677,7 +18677,7 @@
             <w:pPr>
               <w:spacing w:after="20" w:before="0"/>
             </w:pPr>
-            <w:hyperlink w:history="1" r:id="rIdeontabtqtgid2strip8hl">
+            <w:hyperlink w:history="1" r:id="rIdrt424u3aqbetwurvsluof">
               <w:r>
                 <w:rPr>
                   <w:rFonts w:ascii="Arial" w:cs="Arial" w:eastAsia="Arial" w:hAnsi="Arial"/>
@@ -18710,7 +18710,7 @@
               <w:spacing w:after="10" w:before="0"/>
               <w:ind w:left="120"/>
             </w:pPr>
-            <w:hyperlink w:history="1" r:id="rIdre6qwvtwdtp8wmjmror4d">
+            <w:hyperlink w:history="1" r:id="rIdrsvyirsehv9fsrwlnxwon">
               <w:r>
                 <w:rPr>
                   <w:rFonts w:ascii="Arial" w:cs="Arial" w:eastAsia="Arial" w:hAnsi="Arial"/>
@@ -18857,32 +18857,32 @@
         <w:tc>
           <w:tcPr>
             <w:tcW w:type="dxa" w:w="1520"/>
-            <w:shd w:fill="F2F2F2" w:color="auto" w:val="clear"/>
-            <w:tcMar>
-              <w:top w:type="dxa" w:w="60"/>
-              <w:left w:type="dxa" w:w="120"/>
-              <w:bottom w:type="dxa" w:w="60"/>
-              <w:right w:type="dxa" w:w="120"/>
-            </w:tcMar>
-            <w:vAlign w:val="top"/>
-          </w:tcPr>
-          <w:p>
-            <w:pPr>
-              <w:spacing w:after="40" w:before="0"/>
-              <w:jc w:val="left"/>
-            </w:pPr>
-            <w:r>
-              <w:rPr>
-                <w:rFonts w:ascii="Arial" w:cs="Arial" w:eastAsia="Arial" w:hAnsi="Arial"/>
-                <w:b/>
-                <w:bCs/>
-                <w:i w:val="false"/>
-                <w:iCs w:val="false"/>
-                <w:color w:val="000000"/>
-                <w:sz w:val="18"/>
-                <w:szCs w:val="18"/>
-              </w:rPr>
-              <w:t xml:space="preserve">Phase 3 — EXPLAIN (20 minutes)</w:t>
+            <w:shd w:fill="E2EFDA" w:color="auto" w:val="clear"/>
+            <w:tcMar>
+              <w:top w:type="dxa" w:w="60"/>
+              <w:left w:type="dxa" w:w="120"/>
+              <w:bottom w:type="dxa" w:w="60"/>
+              <w:right w:type="dxa" w:w="120"/>
+            </w:tcMar>
+            <w:vAlign w:val="top"/>
+          </w:tcPr>
+          <w:p>
+            <w:pPr>
+              <w:spacing w:after="40" w:before="0"/>
+              <w:jc w:val="left"/>
+            </w:pPr>
+            <w:r>
+              <w:rPr>
+                <w:rFonts w:ascii="Arial" w:cs="Arial" w:eastAsia="Arial" w:hAnsi="Arial"/>
+                <w:b/>
+                <w:bCs/>
+                <w:i w:val="false"/>
+                <w:iCs w:val="false"/>
+                <w:color w:val="000000"/>
+                <w:sz w:val="18"/>
+                <w:szCs w:val="18"/>
+              </w:rPr>
+              <w:t xml:space="preserve">Explain Phase</w:t>
             </w:r>
           </w:p>
           <w:p>
@@ -18905,7 +18905,7 @@
             <w:pPr>
               <w:spacing w:after="20" w:before="0"/>
             </w:pPr>
-            <w:hyperlink w:history="1" r:id="rId9jxwtnj49l0pwpqvi-0ma">
+            <w:hyperlink w:history="1" r:id="rIdzrjys7ft2vfzc89gxb8qm">
               <w:r>
                 <w:rPr>
                   <w:rFonts w:ascii="Arial" w:cs="Arial" w:eastAsia="Arial" w:hAnsi="Arial"/>
@@ -18938,7 +18938,7 @@
               <w:spacing w:after="10" w:before="0"/>
               <w:ind w:left="120"/>
             </w:pPr>
-            <w:hyperlink w:history="1" r:id="rId9vqqj_j_gnemmyvfndr3z">
+            <w:hyperlink w:history="1" r:id="rId7kjzfsbqpq_k-pw1tzmat">
               <w:r>
                 <w:rPr>
                   <w:rFonts w:ascii="Arial" w:cs="Arial" w:eastAsia="Arial" w:hAnsi="Arial"/>
@@ -18983,7 +18983,7 @@
             <w:pPr>
               <w:spacing w:after="20" w:before="0"/>
             </w:pPr>
-            <w:hyperlink w:history="1" r:id="rIdtlbztgqgc_qw-_ozimnvl">
+            <w:hyperlink w:history="1" r:id="rIdbolbtnlvfsuckvawuq_fz">
               <w:r>
                 <w:rPr>
                   <w:rFonts w:ascii="Arial" w:cs="Arial" w:eastAsia="Arial" w:hAnsi="Arial"/>
@@ -19016,7 +19016,7 @@
               <w:spacing w:after="10" w:before="0"/>
               <w:ind w:left="120"/>
             </w:pPr>
-            <w:hyperlink w:history="1" r:id="rIdjpktkbno2u6lhqucp_rej">
+            <w:hyperlink w:history="1" r:id="rIdgeik-uexm1ihgfjr0l6iq">
               <w:r>
                 <w:rPr>
                   <w:rFonts w:ascii="Arial" w:cs="Arial" w:eastAsia="Arial" w:hAnsi="Arial"/>
@@ -19163,32 +19163,32 @@
         <w:tc>
           <w:tcPr>
             <w:tcW w:type="dxa" w:w="1520"/>
-            <w:shd w:fill="F2F2F2" w:color="auto" w:val="clear"/>
-            <w:tcMar>
-              <w:top w:type="dxa" w:w="60"/>
-              <w:left w:type="dxa" w:w="120"/>
-              <w:bottom w:type="dxa" w:w="60"/>
-              <w:right w:type="dxa" w:w="120"/>
-            </w:tcMar>
-            <w:vAlign w:val="top"/>
-          </w:tcPr>
-          <w:p>
-            <w:pPr>
-              <w:spacing w:after="40" w:before="0"/>
-              <w:jc w:val="left"/>
-            </w:pPr>
-            <w:r>
-              <w:rPr>
-                <w:rFonts w:ascii="Arial" w:cs="Arial" w:eastAsia="Arial" w:hAnsi="Arial"/>
-                <w:b/>
-                <w:bCs/>
-                <w:i w:val="false"/>
-                <w:iCs w:val="false"/>
-                <w:color w:val="000000"/>
-                <w:sz w:val="18"/>
-                <w:szCs w:val="18"/>
-              </w:rPr>
-              <w:t xml:space="preserve">Phase 4 — DRIVING QUESTION BOARD UPDATE (10 minutes)</w:t>
+            <w:shd w:fill="FCE4D6" w:color="auto" w:val="clear"/>
+            <w:tcMar>
+              <w:top w:type="dxa" w:w="60"/>
+              <w:left w:type="dxa" w:w="120"/>
+              <w:bottom w:type="dxa" w:w="60"/>
+              <w:right w:type="dxa" w:w="120"/>
+            </w:tcMar>
+            <w:vAlign w:val="top"/>
+          </w:tcPr>
+          <w:p>
+            <w:pPr>
+              <w:spacing w:after="40" w:before="0"/>
+              <w:jc w:val="left"/>
+            </w:pPr>
+            <w:r>
+              <w:rPr>
+                <w:rFonts w:ascii="Arial" w:cs="Arial" w:eastAsia="Arial" w:hAnsi="Arial"/>
+                <w:b/>
+                <w:bCs/>
+                <w:i w:val="false"/>
+                <w:iCs w:val="false"/>
+                <w:color w:val="000000"/>
+                <w:sz w:val="18"/>
+                <w:szCs w:val="18"/>
+              </w:rPr>
+              <w:t xml:space="preserve">Driving Question Board (DQB) Creation</w:t>
             </w:r>
           </w:p>
           <w:p>
@@ -19211,7 +19211,7 @@
             <w:pPr>
               <w:spacing w:after="20" w:before="0"/>
             </w:pPr>
-            <w:hyperlink w:history="1" r:id="rIdgzg-wn_r8xb9rz9fcbezo">
+            <w:hyperlink w:history="1" r:id="rId8mzif50lj5pftc5aqvo7i">
               <w:r>
                 <w:rPr>
                   <w:rFonts w:ascii="Arial" w:cs="Arial" w:eastAsia="Arial" w:hAnsi="Arial"/>
@@ -19244,7 +19244,7 @@
               <w:spacing w:after="10" w:before="0"/>
               <w:ind w:left="120"/>
             </w:pPr>
-            <w:hyperlink w:history="1" r:id="rIdch85ffvfjsfgkeudiofxx">
+            <w:hyperlink w:history="1" r:id="rIdz_dvsalm6cdmvmynmg9av">
               <w:r>
                 <w:rPr>
                   <w:rFonts w:ascii="Arial" w:cs="Arial" w:eastAsia="Arial" w:hAnsi="Arial"/>
@@ -19289,7 +19289,7 @@
             <w:pPr>
               <w:spacing w:after="20" w:before="0"/>
             </w:pPr>
-            <w:hyperlink w:history="1" r:id="rIdtsebkmrgjeuraigl0igl0">
+            <w:hyperlink w:history="1" r:id="rIdxwtowgkllnyjcjhuzuu4i">
               <w:r>
                 <w:rPr>
                   <w:rFonts w:ascii="Arial" w:cs="Arial" w:eastAsia="Arial" w:hAnsi="Arial"/>
@@ -19322,7 +19322,7 @@
               <w:spacing w:after="10" w:before="0"/>
               <w:ind w:left="120"/>
             </w:pPr>
-            <w:hyperlink w:history="1" r:id="rIdkg-ujbggqjxgd4hz24eh8">
+            <w:hyperlink w:history="1" r:id="rIdso6_hikmhajujuwd5smgx">
               <w:r>
                 <w:rPr>
                   <w:rFonts w:ascii="Arial" w:cs="Arial" w:eastAsia="Arial" w:hAnsi="Arial"/>
@@ -19469,32 +19469,32 @@
         <w:tc>
           <w:tcPr>
             <w:tcW w:type="dxa" w:w="1520"/>
-            <w:shd w:fill="F2F2F2" w:color="auto" w:val="clear"/>
-            <w:tcMar>
-              <w:top w:type="dxa" w:w="60"/>
-              <w:left w:type="dxa" w:w="120"/>
-              <w:bottom w:type="dxa" w:w="60"/>
-              <w:right w:type="dxa" w:w="120"/>
-            </w:tcMar>
-            <w:vAlign w:val="top"/>
-          </w:tcPr>
-          <w:p>
-            <w:pPr>
-              <w:spacing w:after="40" w:before="0"/>
-              <w:jc w:val="left"/>
-            </w:pPr>
-            <w:r>
-              <w:rPr>
-                <w:rFonts w:ascii="Arial" w:cs="Arial" w:eastAsia="Arial" w:hAnsi="Arial"/>
-                <w:b/>
-                <w:bCs/>
-                <w:i w:val="false"/>
-                <w:iCs w:val="false"/>
-                <w:color w:val="000000"/>
-                <w:sz w:val="18"/>
-                <w:szCs w:val="18"/>
-              </w:rPr>
-              <w:t xml:space="preserve">Phase 5 — MODEL BUILDING (15 minutes)</w:t>
+            <w:shd w:fill="D5E8F0" w:color="auto" w:val="clear"/>
+            <w:tcMar>
+              <w:top w:type="dxa" w:w="60"/>
+              <w:left w:type="dxa" w:w="120"/>
+              <w:bottom w:type="dxa" w:w="60"/>
+              <w:right w:type="dxa" w:w="120"/>
+            </w:tcMar>
+            <w:vAlign w:val="top"/>
+          </w:tcPr>
+          <w:p>
+            <w:pPr>
+              <w:spacing w:after="40" w:before="0"/>
+              <w:jc w:val="left"/>
+            </w:pPr>
+            <w:r>
+              <w:rPr>
+                <w:rFonts w:ascii="Arial" w:cs="Arial" w:eastAsia="Arial" w:hAnsi="Arial"/>
+                <w:b/>
+                <w:bCs/>
+                <w:i w:val="false"/>
+                <w:iCs w:val="false"/>
+                <w:color w:val="000000"/>
+                <w:sz w:val="18"/>
+                <w:szCs w:val="18"/>
+              </w:rPr>
+              <w:t xml:space="preserve">Model Building Phase</w:t>
             </w:r>
           </w:p>
           <w:p>
@@ -19517,7 +19517,7 @@
             <w:pPr>
               <w:spacing w:after="20" w:before="0"/>
             </w:pPr>
-            <w:hyperlink w:history="1" r:id="rIduelbuafejgrlh2deyhxnc">
+            <w:hyperlink w:history="1" r:id="rIdo5lrbzqtunw2aaohtula1">
               <w:r>
                 <w:rPr>
                   <w:rFonts w:ascii="Arial" w:cs="Arial" w:eastAsia="Arial" w:hAnsi="Arial"/>
@@ -19550,7 +19550,7 @@
               <w:spacing w:after="10" w:before="0"/>
               <w:ind w:left="120"/>
             </w:pPr>
-            <w:hyperlink w:history="1" r:id="rIdfw0-ozx3rrqflfy-hvqjm">
+            <w:hyperlink w:history="1" r:id="rId3tm6yyab0ngk651otegyy">
               <w:r>
                 <w:rPr>
                   <w:rFonts w:ascii="Arial" w:cs="Arial" w:eastAsia="Arial" w:hAnsi="Arial"/>
@@ -19595,7 +19595,7 @@
             <w:pPr>
               <w:spacing w:after="20" w:before="0"/>
             </w:pPr>
-            <w:hyperlink w:history="1" r:id="rIdrqs8qraxkcljtxdymxvdj">
+            <w:hyperlink w:history="1" r:id="rIdxmiy9txgfol5qhjaabhvj">
               <w:r>
                 <w:rPr>
                   <w:rFonts w:ascii="Arial" w:cs="Arial" w:eastAsia="Arial" w:hAnsi="Arial"/>
@@ -19628,7 +19628,7 @@
               <w:spacing w:after="10" w:before="0"/>
               <w:ind w:left="120"/>
             </w:pPr>
-            <w:hyperlink w:history="1" r:id="rIdtpslmpc-aknkfw4o20uzj">
+            <w:hyperlink w:history="1" r:id="rIdijkuudha60ghlk6_tpuos">
               <w:r>
                 <w:rPr>
                   <w:rFonts w:ascii="Arial" w:cs="Arial" w:eastAsia="Arial" w:hAnsi="Arial"/>
@@ -21067,32 +21067,32 @@
         <w:tc>
           <w:tcPr>
             <w:tcW w:type="dxa" w:w="1520"/>
-            <w:shd w:fill="F2F2F2" w:color="auto" w:val="clear"/>
-            <w:tcMar>
-              <w:top w:type="dxa" w:w="60"/>
-              <w:left w:type="dxa" w:w="120"/>
-              <w:bottom w:type="dxa" w:w="60"/>
-              <w:right w:type="dxa" w:w="120"/>
-            </w:tcMar>
-            <w:vAlign w:val="top"/>
-          </w:tcPr>
-          <w:p>
-            <w:pPr>
-              <w:spacing w:after="40" w:before="0"/>
-              <w:jc w:val="left"/>
-            </w:pPr>
-            <w:r>
-              <w:rPr>
-                <w:rFonts w:ascii="Arial" w:cs="Arial" w:eastAsia="Arial" w:hAnsi="Arial"/>
-                <w:b/>
-                <w:bCs/>
-                <w:i w:val="false"/>
-                <w:iCs w:val="false"/>
-                <w:color w:val="000000"/>
-                <w:sz w:val="18"/>
-                <w:szCs w:val="18"/>
-              </w:rPr>
-              <w:t xml:space="preserve">Phase 1 — PREDICT: What Kind of 'Same' Is It?</w:t>
+            <w:shd w:fill="EAD1F5" w:color="auto" w:val="clear"/>
+            <w:tcMar>
+              <w:top w:type="dxa" w:w="60"/>
+              <w:left w:type="dxa" w:w="120"/>
+              <w:bottom w:type="dxa" w:w="60"/>
+              <w:right w:type="dxa" w:w="120"/>
+            </w:tcMar>
+            <w:vAlign w:val="top"/>
+          </w:tcPr>
+          <w:p>
+            <w:pPr>
+              <w:spacing w:after="40" w:before="0"/>
+              <w:jc w:val="left"/>
+            </w:pPr>
+            <w:r>
+              <w:rPr>
+                <w:rFonts w:ascii="Arial" w:cs="Arial" w:eastAsia="Arial" w:hAnsi="Arial"/>
+                <w:b/>
+                <w:bCs/>
+                <w:i w:val="false"/>
+                <w:iCs w:val="false"/>
+                <w:color w:val="000000"/>
+                <w:sz w:val="18"/>
+                <w:szCs w:val="18"/>
+              </w:rPr>
+              <w:t xml:space="preserve">Predict Phase</w:t>
             </w:r>
           </w:p>
           <w:p>
@@ -21115,7 +21115,7 @@
             <w:pPr>
               <w:spacing w:after="20" w:before="0"/>
             </w:pPr>
-            <w:hyperlink w:history="1" r:id="rIdnnduzsaleqr_rntobguls">
+            <w:hyperlink w:history="1" r:id="rId6gkp1qt6vcce_mfhzybtu">
               <w:r>
                 <w:rPr>
                   <w:rFonts w:ascii="Arial" w:cs="Arial" w:eastAsia="Arial" w:hAnsi="Arial"/>
@@ -21148,7 +21148,7 @@
               <w:spacing w:after="10" w:before="0"/>
               <w:ind w:left="120"/>
             </w:pPr>
-            <w:hyperlink w:history="1" r:id="rIdhbo9n4xorrm5pcjeu5gda">
+            <w:hyperlink w:history="1" r:id="rId0dqcdphg59ll0y_l57eni">
               <w:r>
                 <w:rPr>
                   <w:rFonts w:ascii="Arial" w:cs="Arial" w:eastAsia="Arial" w:hAnsi="Arial"/>
@@ -21193,7 +21193,7 @@
             <w:pPr>
               <w:spacing w:after="20" w:before="0"/>
             </w:pPr>
-            <w:hyperlink w:history="1" r:id="rIdv41ma-8bjd61xbecr9o7m">
+            <w:hyperlink w:history="1" r:id="rId3w7f990ln4wwxznaspmv2">
               <w:r>
                 <w:rPr>
                   <w:rFonts w:ascii="Arial" w:cs="Arial" w:eastAsia="Arial" w:hAnsi="Arial"/>
@@ -21226,7 +21226,7 @@
               <w:spacing w:after="10" w:before="0"/>
               <w:ind w:left="120"/>
             </w:pPr>
-            <w:hyperlink w:history="1" r:id="rIdsnbeqjv6z9l7_p9lag5_z">
+            <w:hyperlink w:history="1" r:id="rIdy7-tr70ghq9hkjtrgrajg">
               <w:r>
                 <w:rPr>
                   <w:rFonts w:ascii="Arial" w:cs="Arial" w:eastAsia="Arial" w:hAnsi="Arial"/>
@@ -21373,32 +21373,32 @@
         <w:tc>
           <w:tcPr>
             <w:tcW w:type="dxa" w:w="1520"/>
-            <w:shd w:fill="F2F2F2" w:color="auto" w:val="clear"/>
-            <w:tcMar>
-              <w:top w:type="dxa" w:w="60"/>
-              <w:left w:type="dxa" w:w="120"/>
-              <w:bottom w:type="dxa" w:w="60"/>
-              <w:right w:type="dxa" w:w="120"/>
-            </w:tcMar>
-            <w:vAlign w:val="top"/>
-          </w:tcPr>
-          <w:p>
-            <w:pPr>
-              <w:spacing w:after="40" w:before="0"/>
-              <w:jc w:val="left"/>
-            </w:pPr>
-            <w:r>
-              <w:rPr>
-                <w:rFonts w:ascii="Arial" w:cs="Arial" w:eastAsia="Arial" w:hAnsi="Arial"/>
-                <w:b/>
-                <w:bCs/>
-                <w:i w:val="false"/>
-                <w:iCs w:val="false"/>
-                <w:color w:val="000000"/>
-                <w:sz w:val="18"/>
-                <w:szCs w:val="18"/>
-              </w:rPr>
-              <w:t xml:space="preserve">Phase 2 — OBSERVE: The Superimposition Test</w:t>
+            <w:shd w:fill="D9EEF1" w:color="auto" w:val="clear"/>
+            <w:tcMar>
+              <w:top w:type="dxa" w:w="60"/>
+              <w:left w:type="dxa" w:w="120"/>
+              <w:bottom w:type="dxa" w:w="60"/>
+              <w:right w:type="dxa" w:w="120"/>
+            </w:tcMar>
+            <w:vAlign w:val="top"/>
+          </w:tcPr>
+          <w:p>
+            <w:pPr>
+              <w:spacing w:after="40" w:before="0"/>
+              <w:jc w:val="left"/>
+            </w:pPr>
+            <w:r>
+              <w:rPr>
+                <w:rFonts w:ascii="Arial" w:cs="Arial" w:eastAsia="Arial" w:hAnsi="Arial"/>
+                <w:b/>
+                <w:bCs/>
+                <w:i w:val="false"/>
+                <w:iCs w:val="false"/>
+                <w:color w:val="000000"/>
+                <w:sz w:val="18"/>
+                <w:szCs w:val="18"/>
+              </w:rPr>
+              <w:t xml:space="preserve">Observe Phase</w:t>
             </w:r>
           </w:p>
           <w:p>
@@ -21421,7 +21421,7 @@
             <w:pPr>
               <w:spacing w:after="20" w:before="0"/>
             </w:pPr>
-            <w:hyperlink w:history="1" r:id="rIdd59mwfor9ywp-3wx5bg3w">
+            <w:hyperlink w:history="1" r:id="rIdf9sg1ipbpm4k2ybmrcfvl">
               <w:r>
                 <w:rPr>
                   <w:rFonts w:ascii="Arial" w:cs="Arial" w:eastAsia="Arial" w:hAnsi="Arial"/>
@@ -21454,7 +21454,7 @@
               <w:spacing w:after="10" w:before="0"/>
               <w:ind w:left="120"/>
             </w:pPr>
-            <w:hyperlink w:history="1" r:id="rIdwgufhfu3brw8twy_av1v6">
+            <w:hyperlink w:history="1" r:id="rIdck-dfe1e65qhfsexlkfp6">
               <w:r>
                 <w:rPr>
                   <w:rFonts w:ascii="Arial" w:cs="Arial" w:eastAsia="Arial" w:hAnsi="Arial"/>
@@ -21499,7 +21499,7 @@
             <w:pPr>
               <w:spacing w:after="20" w:before="0"/>
             </w:pPr>
-            <w:hyperlink w:history="1" r:id="rIdnlxxap5onwmxu2hffw0lz">
+            <w:hyperlink w:history="1" r:id="rIdxj_fijkhjxltd0licc3d9">
               <w:r>
                 <w:rPr>
                   <w:rFonts w:ascii="Arial" w:cs="Arial" w:eastAsia="Arial" w:hAnsi="Arial"/>
@@ -21532,7 +21532,7 @@
               <w:spacing w:after="10" w:before="0"/>
               <w:ind w:left="120"/>
             </w:pPr>
-            <w:hyperlink w:history="1" r:id="rIddl4wojwjbbc14cmp89xnr">
+            <w:hyperlink w:history="1" r:id="rIdd0_rxzuwmhpepkk8ycovm">
               <w:r>
                 <w:rPr>
                   <w:rFonts w:ascii="Arial" w:cs="Arial" w:eastAsia="Arial" w:hAnsi="Arial"/>
@@ -21679,32 +21679,32 @@
         <w:tc>
           <w:tcPr>
             <w:tcW w:type="dxa" w:w="1520"/>
-            <w:shd w:fill="F2F2F2" w:color="auto" w:val="clear"/>
-            <w:tcMar>
-              <w:top w:type="dxa" w:w="60"/>
-              <w:left w:type="dxa" w:w="120"/>
-              <w:bottom w:type="dxa" w:w="60"/>
-              <w:right w:type="dxa" w:w="120"/>
-            </w:tcMar>
-            <w:vAlign w:val="top"/>
-          </w:tcPr>
-          <w:p>
-            <w:pPr>
-              <w:spacing w:after="40" w:before="0"/>
-              <w:jc w:val="left"/>
-            </w:pPr>
-            <w:r>
-              <w:rPr>
-                <w:rFonts w:ascii="Arial" w:cs="Arial" w:eastAsia="Arial" w:hAnsi="Arial"/>
-                <w:b/>
-                <w:bCs/>
-                <w:i w:val="false"/>
-                <w:iCs w:val="false"/>
-                <w:color w:val="000000"/>
-                <w:sz w:val="18"/>
-                <w:szCs w:val="18"/>
-              </w:rPr>
-              <w:t xml:space="preserve">Phase 3 — EXPLAIN: Direct vs Opposite Congruence</w:t>
+            <w:shd w:fill="E2EFDA" w:color="auto" w:val="clear"/>
+            <w:tcMar>
+              <w:top w:type="dxa" w:w="60"/>
+              <w:left w:type="dxa" w:w="120"/>
+              <w:bottom w:type="dxa" w:w="60"/>
+              <w:right w:type="dxa" w:w="120"/>
+            </w:tcMar>
+            <w:vAlign w:val="top"/>
+          </w:tcPr>
+          <w:p>
+            <w:pPr>
+              <w:spacing w:after="40" w:before="0"/>
+              <w:jc w:val="left"/>
+            </w:pPr>
+            <w:r>
+              <w:rPr>
+                <w:rFonts w:ascii="Arial" w:cs="Arial" w:eastAsia="Arial" w:hAnsi="Arial"/>
+                <w:b/>
+                <w:bCs/>
+                <w:i w:val="false"/>
+                <w:iCs w:val="false"/>
+                <w:color w:val="000000"/>
+                <w:sz w:val="18"/>
+                <w:szCs w:val="18"/>
+              </w:rPr>
+              <w:t xml:space="preserve">Explain Phase</w:t>
             </w:r>
           </w:p>
           <w:p>
@@ -21727,7 +21727,7 @@
             <w:pPr>
               <w:spacing w:after="20" w:before="0"/>
             </w:pPr>
-            <w:hyperlink w:history="1" r:id="rIdykym05ftsf0tmb_aswowi">
+            <w:hyperlink w:history="1" r:id="rIdcj39sm_tbi6bsdrqp3lao">
               <w:r>
                 <w:rPr>
                   <w:rFonts w:ascii="Arial" w:cs="Arial" w:eastAsia="Arial" w:hAnsi="Arial"/>
@@ -21760,7 +21760,7 @@
               <w:spacing w:after="10" w:before="0"/>
               <w:ind w:left="120"/>
             </w:pPr>
-            <w:hyperlink w:history="1" r:id="rId1yjp_cwjqhwsonhh0gb0s">
+            <w:hyperlink w:history="1" r:id="rIdwgi7kezwhuoo6r2ikbdyl">
               <w:r>
                 <w:rPr>
                   <w:rFonts w:ascii="Arial" w:cs="Arial" w:eastAsia="Arial" w:hAnsi="Arial"/>
@@ -21805,7 +21805,7 @@
             <w:pPr>
               <w:spacing w:after="20" w:before="0"/>
             </w:pPr>
-            <w:hyperlink w:history="1" r:id="rIdnkbpbhnslqz7qqzhxsiln">
+            <w:hyperlink w:history="1" r:id="rIdmogkook4_-pkj90ymhvob">
               <w:r>
                 <w:rPr>
                   <w:rFonts w:ascii="Arial" w:cs="Arial" w:eastAsia="Arial" w:hAnsi="Arial"/>
@@ -21838,7 +21838,7 @@
               <w:spacing w:after="10" w:before="0"/>
               <w:ind w:left="120"/>
             </w:pPr>
-            <w:hyperlink w:history="1" r:id="rIdi-xc1-_psmyeb84pchvmn">
+            <w:hyperlink w:history="1" r:id="rId67frn81v80jkkm62mokvb">
               <w:r>
                 <w:rPr>
                   <w:rFonts w:ascii="Arial" w:cs="Arial" w:eastAsia="Arial" w:hAnsi="Arial"/>
@@ -21985,32 +21985,32 @@
         <w:tc>
           <w:tcPr>
             <w:tcW w:type="dxa" w:w="1520"/>
-            <w:shd w:fill="F2F2F2" w:color="auto" w:val="clear"/>
-            <w:tcMar>
-              <w:top w:type="dxa" w:w="60"/>
-              <w:left w:type="dxa" w:w="120"/>
-              <w:bottom w:type="dxa" w:w="60"/>
-              <w:right w:type="dxa" w:w="120"/>
-            </w:tcMar>
-            <w:vAlign w:val="top"/>
-          </w:tcPr>
-          <w:p>
-            <w:pPr>
-              <w:spacing w:after="40" w:before="0"/>
-              <w:jc w:val="left"/>
-            </w:pPr>
-            <w:r>
-              <w:rPr>
-                <w:rFonts w:ascii="Arial" w:cs="Arial" w:eastAsia="Arial" w:hAnsi="Arial"/>
-                <w:b/>
-                <w:bCs/>
-                <w:i w:val="false"/>
-                <w:iCs w:val="false"/>
-                <w:color w:val="000000"/>
-                <w:sz w:val="18"/>
-                <w:szCs w:val="18"/>
-              </w:rPr>
-              <w:t xml:space="preserve">Phase 4 — DRIVING QUESTION BOARD Update</w:t>
+            <w:shd w:fill="FCE4D6" w:color="auto" w:val="clear"/>
+            <w:tcMar>
+              <w:top w:type="dxa" w:w="60"/>
+              <w:left w:type="dxa" w:w="120"/>
+              <w:bottom w:type="dxa" w:w="60"/>
+              <w:right w:type="dxa" w:w="120"/>
+            </w:tcMar>
+            <w:vAlign w:val="top"/>
+          </w:tcPr>
+          <w:p>
+            <w:pPr>
+              <w:spacing w:after="40" w:before="0"/>
+              <w:jc w:val="left"/>
+            </w:pPr>
+            <w:r>
+              <w:rPr>
+                <w:rFonts w:ascii="Arial" w:cs="Arial" w:eastAsia="Arial" w:hAnsi="Arial"/>
+                <w:b/>
+                <w:bCs/>
+                <w:i w:val="false"/>
+                <w:iCs w:val="false"/>
+                <w:color w:val="000000"/>
+                <w:sz w:val="18"/>
+                <w:szCs w:val="18"/>
+              </w:rPr>
+              <w:t xml:space="preserve">Driving Question Board (DQB) Creation</w:t>
             </w:r>
           </w:p>
           <w:p>
@@ -22033,7 +22033,7 @@
             <w:pPr>
               <w:spacing w:after="20" w:before="0"/>
             </w:pPr>
-            <w:hyperlink w:history="1" r:id="rIdnreg9rpqbzt5inj1sgjhl">
+            <w:hyperlink w:history="1" r:id="rIdhnqq16iqhuyzr3revgptj">
               <w:r>
                 <w:rPr>
                   <w:rFonts w:ascii="Arial" w:cs="Arial" w:eastAsia="Arial" w:hAnsi="Arial"/>
@@ -22066,7 +22066,7 @@
               <w:spacing w:after="10" w:before="0"/>
               <w:ind w:left="120"/>
             </w:pPr>
-            <w:hyperlink w:history="1" r:id="rIdvzon3ghhw79c5gg0ieyvf">
+            <w:hyperlink w:history="1" r:id="rIdpzaj1th9t8avzxun6lcad">
               <w:r>
                 <w:rPr>
                   <w:rFonts w:ascii="Arial" w:cs="Arial" w:eastAsia="Arial" w:hAnsi="Arial"/>
@@ -22111,7 +22111,7 @@
             <w:pPr>
               <w:spacing w:after="20" w:before="0"/>
             </w:pPr>
-            <w:hyperlink w:history="1" r:id="rIdjh5ziyqagq_0k5ldzwq6a">
+            <w:hyperlink w:history="1" r:id="rIdeptetbkn5kefcutweu51x">
               <w:r>
                 <w:rPr>
                   <w:rFonts w:ascii="Arial" w:cs="Arial" w:eastAsia="Arial" w:hAnsi="Arial"/>
@@ -22144,7 +22144,7 @@
               <w:spacing w:after="10" w:before="0"/>
               <w:ind w:left="120"/>
             </w:pPr>
-            <w:hyperlink w:history="1" r:id="rIdq79we1pmwvjgoisaaoyhe">
+            <w:hyperlink w:history="1" r:id="rIdpb6fmliauud1n1o2dgp3l">
               <w:r>
                 <w:rPr>
                   <w:rFonts w:ascii="Arial" w:cs="Arial" w:eastAsia="Arial" w:hAnsi="Arial"/>
@@ -22291,32 +22291,32 @@
         <w:tc>
           <w:tcPr>
             <w:tcW w:type="dxa" w:w="1520"/>
-            <w:shd w:fill="F2F2F2" w:color="auto" w:val="clear"/>
-            <w:tcMar>
-              <w:top w:type="dxa" w:w="60"/>
-              <w:left w:type="dxa" w:w="120"/>
-              <w:bottom w:type="dxa" w:w="60"/>
-              <w:right w:type="dxa" w:w="120"/>
-            </w:tcMar>
-            <w:vAlign w:val="top"/>
-          </w:tcPr>
-          <w:p>
-            <w:pPr>
-              <w:spacing w:after="40" w:before="0"/>
-              <w:jc w:val="left"/>
-            </w:pPr>
-            <w:r>
-              <w:rPr>
-                <w:rFonts w:ascii="Arial" w:cs="Arial" w:eastAsia="Arial" w:hAnsi="Arial"/>
-                <w:b/>
-                <w:bCs/>
-                <w:i w:val="false"/>
-                <w:iCs w:val="false"/>
-                <w:color w:val="000000"/>
-                <w:sz w:val="18"/>
-                <w:szCs w:val="18"/>
-              </w:rPr>
-              <w:t xml:space="preserve">Phase 5 — MODEL BUILDING: Congruence Landscape Diagram</w:t>
+            <w:shd w:fill="D5E8F0" w:color="auto" w:val="clear"/>
+            <w:tcMar>
+              <w:top w:type="dxa" w:w="60"/>
+              <w:left w:type="dxa" w:w="120"/>
+              <w:bottom w:type="dxa" w:w="60"/>
+              <w:right w:type="dxa" w:w="120"/>
+            </w:tcMar>
+            <w:vAlign w:val="top"/>
+          </w:tcPr>
+          <w:p>
+            <w:pPr>
+              <w:spacing w:after="40" w:before="0"/>
+              <w:jc w:val="left"/>
+            </w:pPr>
+            <w:r>
+              <w:rPr>
+                <w:rFonts w:ascii="Arial" w:cs="Arial" w:eastAsia="Arial" w:hAnsi="Arial"/>
+                <w:b/>
+                <w:bCs/>
+                <w:i w:val="false"/>
+                <w:iCs w:val="false"/>
+                <w:color w:val="000000"/>
+                <w:sz w:val="18"/>
+                <w:szCs w:val="18"/>
+              </w:rPr>
+              <w:t xml:space="preserve">Model Building Phase</w:t>
             </w:r>
           </w:p>
           <w:p>
@@ -22339,7 +22339,7 @@
             <w:pPr>
               <w:spacing w:after="20" w:before="0"/>
             </w:pPr>
-            <w:hyperlink w:history="1" r:id="rIdpciewnwgr96ljljn80yyz">
+            <w:hyperlink w:history="1" r:id="rIdpc6vrxjslhdnbgg2tx56t">
               <w:r>
                 <w:rPr>
                   <w:rFonts w:ascii="Arial" w:cs="Arial" w:eastAsia="Arial" w:hAnsi="Arial"/>
@@ -22372,7 +22372,7 @@
               <w:spacing w:after="10" w:before="0"/>
               <w:ind w:left="120"/>
             </w:pPr>
-            <w:hyperlink w:history="1" r:id="rIddg3xevpwgom0j1rlfkc2i">
+            <w:hyperlink w:history="1" r:id="rIdtyz2rzilouc550m8hbbmy">
               <w:r>
                 <w:rPr>
                   <w:rFonts w:ascii="Arial" w:cs="Arial" w:eastAsia="Arial" w:hAnsi="Arial"/>
@@ -22417,7 +22417,7 @@
             <w:pPr>
               <w:spacing w:after="20" w:before="0"/>
             </w:pPr>
-            <w:hyperlink w:history="1" r:id="rIdermdkv2o3_lsdrzmmszfg">
+            <w:hyperlink w:history="1" r:id="rId8votvb2z1f322btfzregd">
               <w:r>
                 <w:rPr>
                   <w:rFonts w:ascii="Arial" w:cs="Arial" w:eastAsia="Arial" w:hAnsi="Arial"/>
@@ -22450,7 +22450,7 @@
               <w:spacing w:after="10" w:before="0"/>
               <w:ind w:left="120"/>
             </w:pPr>
-            <w:hyperlink w:history="1" r:id="rIdbx_9aadynjpjqaev8k7ju">
+            <w:hyperlink w:history="1" r:id="rIdtwvhj_qca6k8hjtzxnutd">
               <w:r>
                 <w:rPr>
                   <w:rFonts w:ascii="Arial" w:cs="Arial" w:eastAsia="Arial" w:hAnsi="Arial"/>
@@ -23889,32 +23889,32 @@
         <w:tc>
           <w:tcPr>
             <w:tcW w:type="dxa" w:w="1520"/>
-            <w:shd w:fill="F2F2F2" w:color="auto" w:val="clear"/>
-            <w:tcMar>
-              <w:top w:type="dxa" w:w="60"/>
-              <w:left w:type="dxa" w:w="120"/>
-              <w:bottom w:type="dxa" w:w="60"/>
-              <w:right w:type="dxa" w:w="120"/>
-            </w:tcMar>
-            <w:vAlign w:val="top"/>
-          </w:tcPr>
-          <w:p>
-            <w:pPr>
-              <w:spacing w:after="40" w:before="0"/>
-              <w:jc w:val="left"/>
-            </w:pPr>
-            <w:r>
-              <w:rPr>
-                <w:rFonts w:ascii="Arial" w:cs="Arial" w:eastAsia="Arial" w:hAnsi="Arial"/>
-                <w:b/>
-                <w:bCs/>
-                <w:i w:val="false"/>
-                <w:iCs w:val="false"/>
-                <w:color w:val="000000"/>
-                <w:sz w:val="18"/>
-                <w:szCs w:val="18"/>
-              </w:rPr>
-              <w:t xml:space="preserve">Phase 1 — PREDICT: Revisiting the Clock Hand</w:t>
+            <w:shd w:fill="EAD1F5" w:color="auto" w:val="clear"/>
+            <w:tcMar>
+              <w:top w:type="dxa" w:w="60"/>
+              <w:left w:type="dxa" w:w="120"/>
+              <w:bottom w:type="dxa" w:w="60"/>
+              <w:right w:type="dxa" w:w="120"/>
+            </w:tcMar>
+            <w:vAlign w:val="top"/>
+          </w:tcPr>
+          <w:p>
+            <w:pPr>
+              <w:spacing w:after="40" w:before="0"/>
+              <w:jc w:val="left"/>
+            </w:pPr>
+            <w:r>
+              <w:rPr>
+                <w:rFonts w:ascii="Arial" w:cs="Arial" w:eastAsia="Arial" w:hAnsi="Arial"/>
+                <w:b/>
+                <w:bCs/>
+                <w:i w:val="false"/>
+                <w:iCs w:val="false"/>
+                <w:color w:val="000000"/>
+                <w:sz w:val="18"/>
+                <w:szCs w:val="18"/>
+              </w:rPr>
+              <w:t xml:space="preserve">Predict Phase</w:t>
             </w:r>
           </w:p>
           <w:p>
@@ -23937,7 +23937,7 @@
             <w:pPr>
               <w:spacing w:after="20" w:before="0"/>
             </w:pPr>
-            <w:hyperlink w:history="1" r:id="rIdxxknrkpcjuk67zii4ane5">
+            <w:hyperlink w:history="1" r:id="rIdhzxet-_ctwso8lrvsddeu">
               <w:r>
                 <w:rPr>
                   <w:rFonts w:ascii="Arial" w:cs="Arial" w:eastAsia="Arial" w:hAnsi="Arial"/>
@@ -23970,7 +23970,7 @@
               <w:spacing w:after="10" w:before="0"/>
               <w:ind w:left="120"/>
             </w:pPr>
-            <w:hyperlink w:history="1" r:id="rIdjfr-2wyiwxt01livconjb">
+            <w:hyperlink w:history="1" r:id="rIdzsx4jtwmyk_-xdpirazx_">
               <w:r>
                 <w:rPr>
                   <w:rFonts w:ascii="Arial" w:cs="Arial" w:eastAsia="Arial" w:hAnsi="Arial"/>
@@ -24015,7 +24015,7 @@
             <w:pPr>
               <w:spacing w:after="20" w:before="0"/>
             </w:pPr>
-            <w:hyperlink w:history="1" r:id="rIdiku1cod6obkfqqidv4rht">
+            <w:hyperlink w:history="1" r:id="rId0r6afgjdi66meqjdfbwyg">
               <w:r>
                 <w:rPr>
                   <w:rFonts w:ascii="Arial" w:cs="Arial" w:eastAsia="Arial" w:hAnsi="Arial"/>
@@ -24048,7 +24048,7 @@
               <w:spacing w:after="10" w:before="0"/>
               <w:ind w:left="120"/>
             </w:pPr>
-            <w:hyperlink w:history="1" r:id="rIdnus7uktttwdsyd1ais8x1">
+            <w:hyperlink w:history="1" r:id="rIdyf91czh0ra5jr8g8ccdma">
               <w:r>
                 <w:rPr>
                   <w:rFonts w:ascii="Arial" w:cs="Arial" w:eastAsia="Arial" w:hAnsi="Arial"/>
@@ -24195,32 +24195,32 @@
         <w:tc>
           <w:tcPr>
             <w:tcW w:type="dxa" w:w="1520"/>
-            <w:shd w:fill="F2F2F2" w:color="auto" w:val="clear"/>
-            <w:tcMar>
-              <w:top w:type="dxa" w:w="60"/>
-              <w:left w:type="dxa" w:w="120"/>
-              <w:bottom w:type="dxa" w:w="60"/>
-              <w:right w:type="dxa" w:w="120"/>
-            </w:tcMar>
-            <w:vAlign w:val="top"/>
-          </w:tcPr>
-          <w:p>
-            <w:pPr>
-              <w:spacing w:after="40" w:before="0"/>
-              <w:jc w:val="left"/>
-            </w:pPr>
-            <w:r>
-              <w:rPr>
-                <w:rFonts w:ascii="Arial" w:cs="Arial" w:eastAsia="Arial" w:hAnsi="Arial"/>
-                <w:b/>
-                <w:bCs/>
-                <w:i w:val="false"/>
-                <w:iCs w:val="false"/>
-                <w:color w:val="000000"/>
-                <w:sz w:val="18"/>
-                <w:szCs w:val="18"/>
-              </w:rPr>
-              <w:t xml:space="preserve">Phase 2 — OBSERVE: The Clock Hand on a Coordinate Grid</w:t>
+            <w:shd w:fill="D9EEF1" w:color="auto" w:val="clear"/>
+            <w:tcMar>
+              <w:top w:type="dxa" w:w="60"/>
+              <w:left w:type="dxa" w:w="120"/>
+              <w:bottom w:type="dxa" w:w="60"/>
+              <w:right w:type="dxa" w:w="120"/>
+            </w:tcMar>
+            <w:vAlign w:val="top"/>
+          </w:tcPr>
+          <w:p>
+            <w:pPr>
+              <w:spacing w:after="40" w:before="0"/>
+              <w:jc w:val="left"/>
+            </w:pPr>
+            <w:r>
+              <w:rPr>
+                <w:rFonts w:ascii="Arial" w:cs="Arial" w:eastAsia="Arial" w:hAnsi="Arial"/>
+                <w:b/>
+                <w:bCs/>
+                <w:i w:val="false"/>
+                <w:iCs w:val="false"/>
+                <w:color w:val="000000"/>
+                <w:sz w:val="18"/>
+                <w:szCs w:val="18"/>
+              </w:rPr>
+              <w:t xml:space="preserve">Observe Phase</w:t>
             </w:r>
           </w:p>
           <w:p>
@@ -24243,7 +24243,7 @@
             <w:pPr>
               <w:spacing w:after="20" w:before="0"/>
             </w:pPr>
-            <w:hyperlink w:history="1" r:id="rIdu1-ikzjcbqlvpttvjhrlx">
+            <w:hyperlink w:history="1" r:id="rIde_p0n3hwv7jv-ipbrecld">
               <w:r>
                 <w:rPr>
                   <w:rFonts w:ascii="Arial" w:cs="Arial" w:eastAsia="Arial" w:hAnsi="Arial"/>
@@ -24276,7 +24276,7 @@
               <w:spacing w:after="10" w:before="0"/>
               <w:ind w:left="120"/>
             </w:pPr>
-            <w:hyperlink w:history="1" r:id="rId4sogmszunpiwb_f9_cd-l">
+            <w:hyperlink w:history="1" r:id="rIdnnth_qclwbr-utmh4ktep">
               <w:r>
                 <w:rPr>
                   <w:rFonts w:ascii="Arial" w:cs="Arial" w:eastAsia="Arial" w:hAnsi="Arial"/>
@@ -24321,7 +24321,7 @@
             <w:pPr>
               <w:spacing w:after="20" w:before="0"/>
             </w:pPr>
-            <w:hyperlink w:history="1" r:id="rIdp2fjggktaxzoosopyumtg">
+            <w:hyperlink w:history="1" r:id="rIdsx8iydtjrq30m2q1-8gr7">
               <w:r>
                 <w:rPr>
                   <w:rFonts w:ascii="Arial" w:cs="Arial" w:eastAsia="Arial" w:hAnsi="Arial"/>
@@ -24354,7 +24354,7 @@
               <w:spacing w:after="10" w:before="0"/>
               <w:ind w:left="120"/>
             </w:pPr>
-            <w:hyperlink w:history="1" r:id="rIdq6anvlt-dua6tgd_txz1a">
+            <w:hyperlink w:history="1" r:id="rIdly4awtfyjlzbuonnnxr_8">
               <w:r>
                 <w:rPr>
                   <w:rFonts w:ascii="Arial" w:cs="Arial" w:eastAsia="Arial" w:hAnsi="Arial"/>
@@ -24501,32 +24501,32 @@
         <w:tc>
           <w:tcPr>
             <w:tcW w:type="dxa" w:w="1520"/>
-            <w:shd w:fill="F2F2F2" w:color="auto" w:val="clear"/>
-            <w:tcMar>
-              <w:top w:type="dxa" w:w="60"/>
-              <w:left w:type="dxa" w:w="120"/>
-              <w:bottom w:type="dxa" w:w="60"/>
-              <w:right w:type="dxa" w:w="120"/>
-            </w:tcMar>
-            <w:vAlign w:val="top"/>
-          </w:tcPr>
-          <w:p>
-            <w:pPr>
-              <w:spacing w:after="40" w:before="0"/>
-              <w:jc w:val="left"/>
-            </w:pPr>
-            <w:r>
-              <w:rPr>
-                <w:rFonts w:ascii="Arial" w:cs="Arial" w:eastAsia="Arial" w:hAnsi="Arial"/>
-                <w:b/>
-                <w:bCs/>
-                <w:i w:val="false"/>
-                <w:iCs w:val="false"/>
-                <w:color w:val="000000"/>
-                <w:sz w:val="18"/>
-                <w:szCs w:val="18"/>
-              </w:rPr>
-              <w:t xml:space="preserve">Phase 3 — EXPLAIN: Seven-SLO Integrated Class Activity</w:t>
+            <w:shd w:fill="E2EFDA" w:color="auto" w:val="clear"/>
+            <w:tcMar>
+              <w:top w:type="dxa" w:w="60"/>
+              <w:left w:type="dxa" w:w="120"/>
+              <w:bottom w:type="dxa" w:w="60"/>
+              <w:right w:type="dxa" w:w="120"/>
+            </w:tcMar>
+            <w:vAlign w:val="top"/>
+          </w:tcPr>
+          <w:p>
+            <w:pPr>
+              <w:spacing w:after="40" w:before="0"/>
+              <w:jc w:val="left"/>
+            </w:pPr>
+            <w:r>
+              <w:rPr>
+                <w:rFonts w:ascii="Arial" w:cs="Arial" w:eastAsia="Arial" w:hAnsi="Arial"/>
+                <w:b/>
+                <w:bCs/>
+                <w:i w:val="false"/>
+                <w:iCs w:val="false"/>
+                <w:color w:val="000000"/>
+                <w:sz w:val="18"/>
+                <w:szCs w:val="18"/>
+              </w:rPr>
+              <w:t xml:space="preserve">Explain Phase</w:t>
             </w:r>
           </w:p>
           <w:p>
@@ -24549,7 +24549,7 @@
             <w:pPr>
               <w:spacing w:after="20" w:before="0"/>
             </w:pPr>
-            <w:hyperlink w:history="1" r:id="rId5kzqkjej3nuni0sau1mcs">
+            <w:hyperlink w:history="1" r:id="rIdr9sjl7sa2ircjqcdijllg">
               <w:r>
                 <w:rPr>
                   <w:rFonts w:ascii="Arial" w:cs="Arial" w:eastAsia="Arial" w:hAnsi="Arial"/>
@@ -24582,7 +24582,7 @@
               <w:spacing w:after="10" w:before="0"/>
               <w:ind w:left="120"/>
             </w:pPr>
-            <w:hyperlink w:history="1" r:id="rIdrhbpfublggj_mukv-trsa">
+            <w:hyperlink w:history="1" r:id="rIdxbtuhzp6xyrpwmwbc9_l7">
               <w:r>
                 <w:rPr>
                   <w:rFonts w:ascii="Arial" w:cs="Arial" w:eastAsia="Arial" w:hAnsi="Arial"/>
@@ -24627,7 +24627,7 @@
             <w:pPr>
               <w:spacing w:after="20" w:before="0"/>
             </w:pPr>
-            <w:hyperlink w:history="1" r:id="rIdr45iaa0k1ykwqn930lcwa">
+            <w:hyperlink w:history="1" r:id="rIdz8tm-hjwxuwc-nsfhdjd3">
               <w:r>
                 <w:rPr>
                   <w:rFonts w:ascii="Arial" w:cs="Arial" w:eastAsia="Arial" w:hAnsi="Arial"/>
@@ -24660,7 +24660,7 @@
               <w:spacing w:after="10" w:before="0"/>
               <w:ind w:left="120"/>
             </w:pPr>
-            <w:hyperlink w:history="1" r:id="rId65z88g2tbs6mgvagfeu4q">
+            <w:hyperlink w:history="1" r:id="rIdl6a-l7etvw2_88del-zze">
               <w:r>
                 <w:rPr>
                   <w:rFonts w:ascii="Arial" w:cs="Arial" w:eastAsia="Arial" w:hAnsi="Arial"/>
@@ -25225,32 +25225,32 @@
         <w:tc>
           <w:tcPr>
             <w:tcW w:type="dxa" w:w="1520"/>
-            <w:shd w:fill="F2F2F2" w:color="auto" w:val="clear"/>
-            <w:tcMar>
-              <w:top w:type="dxa" w:w="60"/>
-              <w:left w:type="dxa" w:w="120"/>
-              <w:bottom w:type="dxa" w:w="60"/>
-              <w:right w:type="dxa" w:w="120"/>
-            </w:tcMar>
-            <w:vAlign w:val="top"/>
-          </w:tcPr>
-          <w:p>
-            <w:pPr>
-              <w:spacing w:after="40" w:before="0"/>
-              <w:jc w:val="left"/>
-            </w:pPr>
-            <w:r>
-              <w:rPr>
-                <w:rFonts w:ascii="Arial" w:cs="Arial" w:eastAsia="Arial" w:hAnsi="Arial"/>
-                <w:b/>
-                <w:bCs/>
-                <w:i w:val="false"/>
-                <w:iCs w:val="false"/>
-                <w:color w:val="000000"/>
-                <w:sz w:val="18"/>
-                <w:szCs w:val="18"/>
-              </w:rPr>
-              <w:t xml:space="preserve">Phase 4 — DRIVING QUESTION BOARD: Final Review and Full Answer</w:t>
+            <w:shd w:fill="FCE4D6" w:color="auto" w:val="clear"/>
+            <w:tcMar>
+              <w:top w:type="dxa" w:w="60"/>
+              <w:left w:type="dxa" w:w="120"/>
+              <w:bottom w:type="dxa" w:w="60"/>
+              <w:right w:type="dxa" w:w="120"/>
+            </w:tcMar>
+            <w:vAlign w:val="top"/>
+          </w:tcPr>
+          <w:p>
+            <w:pPr>
+              <w:spacing w:after="40" w:before="0"/>
+              <w:jc w:val="left"/>
+            </w:pPr>
+            <w:r>
+              <w:rPr>
+                <w:rFonts w:ascii="Arial" w:cs="Arial" w:eastAsia="Arial" w:hAnsi="Arial"/>
+                <w:b/>
+                <w:bCs/>
+                <w:i w:val="false"/>
+                <w:iCs w:val="false"/>
+                <w:color w:val="000000"/>
+                <w:sz w:val="18"/>
+                <w:szCs w:val="18"/>
+              </w:rPr>
+              <w:t xml:space="preserve">Driving Question Board (DQB) Creation</w:t>
             </w:r>
           </w:p>
           <w:p>
@@ -25273,7 +25273,7 @@
             <w:pPr>
               <w:spacing w:after="20" w:before="0"/>
             </w:pPr>
-            <w:hyperlink w:history="1" r:id="rIdxxie3tgr9c5qp4zph7k0u">
+            <w:hyperlink w:history="1" r:id="rId7jnuofb5cxym8cufcia5u">
               <w:r>
                 <w:rPr>
                   <w:rFonts w:ascii="Arial" w:cs="Arial" w:eastAsia="Arial" w:hAnsi="Arial"/>
@@ -25306,7 +25306,7 @@
               <w:spacing w:after="10" w:before="0"/>
               <w:ind w:left="120"/>
             </w:pPr>
-            <w:hyperlink w:history="1" r:id="rId0ysprfntrpqqko6kmu26v">
+            <w:hyperlink w:history="1" r:id="rId-9slcmckslg3pruxm5mca">
               <w:r>
                 <w:rPr>
                   <w:rFonts w:ascii="Arial" w:cs="Arial" w:eastAsia="Arial" w:hAnsi="Arial"/>
@@ -25351,7 +25351,7 @@
             <w:pPr>
               <w:spacing w:after="20" w:before="0"/>
             </w:pPr>
-            <w:hyperlink w:history="1" r:id="rIds1evlw_fmifa0kjl0hy_c">
+            <w:hyperlink w:history="1" r:id="rIdi1dt3b9dbrl3i0o70dnp1">
               <w:r>
                 <w:rPr>
                   <w:rFonts w:ascii="Arial" w:cs="Arial" w:eastAsia="Arial" w:hAnsi="Arial"/>
@@ -25384,7 +25384,7 @@
               <w:spacing w:after="10" w:before="0"/>
               <w:ind w:left="120"/>
             </w:pPr>
-            <w:hyperlink w:history="1" r:id="rIdxtqn5scuumoz3ahm51yaw">
+            <w:hyperlink w:history="1" r:id="rIdqvctugxscfdgl88cadgax">
               <w:r>
                 <w:rPr>
                   <w:rFonts w:ascii="Arial" w:cs="Arial" w:eastAsia="Arial" w:hAnsi="Arial"/>
@@ -25531,32 +25531,32 @@
         <w:tc>
           <w:tcPr>
             <w:tcW w:type="dxa" w:w="1520"/>
-            <w:shd w:fill="F2F2F2" w:color="auto" w:val="clear"/>
-            <w:tcMar>
-              <w:top w:type="dxa" w:w="60"/>
-              <w:left w:type="dxa" w:w="120"/>
-              <w:bottom w:type="dxa" w:w="60"/>
-              <w:right w:type="dxa" w:w="120"/>
-            </w:tcMar>
-            <w:vAlign w:val="top"/>
-          </w:tcPr>
-          <w:p>
-            <w:pPr>
-              <w:spacing w:after="40" w:before="0"/>
-              <w:jc w:val="left"/>
-            </w:pPr>
-            <w:r>
-              <w:rPr>
-                <w:rFonts w:ascii="Arial" w:cs="Arial" w:eastAsia="Arial" w:hAnsi="Arial"/>
-                <w:b/>
-                <w:bCs/>
-                <w:i w:val="false"/>
-                <w:iCs w:val="false"/>
-                <w:color w:val="000000"/>
-                <w:sz w:val="18"/>
-                <w:szCs w:val="18"/>
-              </w:rPr>
-              <w:t xml:space="preserve">Phase 5 — MODEL BUILDING: L1 Sketch vs Final Annotated Model</w:t>
+            <w:shd w:fill="D5E8F0" w:color="auto" w:val="clear"/>
+            <w:tcMar>
+              <w:top w:type="dxa" w:w="60"/>
+              <w:left w:type="dxa" w:w="120"/>
+              <w:bottom w:type="dxa" w:w="60"/>
+              <w:right w:type="dxa" w:w="120"/>
+            </w:tcMar>
+            <w:vAlign w:val="top"/>
+          </w:tcPr>
+          <w:p>
+            <w:pPr>
+              <w:spacing w:after="40" w:before="0"/>
+              <w:jc w:val="left"/>
+            </w:pPr>
+            <w:r>
+              <w:rPr>
+                <w:rFonts w:ascii="Arial" w:cs="Arial" w:eastAsia="Arial" w:hAnsi="Arial"/>
+                <w:b/>
+                <w:bCs/>
+                <w:i w:val="false"/>
+                <w:iCs w:val="false"/>
+                <w:color w:val="000000"/>
+                <w:sz w:val="18"/>
+                <w:szCs w:val="18"/>
+              </w:rPr>
+              <w:t xml:space="preserve">Model Building Phase</w:t>
             </w:r>
           </w:p>
           <w:p>
@@ -25579,7 +25579,7 @@
             <w:pPr>
               <w:spacing w:after="20" w:before="0"/>
             </w:pPr>
-            <w:hyperlink w:history="1" r:id="rIdw6_e7yeatqeyp_rxway2b">
+            <w:hyperlink w:history="1" r:id="rId6_dxzffai-mrq05ensvei">
               <w:r>
                 <w:rPr>
                   <w:rFonts w:ascii="Arial" w:cs="Arial" w:eastAsia="Arial" w:hAnsi="Arial"/>
@@ -25612,7 +25612,7 @@
               <w:spacing w:after="10" w:before="0"/>
               <w:ind w:left="120"/>
             </w:pPr>
-            <w:hyperlink w:history="1" r:id="rId1lzvvmsjczhyqu3ebztam">
+            <w:hyperlink w:history="1" r:id="rIdb_jdd3nhbh9uyzyw-es0j">
               <w:r>
                 <w:rPr>
                   <w:rFonts w:ascii="Arial" w:cs="Arial" w:eastAsia="Arial" w:hAnsi="Arial"/>
@@ -25657,7 +25657,7 @@
             <w:pPr>
               <w:spacing w:after="20" w:before="0"/>
             </w:pPr>
-            <w:hyperlink w:history="1" r:id="rIdf2p581rsxev6jp0ifqlbf">
+            <w:hyperlink w:history="1" r:id="rIdifpqt0twmtw_qstlc8c-w">
               <w:r>
                 <w:rPr>
                   <w:rFonts w:ascii="Arial" w:cs="Arial" w:eastAsia="Arial" w:hAnsi="Arial"/>
@@ -25690,7 +25690,7 @@
               <w:spacing w:after="10" w:before="0"/>
               <w:ind w:left="120"/>
             </w:pPr>
-            <w:hyperlink w:history="1" r:id="rIdgmxkovgade8fwtppr8uvk">
+            <w:hyperlink w:history="1" r:id="rIdiwsiohlbherrlgwieyc3_">
               <w:r>
                 <w:rPr>
                   <w:rFonts w:ascii="Arial" w:cs="Arial" w:eastAsia="Arial" w:hAnsi="Arial"/>

--- a/data/outputs/v2/Core_Mathematics/SS2.3_Rotation/Core_Mathematics_Rotation_CBE_LessonSequence.docx
+++ b/data/outputs/v2/Core_Mathematics/SS2.3_Rotation/Core_Mathematics_Rotation_CBE_LessonSequence.docx
@@ -3197,7 +3197,7 @@
             <w:pPr>
               <w:spacing w:after="20" w:before="0"/>
             </w:pPr>
-            <w:hyperlink w:history="1" r:id="rIdu3bpbykvqtydclh6ugmhg">
+            <w:hyperlink w:history="1" r:id="rIdrcpkr22mm4qgekwuffpfb">
               <w:r>
                 <w:rPr>
                   <w:rFonts w:ascii="Arial" w:cs="Arial" w:eastAsia="Arial" w:hAnsi="Arial"/>
@@ -3230,7 +3230,7 @@
               <w:spacing w:after="10" w:before="0"/>
               <w:ind w:left="120"/>
             </w:pPr>
-            <w:hyperlink w:history="1" r:id="rId5vraowm778ce_sh3ui6gu">
+            <w:hyperlink w:history="1" r:id="rIdgqkbkhefm1qmqo4gt5s2b">
               <w:r>
                 <w:rPr>
                   <w:rFonts w:ascii="Arial" w:cs="Arial" w:eastAsia="Arial" w:hAnsi="Arial"/>
@@ -3275,7 +3275,7 @@
             <w:pPr>
               <w:spacing w:after="20" w:before="0"/>
             </w:pPr>
-            <w:hyperlink w:history="1" r:id="rIdzawvdz_cq-fa_kbmjw5lm">
+            <w:hyperlink w:history="1" r:id="rIde9eok-pz5gamw-3awn83v">
               <w:r>
                 <w:rPr>
                   <w:rFonts w:ascii="Arial" w:cs="Arial" w:eastAsia="Arial" w:hAnsi="Arial"/>
@@ -3308,7 +3308,7 @@
               <w:spacing w:after="10" w:before="0"/>
               <w:ind w:left="120"/>
             </w:pPr>
-            <w:hyperlink w:history="1" r:id="rId5t5sn-ihpmttw1ksz0d7o">
+            <w:hyperlink w:history="1" r:id="rIds5hwivth1e22nblz3r5bm">
               <w:r>
                 <w:rPr>
                   <w:rFonts w:ascii="Arial" w:cs="Arial" w:eastAsia="Arial" w:hAnsi="Arial"/>
@@ -3503,7 +3503,7 @@
             <w:pPr>
               <w:spacing w:after="20" w:before="0"/>
             </w:pPr>
-            <w:hyperlink w:history="1" r:id="rId6enf2wwkoubx2sr8cgrxm">
+            <w:hyperlink w:history="1" r:id="rIdgt81d77k720wwfu5p5gca">
               <w:r>
                 <w:rPr>
                   <w:rFonts w:ascii="Arial" w:cs="Arial" w:eastAsia="Arial" w:hAnsi="Arial"/>
@@ -3536,7 +3536,7 @@
               <w:spacing w:after="10" w:before="0"/>
               <w:ind w:left="120"/>
             </w:pPr>
-            <w:hyperlink w:history="1" r:id="rIddk4goj1grzbshfpjilhmh">
+            <w:hyperlink w:history="1" r:id="rId8rsfc9yr_kpmrds9bmmkx">
               <w:r>
                 <w:rPr>
                   <w:rFonts w:ascii="Arial" w:cs="Arial" w:eastAsia="Arial" w:hAnsi="Arial"/>
@@ -3581,7 +3581,7 @@
             <w:pPr>
               <w:spacing w:after="20" w:before="0"/>
             </w:pPr>
-            <w:hyperlink w:history="1" r:id="rIduzu8bcbsik5thwy713-wp">
+            <w:hyperlink w:history="1" r:id="rIdn1ls-crz9jw7zgrbkf2f2">
               <w:r>
                 <w:rPr>
                   <w:rFonts w:ascii="Arial" w:cs="Arial" w:eastAsia="Arial" w:hAnsi="Arial"/>
@@ -3614,7 +3614,7 @@
               <w:spacing w:after="10" w:before="0"/>
               <w:ind w:left="120"/>
             </w:pPr>
-            <w:hyperlink w:history="1" r:id="rId0rtdfqfwbi6wm8xwwluqb">
+            <w:hyperlink w:history="1" r:id="rIdzh9wrple0qburluitjvfq">
               <w:r>
                 <w:rPr>
                   <w:rFonts w:ascii="Arial" w:cs="Arial" w:eastAsia="Arial" w:hAnsi="Arial"/>
@@ -3809,7 +3809,7 @@
             <w:pPr>
               <w:spacing w:after="20" w:before="0"/>
             </w:pPr>
-            <w:hyperlink w:history="1" r:id="rIdog5lj-jud9ijwodb6isv9">
+            <w:hyperlink w:history="1" r:id="rIddq8wkqkh08yd7hwihn57e">
               <w:r>
                 <w:rPr>
                   <w:rFonts w:ascii="Arial" w:cs="Arial" w:eastAsia="Arial" w:hAnsi="Arial"/>
@@ -3842,7 +3842,7 @@
               <w:spacing w:after="10" w:before="0"/>
               <w:ind w:left="120"/>
             </w:pPr>
-            <w:hyperlink w:history="1" r:id="rId87tnnl-l-9wgb6h9tfk4m">
+            <w:hyperlink w:history="1" r:id="rId-y2yysckpxpxd0fzeh9cx">
               <w:r>
                 <w:rPr>
                   <w:rFonts w:ascii="Arial" w:cs="Arial" w:eastAsia="Arial" w:hAnsi="Arial"/>
@@ -3887,7 +3887,7 @@
             <w:pPr>
               <w:spacing w:after="20" w:before="0"/>
             </w:pPr>
-            <w:hyperlink w:history="1" r:id="rIdnpzfkw1u98nppm1zmgqxv">
+            <w:hyperlink w:history="1" r:id="rIdrnnvcejlv65jil5owudrh">
               <w:r>
                 <w:rPr>
                   <w:rFonts w:ascii="Arial" w:cs="Arial" w:eastAsia="Arial" w:hAnsi="Arial"/>
@@ -3920,7 +3920,7 @@
               <w:spacing w:after="10" w:before="0"/>
               <w:ind w:left="120"/>
             </w:pPr>
-            <w:hyperlink w:history="1" r:id="rId7trvo-osnbq4vefrqqz-c">
+            <w:hyperlink w:history="1" r:id="rIdiefqp1d1vs6ndumqux72t">
               <w:r>
                 <w:rPr>
                   <w:rFonts w:ascii="Arial" w:cs="Arial" w:eastAsia="Arial" w:hAnsi="Arial"/>
@@ -4115,7 +4115,7 @@
             <w:pPr>
               <w:spacing w:after="20" w:before="0"/>
             </w:pPr>
-            <w:hyperlink w:history="1" r:id="rIdyredj1wamjoswu1izpm1k">
+            <w:hyperlink w:history="1" r:id="rIdvaqkkjfi6qlhlmnhyb68q">
               <w:r>
                 <w:rPr>
                   <w:rFonts w:ascii="Arial" w:cs="Arial" w:eastAsia="Arial" w:hAnsi="Arial"/>
@@ -4148,7 +4148,7 @@
               <w:spacing w:after="10" w:before="0"/>
               <w:ind w:left="120"/>
             </w:pPr>
-            <w:hyperlink w:history="1" r:id="rId9z0jhhfydllqro7xlxvty">
+            <w:hyperlink w:history="1" r:id="rIdt_l7fdslkzwhfjdkjbrxb">
               <w:r>
                 <w:rPr>
                   <w:rFonts w:ascii="Arial" w:cs="Arial" w:eastAsia="Arial" w:hAnsi="Arial"/>
@@ -4193,7 +4193,7 @@
             <w:pPr>
               <w:spacing w:after="20" w:before="0"/>
             </w:pPr>
-            <w:hyperlink w:history="1" r:id="rIda1v6xmcywhhwvcgk2crz4">
+            <w:hyperlink w:history="1" r:id="rIduu2f1frdi-u3_o8y-9rdc">
               <w:r>
                 <w:rPr>
                   <w:rFonts w:ascii="Arial" w:cs="Arial" w:eastAsia="Arial" w:hAnsi="Arial"/>
@@ -4226,7 +4226,7 @@
               <w:spacing w:after="10" w:before="0"/>
               <w:ind w:left="120"/>
             </w:pPr>
-            <w:hyperlink w:history="1" r:id="rId4fl7a9_xqqsbak12fbi4k">
+            <w:hyperlink w:history="1" r:id="rIdo6aagtid65lv29rtpqti4">
               <w:r>
                 <w:rPr>
                   <w:rFonts w:ascii="Arial" w:cs="Arial" w:eastAsia="Arial" w:hAnsi="Arial"/>
@@ -4421,7 +4421,7 @@
             <w:pPr>
               <w:spacing w:after="20" w:before="0"/>
             </w:pPr>
-            <w:hyperlink w:history="1" r:id="rIddqvphi1shrdju0lxzroe4">
+            <w:hyperlink w:history="1" r:id="rIds1hnlbkfl9hjfa5g7jody">
               <w:r>
                 <w:rPr>
                   <w:rFonts w:ascii="Arial" w:cs="Arial" w:eastAsia="Arial" w:hAnsi="Arial"/>
@@ -4454,7 +4454,7 @@
               <w:spacing w:after="10" w:before="0"/>
               <w:ind w:left="120"/>
             </w:pPr>
-            <w:hyperlink w:history="1" r:id="rId3z5ddxggfocuauyrxqkgf">
+            <w:hyperlink w:history="1" r:id="rIdje5iyzw6mtunhxf25b-sa">
               <w:r>
                 <w:rPr>
                   <w:rFonts w:ascii="Arial" w:cs="Arial" w:eastAsia="Arial" w:hAnsi="Arial"/>
@@ -4499,7 +4499,7 @@
             <w:pPr>
               <w:spacing w:after="20" w:before="0"/>
             </w:pPr>
-            <w:hyperlink w:history="1" r:id="rIdb9p5wsz9bjkrn1r16adts">
+            <w:hyperlink w:history="1" r:id="rIdfqa2e50giluyvsxgj1zff">
               <w:r>
                 <w:rPr>
                   <w:rFonts w:ascii="Arial" w:cs="Arial" w:eastAsia="Arial" w:hAnsi="Arial"/>
@@ -4532,7 +4532,7 @@
               <w:spacing w:after="10" w:before="0"/>
               <w:ind w:left="120"/>
             </w:pPr>
-            <w:hyperlink w:history="1" r:id="rIdeewxhf4y6ocyqwj23nmue">
+            <w:hyperlink w:history="1" r:id="rIdte__uwlip_pk3vjl3ll1h">
               <w:r>
                 <w:rPr>
                   <w:rFonts w:ascii="Arial" w:cs="Arial" w:eastAsia="Arial" w:hAnsi="Arial"/>
@@ -6019,7 +6019,7 @@
             <w:pPr>
               <w:spacing w:after="20" w:before="0"/>
             </w:pPr>
-            <w:hyperlink w:history="1" r:id="rId-gmbajo7yy7zhijqavorm">
+            <w:hyperlink w:history="1" r:id="rIdmen0ntjrrcdsr68pplz5p">
               <w:r>
                 <w:rPr>
                   <w:rFonts w:ascii="Arial" w:cs="Arial" w:eastAsia="Arial" w:hAnsi="Arial"/>
@@ -6052,7 +6052,7 @@
               <w:spacing w:after="10" w:before="0"/>
               <w:ind w:left="120"/>
             </w:pPr>
-            <w:hyperlink w:history="1" r:id="rIda-1awrozx69uef2sxuey7">
+            <w:hyperlink w:history="1" r:id="rId-ssavl4s9sj7l7fqtq194">
               <w:r>
                 <w:rPr>
                   <w:rFonts w:ascii="Arial" w:cs="Arial" w:eastAsia="Arial" w:hAnsi="Arial"/>
@@ -6097,7 +6097,7 @@
             <w:pPr>
               <w:spacing w:after="20" w:before="0"/>
             </w:pPr>
-            <w:hyperlink w:history="1" r:id="rIdhfeibliy0aq7fb04imeeb">
+            <w:hyperlink w:history="1" r:id="rIdgde6_rxvvanysgtlq9jw-">
               <w:r>
                 <w:rPr>
                   <w:rFonts w:ascii="Arial" w:cs="Arial" w:eastAsia="Arial" w:hAnsi="Arial"/>
@@ -6130,7 +6130,7 @@
               <w:spacing w:after="10" w:before="0"/>
               <w:ind w:left="120"/>
             </w:pPr>
-            <w:hyperlink w:history="1" r:id="rIdrg5c7gfx4fz1mmxcrucwd">
+            <w:hyperlink w:history="1" r:id="rIdr4hcecvn873iydffdsfsj">
               <w:r>
                 <w:rPr>
                   <w:rFonts w:ascii="Arial" w:cs="Arial" w:eastAsia="Arial" w:hAnsi="Arial"/>
@@ -6325,7 +6325,7 @@
             <w:pPr>
               <w:spacing w:after="20" w:before="0"/>
             </w:pPr>
-            <w:hyperlink w:history="1" r:id="rIdveaff0nndxbwwnnlix_sm">
+            <w:hyperlink w:history="1" r:id="rIdueo0vzee-xygztanebjn3">
               <w:r>
                 <w:rPr>
                   <w:rFonts w:ascii="Arial" w:cs="Arial" w:eastAsia="Arial" w:hAnsi="Arial"/>
@@ -6358,7 +6358,7 @@
               <w:spacing w:after="10" w:before="0"/>
               <w:ind w:left="120"/>
             </w:pPr>
-            <w:hyperlink w:history="1" r:id="rIdijr6muxuqxb4ldknkpu1u">
+            <w:hyperlink w:history="1" r:id="rIdp2my2wisiib-6iqkasspy">
               <w:r>
                 <w:rPr>
                   <w:rFonts w:ascii="Arial" w:cs="Arial" w:eastAsia="Arial" w:hAnsi="Arial"/>
@@ -6403,7 +6403,7 @@
             <w:pPr>
               <w:spacing w:after="20" w:before="0"/>
             </w:pPr>
-            <w:hyperlink w:history="1" r:id="rId7tj6e4opngga_5p5sx26v">
+            <w:hyperlink w:history="1" r:id="rIdae218hwsgi7ia74uar20k">
               <w:r>
                 <w:rPr>
                   <w:rFonts w:ascii="Arial" w:cs="Arial" w:eastAsia="Arial" w:hAnsi="Arial"/>
@@ -6436,7 +6436,7 @@
               <w:spacing w:after="10" w:before="0"/>
               <w:ind w:left="120"/>
             </w:pPr>
-            <w:hyperlink w:history="1" r:id="rIdwwsso8uj0avb94aq2lgth">
+            <w:hyperlink w:history="1" r:id="rIdrewobtrpyf9wkowxvss1g">
               <w:r>
                 <w:rPr>
                   <w:rFonts w:ascii="Arial" w:cs="Arial" w:eastAsia="Arial" w:hAnsi="Arial"/>
@@ -6631,7 +6631,7 @@
             <w:pPr>
               <w:spacing w:after="20" w:before="0"/>
             </w:pPr>
-            <w:hyperlink w:history="1" r:id="rId-fiv3x9ek16xqjl0dbwyh">
+            <w:hyperlink w:history="1" r:id="rIdv-k8ohrmmm5ve08jzajet">
               <w:r>
                 <w:rPr>
                   <w:rFonts w:ascii="Arial" w:cs="Arial" w:eastAsia="Arial" w:hAnsi="Arial"/>
@@ -6664,7 +6664,7 @@
               <w:spacing w:after="10" w:before="0"/>
               <w:ind w:left="120"/>
             </w:pPr>
-            <w:hyperlink w:history="1" r:id="rIdridnwrofjkqhw_vtjmxkl">
+            <w:hyperlink w:history="1" r:id="rId0ftiqeh7nbvz4-qxmu8ck">
               <w:r>
                 <w:rPr>
                   <w:rFonts w:ascii="Arial" w:cs="Arial" w:eastAsia="Arial" w:hAnsi="Arial"/>
@@ -6709,7 +6709,7 @@
             <w:pPr>
               <w:spacing w:after="20" w:before="0"/>
             </w:pPr>
-            <w:hyperlink w:history="1" r:id="rIde9ukjrx8fy328r3fgz1u4">
+            <w:hyperlink w:history="1" r:id="rIdjo1zrd_6kzeb-5imhafcj">
               <w:r>
                 <w:rPr>
                   <w:rFonts w:ascii="Arial" w:cs="Arial" w:eastAsia="Arial" w:hAnsi="Arial"/>
@@ -6742,7 +6742,7 @@
               <w:spacing w:after="10" w:before="0"/>
               <w:ind w:left="120"/>
             </w:pPr>
-            <w:hyperlink w:history="1" r:id="rId-sjjh-ssxpm-xvagentxm">
+            <w:hyperlink w:history="1" r:id="rId8lzr4zvvjy2o6nrmjq22n">
               <w:r>
                 <w:rPr>
                   <w:rFonts w:ascii="Arial" w:cs="Arial" w:eastAsia="Arial" w:hAnsi="Arial"/>
@@ -6937,7 +6937,7 @@
             <w:pPr>
               <w:spacing w:after="20" w:before="0"/>
             </w:pPr>
-            <w:hyperlink w:history="1" r:id="rIdpa1k5pf5z4d-v7-ndj3db">
+            <w:hyperlink w:history="1" r:id="rIdcjkmynq2gjy7t3ubqkncy">
               <w:r>
                 <w:rPr>
                   <w:rFonts w:ascii="Arial" w:cs="Arial" w:eastAsia="Arial" w:hAnsi="Arial"/>
@@ -6970,7 +6970,7 @@
               <w:spacing w:after="10" w:before="0"/>
               <w:ind w:left="120"/>
             </w:pPr>
-            <w:hyperlink w:history="1" r:id="rIdqjzu7uqwat6p7mtad4juo">
+            <w:hyperlink w:history="1" r:id="rIds6g1g_upoq0iewzzzhwtl">
               <w:r>
                 <w:rPr>
                   <w:rFonts w:ascii="Arial" w:cs="Arial" w:eastAsia="Arial" w:hAnsi="Arial"/>
@@ -7015,7 +7015,7 @@
             <w:pPr>
               <w:spacing w:after="20" w:before="0"/>
             </w:pPr>
-            <w:hyperlink w:history="1" r:id="rIdpbe5gnwil8r-rtbvp6-37">
+            <w:hyperlink w:history="1" r:id="rIdgbydn189uau9bneijyoju">
               <w:r>
                 <w:rPr>
                   <w:rFonts w:ascii="Arial" w:cs="Arial" w:eastAsia="Arial" w:hAnsi="Arial"/>
@@ -7048,7 +7048,7 @@
               <w:spacing w:after="10" w:before="0"/>
               <w:ind w:left="120"/>
             </w:pPr>
-            <w:hyperlink w:history="1" r:id="rIdeqxofnaergbf2gol-r1bq">
+            <w:hyperlink w:history="1" r:id="rIdaizqgawxqllwfy1psdfe4">
               <w:r>
                 <w:rPr>
                   <w:rFonts w:ascii="Arial" w:cs="Arial" w:eastAsia="Arial" w:hAnsi="Arial"/>
@@ -7243,7 +7243,7 @@
             <w:pPr>
               <w:spacing w:after="20" w:before="0"/>
             </w:pPr>
-            <w:hyperlink w:history="1" r:id="rIdqfcbvktze1yqrmcbcd5hq">
+            <w:hyperlink w:history="1" r:id="rIda_r-f4tpqrysrhwke7_lw">
               <w:r>
                 <w:rPr>
                   <w:rFonts w:ascii="Arial" w:cs="Arial" w:eastAsia="Arial" w:hAnsi="Arial"/>
@@ -7276,7 +7276,7 @@
               <w:spacing w:after="10" w:before="0"/>
               <w:ind w:left="120"/>
             </w:pPr>
-            <w:hyperlink w:history="1" r:id="rIdrpdndhxkd70z33ibj8366">
+            <w:hyperlink w:history="1" r:id="rIdnf1qgs8kioeizzkpx9qda">
               <w:r>
                 <w:rPr>
                   <w:rFonts w:ascii="Arial" w:cs="Arial" w:eastAsia="Arial" w:hAnsi="Arial"/>
@@ -7321,7 +7321,7 @@
             <w:pPr>
               <w:spacing w:after="20" w:before="0"/>
             </w:pPr>
-            <w:hyperlink w:history="1" r:id="rIduyshwwbtfypac9_eprvzk">
+            <w:hyperlink w:history="1" r:id="rIdumgunu9kkdsbmvg-ouz4v">
               <w:r>
                 <w:rPr>
                   <w:rFonts w:ascii="Arial" w:cs="Arial" w:eastAsia="Arial" w:hAnsi="Arial"/>
@@ -7354,7 +7354,7 @@
               <w:spacing w:after="10" w:before="0"/>
               <w:ind w:left="120"/>
             </w:pPr>
-            <w:hyperlink w:history="1" r:id="rIdudno7ddpuzra0ksyen5p2">
+            <w:hyperlink w:history="1" r:id="rId1junsq9qpe5zfccslvfha">
               <w:r>
                 <w:rPr>
                   <w:rFonts w:ascii="Arial" w:cs="Arial" w:eastAsia="Arial" w:hAnsi="Arial"/>
@@ -9228,7 +9228,7 @@
             <w:pPr>
               <w:spacing w:after="20" w:before="0"/>
             </w:pPr>
-            <w:hyperlink w:history="1" r:id="rIdz0aysp6za7dvawlirwj2i">
+            <w:hyperlink w:history="1" r:id="rId1miuygpxxjii-a8sgh-5p">
               <w:r>
                 <w:rPr>
                   <w:rFonts w:ascii="Arial" w:cs="Arial" w:eastAsia="Arial" w:hAnsi="Arial"/>
@@ -9261,7 +9261,7 @@
               <w:spacing w:after="10" w:before="0"/>
               <w:ind w:left="120"/>
             </w:pPr>
-            <w:hyperlink w:history="1" r:id="rId-ugq9gfchaus0onbxbil9">
+            <w:hyperlink w:history="1" r:id="rIdjzgvgg4l6jq215o-hd-zb">
               <w:r>
                 <w:rPr>
                   <w:rFonts w:ascii="Arial" w:cs="Arial" w:eastAsia="Arial" w:hAnsi="Arial"/>
@@ -9306,7 +9306,7 @@
             <w:pPr>
               <w:spacing w:after="20" w:before="0"/>
             </w:pPr>
-            <w:hyperlink w:history="1" r:id="rIdfveclhc5ditvy_v3g_yr0">
+            <w:hyperlink w:history="1" r:id="rIdmpcwcr47wzdagckpuiret">
               <w:r>
                 <w:rPr>
                   <w:rFonts w:ascii="Arial" w:cs="Arial" w:eastAsia="Arial" w:hAnsi="Arial"/>
@@ -9339,7 +9339,7 @@
               <w:spacing w:after="10" w:before="0"/>
               <w:ind w:left="120"/>
             </w:pPr>
-            <w:hyperlink w:history="1" r:id="rIdnketkb5joj_yjnfrc6me3">
+            <w:hyperlink w:history="1" r:id="rId-qaebl0h4t83f2hzjeegj">
               <w:r>
                 <w:rPr>
                   <w:rFonts w:ascii="Arial" w:cs="Arial" w:eastAsia="Arial" w:hAnsi="Arial"/>
@@ -9534,7 +9534,7 @@
             <w:pPr>
               <w:spacing w:after="20" w:before="0"/>
             </w:pPr>
-            <w:hyperlink w:history="1" r:id="rIdwree245qxfgg5lekxk4wb">
+            <w:hyperlink w:history="1" r:id="rId4nlo0zqtq3momlq8krf9g">
               <w:r>
                 <w:rPr>
                   <w:rFonts w:ascii="Arial" w:cs="Arial" w:eastAsia="Arial" w:hAnsi="Arial"/>
@@ -9567,7 +9567,7 @@
               <w:spacing w:after="10" w:before="0"/>
               <w:ind w:left="120"/>
             </w:pPr>
-            <w:hyperlink w:history="1" r:id="rIdj5qmigcjsov_veiwsspzc">
+            <w:hyperlink w:history="1" r:id="rIdczlxyao4hwiypkbqolrq-">
               <w:r>
                 <w:rPr>
                   <w:rFonts w:ascii="Arial" w:cs="Arial" w:eastAsia="Arial" w:hAnsi="Arial"/>
@@ -9612,7 +9612,7 @@
             <w:pPr>
               <w:spacing w:after="20" w:before="0"/>
             </w:pPr>
-            <w:hyperlink w:history="1" r:id="rIdkqcttiiq8oneb1yvdiepz">
+            <w:hyperlink w:history="1" r:id="rIdgk652noxespmnbsm_4yeh">
               <w:r>
                 <w:rPr>
                   <w:rFonts w:ascii="Arial" w:cs="Arial" w:eastAsia="Arial" w:hAnsi="Arial"/>
@@ -9645,7 +9645,7 @@
               <w:spacing w:after="10" w:before="0"/>
               <w:ind w:left="120"/>
             </w:pPr>
-            <w:hyperlink w:history="1" r:id="rIdbs-vvo0cifpv_rtiftvtc">
+            <w:hyperlink w:history="1" r:id="rIdk2li-xkg6vriedb1kv_ev">
               <w:r>
                 <w:rPr>
                   <w:rFonts w:ascii="Arial" w:cs="Arial" w:eastAsia="Arial" w:hAnsi="Arial"/>
@@ -10030,7 +10030,7 @@
             <w:pPr>
               <w:spacing w:after="20" w:before="0"/>
             </w:pPr>
-            <w:hyperlink w:history="1" r:id="rIddutm-sf7eyukn0ejreqvn">
+            <w:hyperlink w:history="1" r:id="rId9zez7bvqijdezoa6ttdfs">
               <w:r>
                 <w:rPr>
                   <w:rFonts w:ascii="Arial" w:cs="Arial" w:eastAsia="Arial" w:hAnsi="Arial"/>
@@ -10063,7 +10063,7 @@
               <w:spacing w:after="10" w:before="0"/>
               <w:ind w:left="120"/>
             </w:pPr>
-            <w:hyperlink w:history="1" r:id="rIdsyen3x6kyck59jpjm2dof">
+            <w:hyperlink w:history="1" r:id="rIdl7yqbncim-pba2bt5cw7y">
               <w:r>
                 <w:rPr>
                   <w:rFonts w:ascii="Arial" w:cs="Arial" w:eastAsia="Arial" w:hAnsi="Arial"/>
@@ -10108,7 +10108,7 @@
             <w:pPr>
               <w:spacing w:after="20" w:before="0"/>
             </w:pPr>
-            <w:hyperlink w:history="1" r:id="rId7swmnfskx7gbat9kl6lxb">
+            <w:hyperlink w:history="1" r:id="rIdskj4erpkooknmb-al10kk">
               <w:r>
                 <w:rPr>
                   <w:rFonts w:ascii="Arial" w:cs="Arial" w:eastAsia="Arial" w:hAnsi="Arial"/>
@@ -10141,7 +10141,7 @@
               <w:spacing w:after="10" w:before="0"/>
               <w:ind w:left="120"/>
             </w:pPr>
-            <w:hyperlink w:history="1" r:id="rIdmmplq0imgkspjw0w9gcu0">
+            <w:hyperlink w:history="1" r:id="rIdf-jabczckns4l4nrm3tp1">
               <w:r>
                 <w:rPr>
                   <w:rFonts w:ascii="Arial" w:cs="Arial" w:eastAsia="Arial" w:hAnsi="Arial"/>
@@ -10450,7 +10450,7 @@
             <w:pPr>
               <w:spacing w:after="20" w:before="0"/>
             </w:pPr>
-            <w:hyperlink w:history="1" r:id="rIddqmpijqi8mlnorzxbkgta">
+            <w:hyperlink w:history="1" r:id="rIdpcj3gnciqvrjpqtjw6knw">
               <w:r>
                 <w:rPr>
                   <w:rFonts w:ascii="Arial" w:cs="Arial" w:eastAsia="Arial" w:hAnsi="Arial"/>
@@ -10483,7 +10483,7 @@
               <w:spacing w:after="10" w:before="0"/>
               <w:ind w:left="120"/>
             </w:pPr>
-            <w:hyperlink w:history="1" r:id="rIdjlbvtdfttccxpsh5bxcgr">
+            <w:hyperlink w:history="1" r:id="rIduinws1srsxdl0amepzpae">
               <w:r>
                 <w:rPr>
                   <w:rFonts w:ascii="Arial" w:cs="Arial" w:eastAsia="Arial" w:hAnsi="Arial"/>
@@ -10528,7 +10528,7 @@
             <w:pPr>
               <w:spacing w:after="20" w:before="0"/>
             </w:pPr>
-            <w:hyperlink w:history="1" r:id="rIdejb3srmh2zrkc6fe6juy1">
+            <w:hyperlink w:history="1" r:id="rId5uufezn15bmghvkfcjen8">
               <w:r>
                 <w:rPr>
                   <w:rFonts w:ascii="Arial" w:cs="Arial" w:eastAsia="Arial" w:hAnsi="Arial"/>
@@ -10561,7 +10561,7 @@
               <w:spacing w:after="10" w:before="0"/>
               <w:ind w:left="120"/>
             </w:pPr>
-            <w:hyperlink w:history="1" r:id="rIdi0vvk3mna4guiouqruzoe">
+            <w:hyperlink w:history="1" r:id="rIdgzrrlg5zcldvjmy_o24qe">
               <w:r>
                 <w:rPr>
                   <w:rFonts w:ascii="Arial" w:cs="Arial" w:eastAsia="Arial" w:hAnsi="Arial"/>
@@ -10832,7 +10832,7 @@
             <w:pPr>
               <w:spacing w:after="20" w:before="0"/>
             </w:pPr>
-            <w:hyperlink w:history="1" r:id="rId4vs7z3wgj9n5yfmkiwrqi">
+            <w:hyperlink w:history="1" r:id="rIdttfwxhme9ks1b7adyfkw6">
               <w:r>
                 <w:rPr>
                   <w:rFonts w:ascii="Arial" w:cs="Arial" w:eastAsia="Arial" w:hAnsi="Arial"/>
@@ -10865,7 +10865,7 @@
               <w:spacing w:after="10" w:before="0"/>
               <w:ind w:left="120"/>
             </w:pPr>
-            <w:hyperlink w:history="1" r:id="rIdmuoieoccub58ityqipn7t">
+            <w:hyperlink w:history="1" r:id="rId752vabgftlrxbjseleyfb">
               <w:r>
                 <w:rPr>
                   <w:rFonts w:ascii="Arial" w:cs="Arial" w:eastAsia="Arial" w:hAnsi="Arial"/>
@@ -10910,7 +10910,7 @@
             <w:pPr>
               <w:spacing w:after="20" w:before="0"/>
             </w:pPr>
-            <w:hyperlink w:history="1" r:id="rIdae7nmxrm8kawdox3imgnj">
+            <w:hyperlink w:history="1" r:id="rId37xwzeaqfpwqhbwugifzd">
               <w:r>
                 <w:rPr>
                   <w:rFonts w:ascii="Arial" w:cs="Arial" w:eastAsia="Arial" w:hAnsi="Arial"/>
@@ -10943,7 +10943,7 @@
               <w:spacing w:after="10" w:before="0"/>
               <w:ind w:left="120"/>
             </w:pPr>
-            <w:hyperlink w:history="1" r:id="rIdywr51xxnoox3nl5yawqwx">
+            <w:hyperlink w:history="1" r:id="rIdcfywt7a2-16lsqasorogg">
               <w:r>
                 <w:rPr>
                   <w:rFonts w:ascii="Arial" w:cs="Arial" w:eastAsia="Arial" w:hAnsi="Arial"/>
@@ -12649,7 +12649,7 @@
             <w:pPr>
               <w:spacing w:after="20" w:before="0"/>
             </w:pPr>
-            <w:hyperlink w:history="1" r:id="rId9exupo7jmcaybp9eizzfg">
+            <w:hyperlink w:history="1" r:id="rIdaihgaxsq-e-5ei4he3wbf">
               <w:r>
                 <w:rPr>
                   <w:rFonts w:ascii="Arial" w:cs="Arial" w:eastAsia="Arial" w:hAnsi="Arial"/>
@@ -12682,7 +12682,7 @@
               <w:spacing w:after="10" w:before="0"/>
               <w:ind w:left="120"/>
             </w:pPr>
-            <w:hyperlink w:history="1" r:id="rIdka1carubalnmphrxi3qqc">
+            <w:hyperlink w:history="1" r:id="rIdjpmn1howmjcaisuzconxv">
               <w:r>
                 <w:rPr>
                   <w:rFonts w:ascii="Arial" w:cs="Arial" w:eastAsia="Arial" w:hAnsi="Arial"/>
@@ -12727,7 +12727,7 @@
             <w:pPr>
               <w:spacing w:after="20" w:before="0"/>
             </w:pPr>
-            <w:hyperlink w:history="1" r:id="rIde3ubiiih-didl8lo08atp">
+            <w:hyperlink w:history="1" r:id="rIdwpp41mwpdm5dvlzjaqu4d">
               <w:r>
                 <w:rPr>
                   <w:rFonts w:ascii="Arial" w:cs="Arial" w:eastAsia="Arial" w:hAnsi="Arial"/>
@@ -12760,7 +12760,7 @@
               <w:spacing w:after="10" w:before="0"/>
               <w:ind w:left="120"/>
             </w:pPr>
-            <w:hyperlink w:history="1" r:id="rId2v_ufqbcgig9mxs7de5bm">
+            <w:hyperlink w:history="1" r:id="rIdpkjnt2-vpalszrmlfi1hi">
               <w:r>
                 <w:rPr>
                   <w:rFonts w:ascii="Arial" w:cs="Arial" w:eastAsia="Arial" w:hAnsi="Arial"/>
@@ -12955,7 +12955,7 @@
             <w:pPr>
               <w:spacing w:after="20" w:before="0"/>
             </w:pPr>
-            <w:hyperlink w:history="1" r:id="rId0gjianhjyujhxi-cfburv">
+            <w:hyperlink w:history="1" r:id="rIdrixrny6atl3n311egzm55">
               <w:r>
                 <w:rPr>
                   <w:rFonts w:ascii="Arial" w:cs="Arial" w:eastAsia="Arial" w:hAnsi="Arial"/>
@@ -12988,7 +12988,7 @@
               <w:spacing w:after="10" w:before="0"/>
               <w:ind w:left="120"/>
             </w:pPr>
-            <w:hyperlink w:history="1" r:id="rIde2-d0axrkisemp_jdczk8">
+            <w:hyperlink w:history="1" r:id="rIdpvytr9pjoozja4l8kau0t">
               <w:r>
                 <w:rPr>
                   <w:rFonts w:ascii="Arial" w:cs="Arial" w:eastAsia="Arial" w:hAnsi="Arial"/>
@@ -13033,7 +13033,7 @@
             <w:pPr>
               <w:spacing w:after="20" w:before="0"/>
             </w:pPr>
-            <w:hyperlink w:history="1" r:id="rIdoywmjcepz-3n4c6vymkz4">
+            <w:hyperlink w:history="1" r:id="rId35uhm_v06fpjum3p5seel">
               <w:r>
                 <w:rPr>
                   <w:rFonts w:ascii="Arial" w:cs="Arial" w:eastAsia="Arial" w:hAnsi="Arial"/>
@@ -13066,7 +13066,7 @@
               <w:spacing w:after="10" w:before="0"/>
               <w:ind w:left="120"/>
             </w:pPr>
-            <w:hyperlink w:history="1" r:id="rId7j2dmryeemg_hrigm7_fh">
+            <w:hyperlink w:history="1" r:id="rIdmgoqw1jyxbiks920fir5i">
               <w:r>
                 <w:rPr>
                   <w:rFonts w:ascii="Arial" w:cs="Arial" w:eastAsia="Arial" w:hAnsi="Arial"/>
@@ -13261,7 +13261,7 @@
             <w:pPr>
               <w:spacing w:after="20" w:before="0"/>
             </w:pPr>
-            <w:hyperlink w:history="1" r:id="rIdjypzpiismcmt1d1rxq7dc">
+            <w:hyperlink w:history="1" r:id="rIdbcsmm7aw6ojgsnz9t5t_g">
               <w:r>
                 <w:rPr>
                   <w:rFonts w:ascii="Arial" w:cs="Arial" w:eastAsia="Arial" w:hAnsi="Arial"/>
@@ -13294,7 +13294,7 @@
               <w:spacing w:after="10" w:before="0"/>
               <w:ind w:left="120"/>
             </w:pPr>
-            <w:hyperlink w:history="1" r:id="rIdl9lqagn-rcg2ujjz5iyrk">
+            <w:hyperlink w:history="1" r:id="rIdltfysykdwv-rpxv8a4m-g">
               <w:r>
                 <w:rPr>
                   <w:rFonts w:ascii="Arial" w:cs="Arial" w:eastAsia="Arial" w:hAnsi="Arial"/>
@@ -13339,7 +13339,7 @@
             <w:pPr>
               <w:spacing w:after="20" w:before="0"/>
             </w:pPr>
-            <w:hyperlink w:history="1" r:id="rIdgmz52wcmrnicwlbn1fzat">
+            <w:hyperlink w:history="1" r:id="rIdnl7a_wy6lnsi7gmch_2af">
               <w:r>
                 <w:rPr>
                   <w:rFonts w:ascii="Arial" w:cs="Arial" w:eastAsia="Arial" w:hAnsi="Arial"/>
@@ -13372,7 +13372,7 @@
               <w:spacing w:after="10" w:before="0"/>
               <w:ind w:left="120"/>
             </w:pPr>
-            <w:hyperlink w:history="1" r:id="rId2wnl4yci6mzapzr3kvpub">
+            <w:hyperlink w:history="1" r:id="rId2sodbqfxmto3dohxmqxdl">
               <w:r>
                 <w:rPr>
                   <w:rFonts w:ascii="Arial" w:cs="Arial" w:eastAsia="Arial" w:hAnsi="Arial"/>
@@ -13567,7 +13567,7 @@
             <w:pPr>
               <w:spacing w:after="20" w:before="0"/>
             </w:pPr>
-            <w:hyperlink w:history="1" r:id="rIdgszd_b1kefkxa7fmivgmq">
+            <w:hyperlink w:history="1" r:id="rIdtfcr1mybzzvshgnhqzjtx">
               <w:r>
                 <w:rPr>
                   <w:rFonts w:ascii="Arial" w:cs="Arial" w:eastAsia="Arial" w:hAnsi="Arial"/>
@@ -13600,7 +13600,7 @@
               <w:spacing w:after="10" w:before="0"/>
               <w:ind w:left="120"/>
             </w:pPr>
-            <w:hyperlink w:history="1" r:id="rId9icwbtx0dyqmhfgah1i6a">
+            <w:hyperlink w:history="1" r:id="rId722nd8yp648ocwht6fnek">
               <w:r>
                 <w:rPr>
                   <w:rFonts w:ascii="Arial" w:cs="Arial" w:eastAsia="Arial" w:hAnsi="Arial"/>
@@ -13645,7 +13645,7 @@
             <w:pPr>
               <w:spacing w:after="20" w:before="0"/>
             </w:pPr>
-            <w:hyperlink w:history="1" r:id="rId6cbcumfihnmz-_2damptw">
+            <w:hyperlink w:history="1" r:id="rId0iwvfuq9cfkdeaudhqqxx">
               <w:r>
                 <w:rPr>
                   <w:rFonts w:ascii="Arial" w:cs="Arial" w:eastAsia="Arial" w:hAnsi="Arial"/>
@@ -13678,7 +13678,7 @@
               <w:spacing w:after="10" w:before="0"/>
               <w:ind w:left="120"/>
             </w:pPr>
-            <w:hyperlink w:history="1" r:id="rIdsvzbgapwgidnfzixyijyp">
+            <w:hyperlink w:history="1" r:id="rIdcggbhro8rojibgu_mayfg">
               <w:r>
                 <w:rPr>
                   <w:rFonts w:ascii="Arial" w:cs="Arial" w:eastAsia="Arial" w:hAnsi="Arial"/>
@@ -13873,7 +13873,7 @@
             <w:pPr>
               <w:spacing w:after="20" w:before="0"/>
             </w:pPr>
-            <w:hyperlink w:history="1" r:id="rIdpbyiuhl2qqtjusqx7nphz">
+            <w:hyperlink w:history="1" r:id="rId4ihfhlrat1rl1smo6gsio">
               <w:r>
                 <w:rPr>
                   <w:rFonts w:ascii="Arial" w:cs="Arial" w:eastAsia="Arial" w:hAnsi="Arial"/>
@@ -13906,7 +13906,7 @@
               <w:spacing w:after="10" w:before="0"/>
               <w:ind w:left="120"/>
             </w:pPr>
-            <w:hyperlink w:history="1" r:id="rIdzlb71c1rdt_k5947l6k3p">
+            <w:hyperlink w:history="1" r:id="rIdiu3ml9wuii6vwkrm9ufcs">
               <w:r>
                 <w:rPr>
                   <w:rFonts w:ascii="Arial" w:cs="Arial" w:eastAsia="Arial" w:hAnsi="Arial"/>
@@ -13951,7 +13951,7 @@
             <w:pPr>
               <w:spacing w:after="20" w:before="0"/>
             </w:pPr>
-            <w:hyperlink w:history="1" r:id="rIdqld2rvumrx35w8brehlmi">
+            <w:hyperlink w:history="1" r:id="rId74fbfn-lbrkiok-19pzs0">
               <w:r>
                 <w:rPr>
                   <w:rFonts w:ascii="Arial" w:cs="Arial" w:eastAsia="Arial" w:hAnsi="Arial"/>
@@ -13984,7 +13984,7 @@
               <w:spacing w:after="10" w:before="0"/>
               <w:ind w:left="120"/>
             </w:pPr>
-            <w:hyperlink w:history="1" r:id="rId4a_l2bo524t07m_hxy4iq">
+            <w:hyperlink w:history="1" r:id="rIdfszxf4mcbxnrhtlkv4liz">
               <w:r>
                 <w:rPr>
                   <w:rFonts w:ascii="Arial" w:cs="Arial" w:eastAsia="Arial" w:hAnsi="Arial"/>
@@ -15471,7 +15471,7 @@
             <w:pPr>
               <w:spacing w:after="20" w:before="0"/>
             </w:pPr>
-            <w:hyperlink w:history="1" r:id="rId2fmlah9gkh26czemidll7">
+            <w:hyperlink w:history="1" r:id="rIdkwxdyliki8mr6xoxdaiy3">
               <w:r>
                 <w:rPr>
                   <w:rFonts w:ascii="Arial" w:cs="Arial" w:eastAsia="Arial" w:hAnsi="Arial"/>
@@ -15504,7 +15504,7 @@
               <w:spacing w:after="10" w:before="0"/>
               <w:ind w:left="120"/>
             </w:pPr>
-            <w:hyperlink w:history="1" r:id="rId9vt-e6blwwjnx94u-l8jd">
+            <w:hyperlink w:history="1" r:id="rId_smjcteucayh3j2fqjflz">
               <w:r>
                 <w:rPr>
                   <w:rFonts w:ascii="Arial" w:cs="Arial" w:eastAsia="Arial" w:hAnsi="Arial"/>
@@ -15549,7 +15549,7 @@
             <w:pPr>
               <w:spacing w:after="20" w:before="0"/>
             </w:pPr>
-            <w:hyperlink w:history="1" r:id="rIdlefez483qpu8lqbopv5kz">
+            <w:hyperlink w:history="1" r:id="rIdulghxshvachbtf-5p73so">
               <w:r>
                 <w:rPr>
                   <w:rFonts w:ascii="Arial" w:cs="Arial" w:eastAsia="Arial" w:hAnsi="Arial"/>
@@ -15582,7 +15582,7 @@
               <w:spacing w:after="10" w:before="0"/>
               <w:ind w:left="120"/>
             </w:pPr>
-            <w:hyperlink w:history="1" r:id="rIdwp-grfud3lih_qa14ckfu">
+            <w:hyperlink w:history="1" r:id="rId1-1isxvue2dsdde6pibun">
               <w:r>
                 <w:rPr>
                   <w:rFonts w:ascii="Arial" w:cs="Arial" w:eastAsia="Arial" w:hAnsi="Arial"/>
@@ -15777,7 +15777,7 @@
             <w:pPr>
               <w:spacing w:after="20" w:before="0"/>
             </w:pPr>
-            <w:hyperlink w:history="1" r:id="rIdjdmne1u00wm_gpt_96jxo">
+            <w:hyperlink w:history="1" r:id="rId5o23qm6gesnkaba04ib4s">
               <w:r>
                 <w:rPr>
                   <w:rFonts w:ascii="Arial" w:cs="Arial" w:eastAsia="Arial" w:hAnsi="Arial"/>
@@ -15810,7 +15810,7 @@
               <w:spacing w:after="10" w:before="0"/>
               <w:ind w:left="120"/>
             </w:pPr>
-            <w:hyperlink w:history="1" r:id="rIdqc9u37uemhugwmw6hffps">
+            <w:hyperlink w:history="1" r:id="rIdix_dagfkjkl_epdixlihw">
               <w:r>
                 <w:rPr>
                   <w:rFonts w:ascii="Arial" w:cs="Arial" w:eastAsia="Arial" w:hAnsi="Arial"/>
@@ -15855,7 +15855,7 @@
             <w:pPr>
               <w:spacing w:after="20" w:before="0"/>
             </w:pPr>
-            <w:hyperlink w:history="1" r:id="rIdldscge97hnebxfumkkvs4">
+            <w:hyperlink w:history="1" r:id="rIdfnkq8cf8v6euh9wnuf7k3">
               <w:r>
                 <w:rPr>
                   <w:rFonts w:ascii="Arial" w:cs="Arial" w:eastAsia="Arial" w:hAnsi="Arial"/>
@@ -15888,7 +15888,7 @@
               <w:spacing w:after="10" w:before="0"/>
               <w:ind w:left="120"/>
             </w:pPr>
-            <w:hyperlink w:history="1" r:id="rIdy1ipeywrluvvwshsduo4j">
+            <w:hyperlink w:history="1" r:id="rId77_q-r-sdlpg1scejuihl">
               <w:r>
                 <w:rPr>
                   <w:rFonts w:ascii="Arial" w:cs="Arial" w:eastAsia="Arial" w:hAnsi="Arial"/>
@@ -16083,7 +16083,7 @@
             <w:pPr>
               <w:spacing w:after="20" w:before="0"/>
             </w:pPr>
-            <w:hyperlink w:history="1" r:id="rIdmi7adtufr5criiqheh1mp">
+            <w:hyperlink w:history="1" r:id="rIdfyqhaii-sjkawnvqg9hml">
               <w:r>
                 <w:rPr>
                   <w:rFonts w:ascii="Arial" w:cs="Arial" w:eastAsia="Arial" w:hAnsi="Arial"/>
@@ -16116,7 +16116,7 @@
               <w:spacing w:after="10" w:before="0"/>
               <w:ind w:left="120"/>
             </w:pPr>
-            <w:hyperlink w:history="1" r:id="rIdaqlkfmjinnveikrykmi2t">
+            <w:hyperlink w:history="1" r:id="rId-gv_qmhebmnlnr1cb5pwz">
               <w:r>
                 <w:rPr>
                   <w:rFonts w:ascii="Arial" w:cs="Arial" w:eastAsia="Arial" w:hAnsi="Arial"/>
@@ -16161,7 +16161,7 @@
             <w:pPr>
               <w:spacing w:after="20" w:before="0"/>
             </w:pPr>
-            <w:hyperlink w:history="1" r:id="rIdpkgvlxza0by_a3kkhhh6m">
+            <w:hyperlink w:history="1" r:id="rIdlswbpxarlzltgyvsyxfe0">
               <w:r>
                 <w:rPr>
                   <w:rFonts w:ascii="Arial" w:cs="Arial" w:eastAsia="Arial" w:hAnsi="Arial"/>
@@ -16194,7 +16194,7 @@
               <w:spacing w:after="10" w:before="0"/>
               <w:ind w:left="120"/>
             </w:pPr>
-            <w:hyperlink w:history="1" r:id="rIdu_kolafs6i8lchgmcv1vr">
+            <w:hyperlink w:history="1" r:id="rIdtwmidwpp1x4ngiyc8-c56">
               <w:r>
                 <w:rPr>
                   <w:rFonts w:ascii="Arial" w:cs="Arial" w:eastAsia="Arial" w:hAnsi="Arial"/>
@@ -16389,7 +16389,7 @@
             <w:pPr>
               <w:spacing w:after="20" w:before="0"/>
             </w:pPr>
-            <w:hyperlink w:history="1" r:id="rId05o49t3fv4tcoblowxnrs">
+            <w:hyperlink w:history="1" r:id="rId6vr4gzyojdwxat-ozcx3n">
               <w:r>
                 <w:rPr>
                   <w:rFonts w:ascii="Arial" w:cs="Arial" w:eastAsia="Arial" w:hAnsi="Arial"/>
@@ -16422,7 +16422,7 @@
               <w:spacing w:after="10" w:before="0"/>
               <w:ind w:left="120"/>
             </w:pPr>
-            <w:hyperlink w:history="1" r:id="rId3mr1czvuofumfpo3jrrxi">
+            <w:hyperlink w:history="1" r:id="rIdov5vqnspek85nspnb0u_2">
               <w:r>
                 <w:rPr>
                   <w:rFonts w:ascii="Arial" w:cs="Arial" w:eastAsia="Arial" w:hAnsi="Arial"/>
@@ -16467,7 +16467,7 @@
             <w:pPr>
               <w:spacing w:after="20" w:before="0"/>
             </w:pPr>
-            <w:hyperlink w:history="1" r:id="rIdmxljjip1upoql01fo31hp">
+            <w:hyperlink w:history="1" r:id="rIdgwcqxbwf_sy4vnvoahrdf">
               <w:r>
                 <w:rPr>
                   <w:rFonts w:ascii="Arial" w:cs="Arial" w:eastAsia="Arial" w:hAnsi="Arial"/>
@@ -16500,7 +16500,7 @@
               <w:spacing w:after="10" w:before="0"/>
               <w:ind w:left="120"/>
             </w:pPr>
-            <w:hyperlink w:history="1" r:id="rIdnaaojh87v8kazopjylgdl">
+            <w:hyperlink w:history="1" r:id="rIdhdikxf6jwtclrasw_upw4">
               <w:r>
                 <w:rPr>
                   <w:rFonts w:ascii="Arial" w:cs="Arial" w:eastAsia="Arial" w:hAnsi="Arial"/>
@@ -16695,7 +16695,7 @@
             <w:pPr>
               <w:spacing w:after="20" w:before="0"/>
             </w:pPr>
-            <w:hyperlink w:history="1" r:id="rIdosafu-yl8x4r6apudy4cs">
+            <w:hyperlink w:history="1" r:id="rIdslii6h5oth3t54ik4xjzj">
               <w:r>
                 <w:rPr>
                   <w:rFonts w:ascii="Arial" w:cs="Arial" w:eastAsia="Arial" w:hAnsi="Arial"/>
@@ -16728,7 +16728,7 @@
               <w:spacing w:after="10" w:before="0"/>
               <w:ind w:left="120"/>
             </w:pPr>
-            <w:hyperlink w:history="1" r:id="rIdjqdovfinmzgnpkxeeowno">
+            <w:hyperlink w:history="1" r:id="rIdzmqs6imfgfygwsbuw5n1g">
               <w:r>
                 <w:rPr>
                   <w:rFonts w:ascii="Arial" w:cs="Arial" w:eastAsia="Arial" w:hAnsi="Arial"/>
@@ -16773,7 +16773,7 @@
             <w:pPr>
               <w:spacing w:after="20" w:before="0"/>
             </w:pPr>
-            <w:hyperlink w:history="1" r:id="rIdldenyx7qj86sfo_qs-bwv">
+            <w:hyperlink w:history="1" r:id="rIdtosgjqw77ol1eioxnzqwi">
               <w:r>
                 <w:rPr>
                   <w:rFonts w:ascii="Arial" w:cs="Arial" w:eastAsia="Arial" w:hAnsi="Arial"/>
@@ -16806,7 +16806,7 @@
               <w:spacing w:after="10" w:before="0"/>
               <w:ind w:left="120"/>
             </w:pPr>
-            <w:hyperlink w:history="1" r:id="rIdais-hgmitiiwah3at4e1p">
+            <w:hyperlink w:history="1" r:id="rIdk2pyg4soiqkqdcpugcl3l">
               <w:r>
                 <w:rPr>
                   <w:rFonts w:ascii="Arial" w:cs="Arial" w:eastAsia="Arial" w:hAnsi="Arial"/>
@@ -18293,7 +18293,7 @@
             <w:pPr>
               <w:spacing w:after="20" w:before="0"/>
             </w:pPr>
-            <w:hyperlink w:history="1" r:id="rIdhu8suzhxu-ufb2ebxz3tz">
+            <w:hyperlink w:history="1" r:id="rIdahktreo_so0s_ruzyc_wm">
               <w:r>
                 <w:rPr>
                   <w:rFonts w:ascii="Arial" w:cs="Arial" w:eastAsia="Arial" w:hAnsi="Arial"/>
@@ -18326,7 +18326,7 @@
               <w:spacing w:after="10" w:before="0"/>
               <w:ind w:left="120"/>
             </w:pPr>
-            <w:hyperlink w:history="1" r:id="rIdlzctszt_0ynpbiv0r7wvo">
+            <w:hyperlink w:history="1" r:id="rIdzgwm3lkb6le-uz7ccnuhz">
               <w:r>
                 <w:rPr>
                   <w:rFonts w:ascii="Arial" w:cs="Arial" w:eastAsia="Arial" w:hAnsi="Arial"/>
@@ -18371,7 +18371,7 @@
             <w:pPr>
               <w:spacing w:after="20" w:before="0"/>
             </w:pPr>
-            <w:hyperlink w:history="1" r:id="rIdwypvup687rjrnmlcrl-fx">
+            <w:hyperlink w:history="1" r:id="rIdykel24jpcn0lruwpsy3ce">
               <w:r>
                 <w:rPr>
                   <w:rFonts w:ascii="Arial" w:cs="Arial" w:eastAsia="Arial" w:hAnsi="Arial"/>
@@ -18404,7 +18404,7 @@
               <w:spacing w:after="10" w:before="0"/>
               <w:ind w:left="120"/>
             </w:pPr>
-            <w:hyperlink w:history="1" r:id="rIdwpumgnxidn-s6kpbypst3">
+            <w:hyperlink w:history="1" r:id="rIding9s6ht72zzt5u-uzg2a">
               <w:r>
                 <w:rPr>
                   <w:rFonts w:ascii="Arial" w:cs="Arial" w:eastAsia="Arial" w:hAnsi="Arial"/>
@@ -18599,7 +18599,7 @@
             <w:pPr>
               <w:spacing w:after="20" w:before="0"/>
             </w:pPr>
-            <w:hyperlink w:history="1" r:id="rIdgi4iqrshbyudanoa2dt2s">
+            <w:hyperlink w:history="1" r:id="rIdtraxt7wn134uca5-36cf0">
               <w:r>
                 <w:rPr>
                   <w:rFonts w:ascii="Arial" w:cs="Arial" w:eastAsia="Arial" w:hAnsi="Arial"/>
@@ -18632,7 +18632,7 @@
               <w:spacing w:after="10" w:before="0"/>
               <w:ind w:left="120"/>
             </w:pPr>
-            <w:hyperlink w:history="1" r:id="rIded_qiwclg3dct4j11xlqa">
+            <w:hyperlink w:history="1" r:id="rIdfrguk149ounaxqnpiyutv">
               <w:r>
                 <w:rPr>
                   <w:rFonts w:ascii="Arial" w:cs="Arial" w:eastAsia="Arial" w:hAnsi="Arial"/>
@@ -18677,7 +18677,7 @@
             <w:pPr>
               <w:spacing w:after="20" w:before="0"/>
             </w:pPr>
-            <w:hyperlink w:history="1" r:id="rIdrt424u3aqbetwurvsluof">
+            <w:hyperlink w:history="1" r:id="rIdwmusy6hxwxwc6b63mh78q">
               <w:r>
                 <w:rPr>
                   <w:rFonts w:ascii="Arial" w:cs="Arial" w:eastAsia="Arial" w:hAnsi="Arial"/>
@@ -18710,7 +18710,7 @@
               <w:spacing w:after="10" w:before="0"/>
               <w:ind w:left="120"/>
             </w:pPr>
-            <w:hyperlink w:history="1" r:id="rIdrsvyirsehv9fsrwlnxwon">
+            <w:hyperlink w:history="1" r:id="rIdiay-vucpvqun5e5kad2tu">
               <w:r>
                 <w:rPr>
                   <w:rFonts w:ascii="Arial" w:cs="Arial" w:eastAsia="Arial" w:hAnsi="Arial"/>
@@ -18905,7 +18905,7 @@
             <w:pPr>
               <w:spacing w:after="20" w:before="0"/>
             </w:pPr>
-            <w:hyperlink w:history="1" r:id="rIdzrjys7ft2vfzc89gxb8qm">
+            <w:hyperlink w:history="1" r:id="rIdcb0ki9jwpzfcbtvhe6jct">
               <w:r>
                 <w:rPr>
                   <w:rFonts w:ascii="Arial" w:cs="Arial" w:eastAsia="Arial" w:hAnsi="Arial"/>
@@ -18938,7 +18938,7 @@
               <w:spacing w:after="10" w:before="0"/>
               <w:ind w:left="120"/>
             </w:pPr>
-            <w:hyperlink w:history="1" r:id="rId7kjzfsbqpq_k-pw1tzmat">
+            <w:hyperlink w:history="1" r:id="rIdcm9enn9ryebvuygrneycf">
               <w:r>
                 <w:rPr>
                   <w:rFonts w:ascii="Arial" w:cs="Arial" w:eastAsia="Arial" w:hAnsi="Arial"/>
@@ -18983,7 +18983,7 @@
             <w:pPr>
               <w:spacing w:after="20" w:before="0"/>
             </w:pPr>
-            <w:hyperlink w:history="1" r:id="rIdbolbtnlvfsuckvawuq_fz">
+            <w:hyperlink w:history="1" r:id="rIdgyzi2vl5umkuaivuezet-">
               <w:r>
                 <w:rPr>
                   <w:rFonts w:ascii="Arial" w:cs="Arial" w:eastAsia="Arial" w:hAnsi="Arial"/>
@@ -19016,7 +19016,7 @@
               <w:spacing w:after="10" w:before="0"/>
               <w:ind w:left="120"/>
             </w:pPr>
-            <w:hyperlink w:history="1" r:id="rIdgeik-uexm1ihgfjr0l6iq">
+            <w:hyperlink w:history="1" r:id="rIdzzjpvhom8ohy7ymwallis">
               <w:r>
                 <w:rPr>
                   <w:rFonts w:ascii="Arial" w:cs="Arial" w:eastAsia="Arial" w:hAnsi="Arial"/>
@@ -19211,7 +19211,7 @@
             <w:pPr>
               <w:spacing w:after="20" w:before="0"/>
             </w:pPr>
-            <w:hyperlink w:history="1" r:id="rId8mzif50lj5pftc5aqvo7i">
+            <w:hyperlink w:history="1" r:id="rIdcfaxs5bvqxbgcz9clncyy">
               <w:r>
                 <w:rPr>
                   <w:rFonts w:ascii="Arial" w:cs="Arial" w:eastAsia="Arial" w:hAnsi="Arial"/>
@@ -19244,7 +19244,7 @@
               <w:spacing w:after="10" w:before="0"/>
               <w:ind w:left="120"/>
             </w:pPr>
-            <w:hyperlink w:history="1" r:id="rIdz_dvsalm6cdmvmynmg9av">
+            <w:hyperlink w:history="1" r:id="rIdwxhwo2vxfntlfspxdd6xx">
               <w:r>
                 <w:rPr>
                   <w:rFonts w:ascii="Arial" w:cs="Arial" w:eastAsia="Arial" w:hAnsi="Arial"/>
@@ -19289,7 +19289,7 @@
             <w:pPr>
               <w:spacing w:after="20" w:before="0"/>
             </w:pPr>
-            <w:hyperlink w:history="1" r:id="rIdxwtowgkllnyjcjhuzuu4i">
+            <w:hyperlink w:history="1" r:id="rId3uhfhnhaeamslxs60pkpa">
               <w:r>
                 <w:rPr>
                   <w:rFonts w:ascii="Arial" w:cs="Arial" w:eastAsia="Arial" w:hAnsi="Arial"/>
@@ -19322,7 +19322,7 @@
               <w:spacing w:after="10" w:before="0"/>
               <w:ind w:left="120"/>
             </w:pPr>
-            <w:hyperlink w:history="1" r:id="rIdso6_hikmhajujuwd5smgx">
+            <w:hyperlink w:history="1" r:id="rIdbrii__n-yvgwucgek8qdc">
               <w:r>
                 <w:rPr>
                   <w:rFonts w:ascii="Arial" w:cs="Arial" w:eastAsia="Arial" w:hAnsi="Arial"/>
@@ -19517,7 +19517,7 @@
             <w:pPr>
               <w:spacing w:after="20" w:before="0"/>
             </w:pPr>
-            <w:hyperlink w:history="1" r:id="rIdo5lrbzqtunw2aaohtula1">
+            <w:hyperlink w:history="1" r:id="rIdcibctjvyvzflapgc-sn-e">
               <w:r>
                 <w:rPr>
                   <w:rFonts w:ascii="Arial" w:cs="Arial" w:eastAsia="Arial" w:hAnsi="Arial"/>
@@ -19550,7 +19550,7 @@
               <w:spacing w:after="10" w:before="0"/>
               <w:ind w:left="120"/>
             </w:pPr>
-            <w:hyperlink w:history="1" r:id="rId3tm6yyab0ngk651otegyy">
+            <w:hyperlink w:history="1" r:id="rIdace4nqap_mrxi_h9uaias">
               <w:r>
                 <w:rPr>
                   <w:rFonts w:ascii="Arial" w:cs="Arial" w:eastAsia="Arial" w:hAnsi="Arial"/>
@@ -19595,7 +19595,7 @@
             <w:pPr>
               <w:spacing w:after="20" w:before="0"/>
             </w:pPr>
-            <w:hyperlink w:history="1" r:id="rIdxmiy9txgfol5qhjaabhvj">
+            <w:hyperlink w:history="1" r:id="rIdwe-rcmqetekamgvcd2-5q">
               <w:r>
                 <w:rPr>
                   <w:rFonts w:ascii="Arial" w:cs="Arial" w:eastAsia="Arial" w:hAnsi="Arial"/>
@@ -19628,7 +19628,7 @@
               <w:spacing w:after="10" w:before="0"/>
               <w:ind w:left="120"/>
             </w:pPr>
-            <w:hyperlink w:history="1" r:id="rIdijkuudha60ghlk6_tpuos">
+            <w:hyperlink w:history="1" r:id="rIdhsu1t94-jo5mduwmdqfed">
               <w:r>
                 <w:rPr>
                   <w:rFonts w:ascii="Arial" w:cs="Arial" w:eastAsia="Arial" w:hAnsi="Arial"/>
@@ -21115,7 +21115,7 @@
             <w:pPr>
               <w:spacing w:after="20" w:before="0"/>
             </w:pPr>
-            <w:hyperlink w:history="1" r:id="rId6gkp1qt6vcce_mfhzybtu">
+            <w:hyperlink w:history="1" r:id="rIdv3cws0_xediomgbxgoqns">
               <w:r>
                 <w:rPr>
                   <w:rFonts w:ascii="Arial" w:cs="Arial" w:eastAsia="Arial" w:hAnsi="Arial"/>
@@ -21148,7 +21148,7 @@
               <w:spacing w:after="10" w:before="0"/>
               <w:ind w:left="120"/>
             </w:pPr>
-            <w:hyperlink w:history="1" r:id="rId0dqcdphg59ll0y_l57eni">
+            <w:hyperlink w:history="1" r:id="rIdozz2u02j-alycsdfdeib3">
               <w:r>
                 <w:rPr>
                   <w:rFonts w:ascii="Arial" w:cs="Arial" w:eastAsia="Arial" w:hAnsi="Arial"/>
@@ -21193,7 +21193,7 @@
             <w:pPr>
               <w:spacing w:after="20" w:before="0"/>
             </w:pPr>
-            <w:hyperlink w:history="1" r:id="rId3w7f990ln4wwxznaspmv2">
+            <w:hyperlink w:history="1" r:id="rIdekq7fs471ghlwazbl_ad_">
               <w:r>
                 <w:rPr>
                   <w:rFonts w:ascii="Arial" w:cs="Arial" w:eastAsia="Arial" w:hAnsi="Arial"/>
@@ -21226,7 +21226,7 @@
               <w:spacing w:after="10" w:before="0"/>
               <w:ind w:left="120"/>
             </w:pPr>
-            <w:hyperlink w:history="1" r:id="rIdy7-tr70ghq9hkjtrgrajg">
+            <w:hyperlink w:history="1" r:id="rIdl2xwzkjq05h66qdk2ugj-">
               <w:r>
                 <w:rPr>
                   <w:rFonts w:ascii="Arial" w:cs="Arial" w:eastAsia="Arial" w:hAnsi="Arial"/>
@@ -21421,7 +21421,7 @@
             <w:pPr>
               <w:spacing w:after="20" w:before="0"/>
             </w:pPr>
-            <w:hyperlink w:history="1" r:id="rIdf9sg1ipbpm4k2ybmrcfvl">
+            <w:hyperlink w:history="1" r:id="rIdelenm0pxoj15bkdmdqsgk">
               <w:r>
                 <w:rPr>
                   <w:rFonts w:ascii="Arial" w:cs="Arial" w:eastAsia="Arial" w:hAnsi="Arial"/>
@@ -21454,7 +21454,7 @@
               <w:spacing w:after="10" w:before="0"/>
               <w:ind w:left="120"/>
             </w:pPr>
-            <w:hyperlink w:history="1" r:id="rIdck-dfe1e65qhfsexlkfp6">
+            <w:hyperlink w:history="1" r:id="rIdlt38t7nl0-l9fcpm9fyoe">
               <w:r>
                 <w:rPr>
                   <w:rFonts w:ascii="Arial" w:cs="Arial" w:eastAsia="Arial" w:hAnsi="Arial"/>
@@ -21499,7 +21499,7 @@
             <w:pPr>
               <w:spacing w:after="20" w:before="0"/>
             </w:pPr>
-            <w:hyperlink w:history="1" r:id="rIdxj_fijkhjxltd0licc3d9">
+            <w:hyperlink w:history="1" r:id="rIdzfj9j4ubrhp4broorjqy1">
               <w:r>
                 <w:rPr>
                   <w:rFonts w:ascii="Arial" w:cs="Arial" w:eastAsia="Arial" w:hAnsi="Arial"/>
@@ -21532,7 +21532,7 @@
               <w:spacing w:after="10" w:before="0"/>
               <w:ind w:left="120"/>
             </w:pPr>
-            <w:hyperlink w:history="1" r:id="rIdd0_rxzuwmhpepkk8ycovm">
+            <w:hyperlink w:history="1" r:id="rIdtxeh6tbctwbim1sle3p0h">
               <w:r>
                 <w:rPr>
                   <w:rFonts w:ascii="Arial" w:cs="Arial" w:eastAsia="Arial" w:hAnsi="Arial"/>
@@ -21727,7 +21727,7 @@
             <w:pPr>
               <w:spacing w:after="20" w:before="0"/>
             </w:pPr>
-            <w:hyperlink w:history="1" r:id="rIdcj39sm_tbi6bsdrqp3lao">
+            <w:hyperlink w:history="1" r:id="rIdo3yss-vrjbxcycxplqtkc">
               <w:r>
                 <w:rPr>
                   <w:rFonts w:ascii="Arial" w:cs="Arial" w:eastAsia="Arial" w:hAnsi="Arial"/>
@@ -21760,7 +21760,7 @@
               <w:spacing w:after="10" w:before="0"/>
               <w:ind w:left="120"/>
             </w:pPr>
-            <w:hyperlink w:history="1" r:id="rIdwgi7kezwhuoo6r2ikbdyl">
+            <w:hyperlink w:history="1" r:id="rIdddclzwwa9vtfj3n3g9utf">
               <w:r>
                 <w:rPr>
                   <w:rFonts w:ascii="Arial" w:cs="Arial" w:eastAsia="Arial" w:hAnsi="Arial"/>
@@ -21805,7 +21805,7 @@
             <w:pPr>
               <w:spacing w:after="20" w:before="0"/>
             </w:pPr>
-            <w:hyperlink w:history="1" r:id="rIdmogkook4_-pkj90ymhvob">
+            <w:hyperlink w:history="1" r:id="rIdezgism8pnbz9_qjnvqnhc">
               <w:r>
                 <w:rPr>
                   <w:rFonts w:ascii="Arial" w:cs="Arial" w:eastAsia="Arial" w:hAnsi="Arial"/>
@@ -21838,7 +21838,7 @@
               <w:spacing w:after="10" w:before="0"/>
               <w:ind w:left="120"/>
             </w:pPr>
-            <w:hyperlink w:history="1" r:id="rId67frn81v80jkkm62mokvb">
+            <w:hyperlink w:history="1" r:id="rIdg2xdyik1qxbepm9r3f3jz">
               <w:r>
                 <w:rPr>
                   <w:rFonts w:ascii="Arial" w:cs="Arial" w:eastAsia="Arial" w:hAnsi="Arial"/>
@@ -22033,7 +22033,7 @@
             <w:pPr>
               <w:spacing w:after="20" w:before="0"/>
             </w:pPr>
-            <w:hyperlink w:history="1" r:id="rIdhnqq16iqhuyzr3revgptj">
+            <w:hyperlink w:history="1" r:id="rIdj8ovzkeloyanzng6mnufy">
               <w:r>
                 <w:rPr>
                   <w:rFonts w:ascii="Arial" w:cs="Arial" w:eastAsia="Arial" w:hAnsi="Arial"/>
@@ -22066,7 +22066,7 @@
               <w:spacing w:after="10" w:before="0"/>
               <w:ind w:left="120"/>
             </w:pPr>
-            <w:hyperlink w:history="1" r:id="rIdpzaj1th9t8avzxun6lcad">
+            <w:hyperlink w:history="1" r:id="rId4pfxxxrxo_gdahpykh2aq">
               <w:r>
                 <w:rPr>
                   <w:rFonts w:ascii="Arial" w:cs="Arial" w:eastAsia="Arial" w:hAnsi="Arial"/>
@@ -22111,7 +22111,7 @@
             <w:pPr>
               <w:spacing w:after="20" w:before="0"/>
             </w:pPr>
-            <w:hyperlink w:history="1" r:id="rIdeptetbkn5kefcutweu51x">
+            <w:hyperlink w:history="1" r:id="rIdy7x0nbgwgwp__cljnyx1h">
               <w:r>
                 <w:rPr>
                   <w:rFonts w:ascii="Arial" w:cs="Arial" w:eastAsia="Arial" w:hAnsi="Arial"/>
@@ -22144,7 +22144,7 @@
               <w:spacing w:after="10" w:before="0"/>
               <w:ind w:left="120"/>
             </w:pPr>
-            <w:hyperlink w:history="1" r:id="rIdpb6fmliauud1n1o2dgp3l">
+            <w:hyperlink w:history="1" r:id="rIdaafnjmcxteqht_rv8ehso">
               <w:r>
                 <w:rPr>
                   <w:rFonts w:ascii="Arial" w:cs="Arial" w:eastAsia="Arial" w:hAnsi="Arial"/>
@@ -22339,7 +22339,7 @@
             <w:pPr>
               <w:spacing w:after="20" w:before="0"/>
             </w:pPr>
-            <w:hyperlink w:history="1" r:id="rIdpc6vrxjslhdnbgg2tx56t">
+            <w:hyperlink w:history="1" r:id="rIdcslabq9zl1u0ldpzoxdeq">
               <w:r>
                 <w:rPr>
                   <w:rFonts w:ascii="Arial" w:cs="Arial" w:eastAsia="Arial" w:hAnsi="Arial"/>
@@ -22372,7 +22372,7 @@
               <w:spacing w:after="10" w:before="0"/>
               <w:ind w:left="120"/>
             </w:pPr>
-            <w:hyperlink w:history="1" r:id="rIdtyz2rzilouc550m8hbbmy">
+            <w:hyperlink w:history="1" r:id="rIdwcgfj_pqxmvzbhl1no9vu">
               <w:r>
                 <w:rPr>
                   <w:rFonts w:ascii="Arial" w:cs="Arial" w:eastAsia="Arial" w:hAnsi="Arial"/>
@@ -22417,7 +22417,7 @@
             <w:pPr>
               <w:spacing w:after="20" w:before="0"/>
             </w:pPr>
-            <w:hyperlink w:history="1" r:id="rId8votvb2z1f322btfzregd">
+            <w:hyperlink w:history="1" r:id="rIdtfnsxnj4dg8khthjzj_rb">
               <w:r>
                 <w:rPr>
                   <w:rFonts w:ascii="Arial" w:cs="Arial" w:eastAsia="Arial" w:hAnsi="Arial"/>
@@ -22450,7 +22450,7 @@
               <w:spacing w:after="10" w:before="0"/>
               <w:ind w:left="120"/>
             </w:pPr>
-            <w:hyperlink w:history="1" r:id="rIdtwvhj_qca6k8hjtzxnutd">
+            <w:hyperlink w:history="1" r:id="rIdyymqiv3iliqyat2szb4qe">
               <w:r>
                 <w:rPr>
                   <w:rFonts w:ascii="Arial" w:cs="Arial" w:eastAsia="Arial" w:hAnsi="Arial"/>
@@ -23937,7 +23937,7 @@
             <w:pPr>
               <w:spacing w:after="20" w:before="0"/>
             </w:pPr>
-            <w:hyperlink w:history="1" r:id="rIdhzxet-_ctwso8lrvsddeu">
+            <w:hyperlink w:history="1" r:id="rId6h9j72yjmw_lu_lbvjk00">
               <w:r>
                 <w:rPr>
                   <w:rFonts w:ascii="Arial" w:cs="Arial" w:eastAsia="Arial" w:hAnsi="Arial"/>
@@ -23970,7 +23970,7 @@
               <w:spacing w:after="10" w:before="0"/>
               <w:ind w:left="120"/>
             </w:pPr>
-            <w:hyperlink w:history="1" r:id="rIdzsx4jtwmyk_-xdpirazx_">
+            <w:hyperlink w:history="1" r:id="rIdpanm-m1dvvrmo2kxysnu7">
               <w:r>
                 <w:rPr>
                   <w:rFonts w:ascii="Arial" w:cs="Arial" w:eastAsia="Arial" w:hAnsi="Arial"/>
@@ -24015,7 +24015,7 @@
             <w:pPr>
               <w:spacing w:after="20" w:before="0"/>
             </w:pPr>
-            <w:hyperlink w:history="1" r:id="rId0r6afgjdi66meqjdfbwyg">
+            <w:hyperlink w:history="1" r:id="rIdv6vblsfbhdwe6n5a4kx-n">
               <w:r>
                 <w:rPr>
                   <w:rFonts w:ascii="Arial" w:cs="Arial" w:eastAsia="Arial" w:hAnsi="Arial"/>
@@ -24048,7 +24048,7 @@
               <w:spacing w:after="10" w:before="0"/>
               <w:ind w:left="120"/>
             </w:pPr>
-            <w:hyperlink w:history="1" r:id="rIdyf91czh0ra5jr8g8ccdma">
+            <w:hyperlink w:history="1" r:id="rIdhay7eaximh0z8hxejiqdj">
               <w:r>
                 <w:rPr>
                   <w:rFonts w:ascii="Arial" w:cs="Arial" w:eastAsia="Arial" w:hAnsi="Arial"/>
@@ -24243,7 +24243,7 @@
             <w:pPr>
               <w:spacing w:after="20" w:before="0"/>
             </w:pPr>
-            <w:hyperlink w:history="1" r:id="rIde_p0n3hwv7jv-ipbrecld">
+            <w:hyperlink w:history="1" r:id="rIdmiulv02pror1qpiiufsl8">
               <w:r>
                 <w:rPr>
                   <w:rFonts w:ascii="Arial" w:cs="Arial" w:eastAsia="Arial" w:hAnsi="Arial"/>
@@ -24276,7 +24276,7 @@
               <w:spacing w:after="10" w:before="0"/>
               <w:ind w:left="120"/>
             </w:pPr>
-            <w:hyperlink w:history="1" r:id="rIdnnth_qclwbr-utmh4ktep">
+            <w:hyperlink w:history="1" r:id="rIdbc6ngqz5zx6egf-voyhhc">
               <w:r>
                 <w:rPr>
                   <w:rFonts w:ascii="Arial" w:cs="Arial" w:eastAsia="Arial" w:hAnsi="Arial"/>
@@ -24321,7 +24321,7 @@
             <w:pPr>
               <w:spacing w:after="20" w:before="0"/>
             </w:pPr>
-            <w:hyperlink w:history="1" r:id="rIdsx8iydtjrq30m2q1-8gr7">
+            <w:hyperlink w:history="1" r:id="rIdt1wnrfqmebv_e064zepgd">
               <w:r>
                 <w:rPr>
                   <w:rFonts w:ascii="Arial" w:cs="Arial" w:eastAsia="Arial" w:hAnsi="Arial"/>
@@ -24354,7 +24354,7 @@
               <w:spacing w:after="10" w:before="0"/>
               <w:ind w:left="120"/>
             </w:pPr>
-            <w:hyperlink w:history="1" r:id="rIdly4awtfyjlzbuonnnxr_8">
+            <w:hyperlink w:history="1" r:id="rId8jl-ywyimay8i8hwj_k6e">
               <w:r>
                 <w:rPr>
                   <w:rFonts w:ascii="Arial" w:cs="Arial" w:eastAsia="Arial" w:hAnsi="Arial"/>
@@ -24549,7 +24549,7 @@
             <w:pPr>
               <w:spacing w:after="20" w:before="0"/>
             </w:pPr>
-            <w:hyperlink w:history="1" r:id="rIdr9sjl7sa2ircjqcdijllg">
+            <w:hyperlink w:history="1" r:id="rIdvd320gyxh9vksqwknvt2b">
               <w:r>
                 <w:rPr>
                   <w:rFonts w:ascii="Arial" w:cs="Arial" w:eastAsia="Arial" w:hAnsi="Arial"/>
@@ -24582,7 +24582,7 @@
               <w:spacing w:after="10" w:before="0"/>
               <w:ind w:left="120"/>
             </w:pPr>
-            <w:hyperlink w:history="1" r:id="rIdxbtuhzp6xyrpwmwbc9_l7">
+            <w:hyperlink w:history="1" r:id="rIdvuf80ji7qyirib65bmsff">
               <w:r>
                 <w:rPr>
                   <w:rFonts w:ascii="Arial" w:cs="Arial" w:eastAsia="Arial" w:hAnsi="Arial"/>
@@ -24627,7 +24627,7 @@
             <w:pPr>
               <w:spacing w:after="20" w:before="0"/>
             </w:pPr>
-            <w:hyperlink w:history="1" r:id="rIdz8tm-hjwxuwc-nsfhdjd3">
+            <w:hyperlink w:history="1" r:id="rIdw4me1kbm_rq0jnj_35ost">
               <w:r>
                 <w:rPr>
                   <w:rFonts w:ascii="Arial" w:cs="Arial" w:eastAsia="Arial" w:hAnsi="Arial"/>
@@ -24660,7 +24660,7 @@
               <w:spacing w:after="10" w:before="0"/>
               <w:ind w:left="120"/>
             </w:pPr>
-            <w:hyperlink w:history="1" r:id="rIdl6a-l7etvw2_88del-zze">
+            <w:hyperlink w:history="1" r:id="rIdwi8rege-5fyyjeynztpew">
               <w:r>
                 <w:rPr>
                   <w:rFonts w:ascii="Arial" w:cs="Arial" w:eastAsia="Arial" w:hAnsi="Arial"/>
@@ -25273,7 +25273,7 @@
             <w:pPr>
               <w:spacing w:after="20" w:before="0"/>
             </w:pPr>
-            <w:hyperlink w:history="1" r:id="rId7jnuofb5cxym8cufcia5u">
+            <w:hyperlink w:history="1" r:id="rIdog-zqd9z26az-5phhzuqw">
               <w:r>
                 <w:rPr>
                   <w:rFonts w:ascii="Arial" w:cs="Arial" w:eastAsia="Arial" w:hAnsi="Arial"/>
@@ -25306,7 +25306,7 @@
               <w:spacing w:after="10" w:before="0"/>
               <w:ind w:left="120"/>
             </w:pPr>
-            <w:hyperlink w:history="1" r:id="rId-9slcmckslg3pruxm5mca">
+            <w:hyperlink w:history="1" r:id="rIdykm6sb8_nxy-tuq4b713w">
               <w:r>
                 <w:rPr>
                   <w:rFonts w:ascii="Arial" w:cs="Arial" w:eastAsia="Arial" w:hAnsi="Arial"/>
@@ -25351,7 +25351,7 @@
             <w:pPr>
               <w:spacing w:after="20" w:before="0"/>
             </w:pPr>
-            <w:hyperlink w:history="1" r:id="rIdi1dt3b9dbrl3i0o70dnp1">
+            <w:hyperlink w:history="1" r:id="rId_odfloeh32hbjjmglwanr">
               <w:r>
                 <w:rPr>
                   <w:rFonts w:ascii="Arial" w:cs="Arial" w:eastAsia="Arial" w:hAnsi="Arial"/>
@@ -25384,7 +25384,7 @@
               <w:spacing w:after="10" w:before="0"/>
               <w:ind w:left="120"/>
             </w:pPr>
-            <w:hyperlink w:history="1" r:id="rIdqvctugxscfdgl88cadgax">
+            <w:hyperlink w:history="1" r:id="rIdlokuhlw0ftlvfjkbny5qq">
               <w:r>
                 <w:rPr>
                   <w:rFonts w:ascii="Arial" w:cs="Arial" w:eastAsia="Arial" w:hAnsi="Arial"/>
@@ -25579,7 +25579,7 @@
             <w:pPr>
               <w:spacing w:after="20" w:before="0"/>
             </w:pPr>
-            <w:hyperlink w:history="1" r:id="rId6_dxzffai-mrq05ensvei">
+            <w:hyperlink w:history="1" r:id="rIdw11ongnzu2v5sbcehw0qy">
               <w:r>
                 <w:rPr>
                   <w:rFonts w:ascii="Arial" w:cs="Arial" w:eastAsia="Arial" w:hAnsi="Arial"/>
@@ -25612,7 +25612,7 @@
               <w:spacing w:after="10" w:before="0"/>
               <w:ind w:left="120"/>
             </w:pPr>
-            <w:hyperlink w:history="1" r:id="rIdb_jdd3nhbh9uyzyw-es0j">
+            <w:hyperlink w:history="1" r:id="rIdeyy6brwnanonwp9l0ax69">
               <w:r>
                 <w:rPr>
                   <w:rFonts w:ascii="Arial" w:cs="Arial" w:eastAsia="Arial" w:hAnsi="Arial"/>
@@ -25657,7 +25657,7 @@
             <w:pPr>
               <w:spacing w:after="20" w:before="0"/>
             </w:pPr>
-            <w:hyperlink w:history="1" r:id="rIdifpqt0twmtw_qstlc8c-w">
+            <w:hyperlink w:history="1" r:id="rId-i3tv6r14dqxptfoirgwc">
               <w:r>
                 <w:rPr>
                   <w:rFonts w:ascii="Arial" w:cs="Arial" w:eastAsia="Arial" w:hAnsi="Arial"/>
@@ -25690,7 +25690,7 @@
               <w:spacing w:after="10" w:before="0"/>
               <w:ind w:left="120"/>
             </w:pPr>
-            <w:hyperlink w:history="1" r:id="rIdiwsiohlbherrlgwieyc3_">
+            <w:hyperlink w:history="1" r:id="rIdcyqsbstbkp40nhg92qx9b">
               <w:r>
                 <w:rPr>
                   <w:rFonts w:ascii="Arial" w:cs="Arial" w:eastAsia="Arial" w:hAnsi="Arial"/>
